--- a/04-滤波电路/01-低通滤波/一阶低通滤波电路/一阶低通滤波电路.docx
+++ b/04-滤波电路/01-低通滤波/一阶低通滤波电路/一阶低通滤波电路.docx
@@ -2023,6 +2023,20 @@
     </w:p>
     <w:bookmarkEnd w:id="26"/>
     <w:bookmarkEnd w:id="27"/>
+    <w:p>
+      <w:pPr>
+        <w:spacing w:before="360"/>
+        <w:jc w:val="center"/>
+      </w:pPr>
+      <w:r>
+        <w:rPr>
+          <w:rFonts w:ascii="Times New Roman" w:hAnsi="Times New Roman"/>
+          <w:color w:val="555555"/>
+          <w:sz w:val="21"/>
+        </w:rPr>
+        <w:t>材料收集者：杜文杰</w:t>
+      </w:r>
+    </w:p>
     <w:sectPr>
       <w:headerReference r:id="rId9" w:type="default"/>
       <w:footerReference r:id="rId10" w:type="default"/>

--- a/04-滤波电路/01-低通滤波/一阶低通滤波电路/一阶低通滤波电路.docx
+++ b/04-滤波电路/01-低通滤波/一阶低通滤波电路/一阶低通滤波电路.docx
@@ -1,6 +1,6 @@
 
 <file path=word/document.xml><?xml version="1.0" encoding="utf-8"?>
-<w:document xmlns:w="http://schemas.openxmlformats.org/wordprocessingml/2006/main" xmlns:m="http://schemas.openxmlformats.org/officeDocument/2006/math" xmlns:r="http://schemas.openxmlformats.org/officeDocument/2006/relationships" xmlns:o="urn:schemas-microsoft-com:office:office" xmlns:v="urn:schemas-microsoft-com:vml" xmlns:w10="urn:schemas-microsoft-com:office:word" xmlns:a="http://schemas.openxmlformats.org/drawingml/2006/main" xmlns:pic="http://schemas.openxmlformats.org/drawingml/2006/picture" xmlns:wp="http://schemas.openxmlformats.org/drawingml/2006/wordprocessingDrawing">
+<w:document xmlns:m="http://schemas.openxmlformats.org/officeDocument/2006/math" xmlns:r="http://schemas.openxmlformats.org/officeDocument/2006/relationships" xmlns:w="http://schemas.openxmlformats.org/wordprocessingml/2006/main" xmlns:o="urn:schemas-microsoft-com:office:office" xmlns:v="urn:schemas-microsoft-com:vml" xmlns:w10="urn:schemas-microsoft-com:office:word" xmlns:a="http://schemas.openxmlformats.org/drawingml/2006/main" xmlns:pic="http://schemas.openxmlformats.org/drawingml/2006/picture" xmlns:wp="http://schemas.openxmlformats.org/drawingml/2006/wordprocessingDrawing">
   <w:body>
     <w:bookmarkStart w:id="27" w:name="一阶低通滤波电路"/>
     <w:p>
@@ -9,7 +9,7 @@
       </w:pPr>
       <w:r>
         <w:rPr>
-          <w:rFonts w:hint="eastAsia"/>
+          <w:rFonts w:hint="eastAsia" w:eastAsia="黑体"/>
         </w:rPr>
         <w:t xml:space="preserve">一阶低通滤波电路</w:t>
       </w:r>
@@ -21,7 +21,7 @@
       </w:pPr>
       <w:r>
         <w:rPr>
-          <w:rFonts w:hint="eastAsia"/>
+          <w:rFonts w:hint="eastAsia" w:eastAsia="黑体"/>
         </w:rPr>
         <w:t xml:space="preserve">拓扑描述</w:t>
       </w:r>
@@ -32,16 +32,19 @@
       </w:pPr>
       <w:r>
         <w:rPr>
-          <w:rFonts w:hint="eastAsia"/>
+          <w:rFonts w:hint="eastAsia" w:eastAsia="黑体"/>
         </w:rPr>
         <w:t xml:space="preserve">由</w:t>
       </w:r>
       <w:r>
+        <w:rPr>
+          <w:rFonts w:eastAsia="黑体"/>
+        </w:rPr>
         <w:t xml:space="preserve"> </w:t>
       </w:r>
       <w:r>
         <w:rPr>
-          <w:rFonts w:hint="eastAsia"/>
+          <w:rFonts w:hint="eastAsia" w:eastAsia="黑体"/>
           <w:b/>
           <w:bCs/>
         </w:rPr>
@@ -49,6 +52,7 @@
       </w:r>
       <w:r>
         <w:rPr>
+          <w:rFonts w:eastAsia="黑体"/>
           <w:b/>
           <w:bCs/>
         </w:rPr>
@@ -60,20 +64,26 @@
         </m:r>
       </m:oMath>
       <w:r>
+        <w:rPr>
+          <w:rFonts w:eastAsia="黑体"/>
+        </w:rPr>
         <w:t xml:space="preserve"> </w:t>
       </w:r>
       <w:r>
         <w:rPr>
-          <w:rFonts w:hint="eastAsia"/>
+          <w:rFonts w:hint="eastAsia" w:eastAsia="黑体"/>
         </w:rPr>
         <w:t xml:space="preserve">与</w:t>
       </w:r>
       <w:r>
+        <w:rPr>
+          <w:rFonts w:eastAsia="黑体"/>
+        </w:rPr>
         <w:t xml:space="preserve"> </w:t>
       </w:r>
       <w:r>
         <w:rPr>
-          <w:rFonts w:hint="eastAsia"/>
+          <w:rFonts w:hint="eastAsia" w:eastAsia="黑体"/>
           <w:b/>
           <w:bCs/>
         </w:rPr>
@@ -81,6 +91,7 @@
       </w:r>
       <w:r>
         <w:rPr>
+          <w:rFonts w:eastAsia="黑体"/>
           <w:b/>
           <w:bCs/>
         </w:rPr>
@@ -92,26 +103,32 @@
         </m:r>
       </m:oMath>
       <w:r>
+        <w:rPr>
+          <w:rFonts w:eastAsia="黑体"/>
+        </w:rPr>
         <w:t xml:space="preserve"> </w:t>
       </w:r>
       <w:r>
         <w:rPr>
-          <w:rFonts w:hint="eastAsia"/>
+          <w:rFonts w:hint="eastAsia" w:eastAsia="黑体"/>
         </w:rPr>
         <w:t xml:space="preserve">组成的最简单一阶无源低通网络。电路共有</w:t>
       </w:r>
       <w:r>
+        <w:rPr>
+          <w:rFonts w:eastAsia="黑体"/>
+        </w:rPr>
         <w:t xml:space="preserve"> 3 </w:t>
       </w:r>
       <w:r>
         <w:rPr>
-          <w:rFonts w:hint="eastAsia"/>
+          <w:rFonts w:hint="eastAsia" w:eastAsia="黑体"/>
         </w:rPr>
         <w:t xml:space="preserve">个关键节点：</w:t>
       </w:r>
       <w:r>
         <w:rPr>
-          <w:rFonts w:hint="eastAsia"/>
+          <w:rFonts w:hint="eastAsia" w:eastAsia="黑体"/>
           <w:b/>
           <w:bCs/>
         </w:rPr>
@@ -119,6 +136,7 @@
       </w:r>
       <w:r>
         <w:rPr>
+          <w:rFonts w:eastAsia="黑体"/>
           <w:b/>
           <w:bCs/>
         </w:rPr>
@@ -126,7 +144,7 @@
       </w:r>
       <w:r>
         <w:rPr>
-          <w:rFonts w:hint="eastAsia"/>
+          <w:rFonts w:hint="eastAsia" w:eastAsia="黑体"/>
           <w:b/>
           <w:bCs/>
         </w:rPr>
@@ -134,11 +152,14 @@
       </w:r>
       <w:r>
         <w:rPr>
-          <w:rFonts w:hint="eastAsia"/>
+          <w:rFonts w:hint="eastAsia" w:eastAsia="黑体"/>
         </w:rPr>
         <w:t xml:space="preserve">（信号源</w:t>
       </w:r>
       <w:r>
+        <w:rPr>
+          <w:rFonts w:eastAsia="黑体"/>
+        </w:rPr>
         <w:t xml:space="preserve"> </w:t>
       </w:r>
       <m:oMath>
@@ -159,15 +180,21 @@
         </m:sSub>
       </m:oMath>
       <w:r>
+        <w:rPr>
+          <w:rFonts w:eastAsia="黑体"/>
+        </w:rPr>
         <w:t xml:space="preserve"> </w:t>
       </w:r>
       <w:r>
         <w:rPr>
-          <w:rFonts w:hint="eastAsia"/>
+          <w:rFonts w:hint="eastAsia" w:eastAsia="黑体"/>
         </w:rPr>
         <w:t xml:space="preserve">正端与</w:t>
       </w:r>
       <w:r>
+        <w:rPr>
+          <w:rFonts w:eastAsia="黑体"/>
+        </w:rPr>
         <w:t xml:space="preserve"> </w:t>
       </w:r>
       <m:oMath>
@@ -176,17 +203,20 @@
         </m:r>
       </m:oMath>
       <w:r>
+        <w:rPr>
+          <w:rFonts w:eastAsia="黑体"/>
+        </w:rPr>
         <w:t xml:space="preserve"> </w:t>
       </w:r>
       <w:r>
         <w:rPr>
-          <w:rFonts w:hint="eastAsia"/>
+          <w:rFonts w:hint="eastAsia" w:eastAsia="黑体"/>
         </w:rPr>
         <w:t xml:space="preserve">的一端相连）；</w:t>
       </w:r>
       <w:r>
         <w:rPr>
-          <w:rFonts w:hint="eastAsia"/>
+          <w:rFonts w:hint="eastAsia" w:eastAsia="黑体"/>
           <w:b/>
           <w:bCs/>
         </w:rPr>
@@ -194,6 +224,7 @@
       </w:r>
       <w:r>
         <w:rPr>
+          <w:rFonts w:eastAsia="黑体"/>
           <w:b/>
           <w:bCs/>
         </w:rPr>
@@ -201,7 +232,7 @@
       </w:r>
       <w:r>
         <w:rPr>
-          <w:rFonts w:hint="eastAsia"/>
+          <w:rFonts w:hint="eastAsia" w:eastAsia="黑体"/>
           <w:b/>
           <w:bCs/>
         </w:rPr>
@@ -209,7 +240,7 @@
       </w:r>
       <w:r>
         <w:rPr>
-          <w:rFonts w:hint="eastAsia"/>
+          <w:rFonts w:hint="eastAsia" w:eastAsia="黑体"/>
         </w:rPr>
         <w:t xml:space="preserve">（</w:t>
       </w:r>
@@ -219,15 +250,21 @@
         </m:r>
       </m:oMath>
       <w:r>
+        <w:rPr>
+          <w:rFonts w:eastAsia="黑体"/>
+        </w:rPr>
         <w:t xml:space="preserve"> </w:t>
       </w:r>
       <w:r>
         <w:rPr>
-          <w:rFonts w:hint="eastAsia"/>
+          <w:rFonts w:hint="eastAsia" w:eastAsia="黑体"/>
         </w:rPr>
         <w:t xml:space="preserve">的另一端与</w:t>
       </w:r>
       <w:r>
+        <w:rPr>
+          <w:rFonts w:eastAsia="黑体"/>
+        </w:rPr>
         <w:t xml:space="preserve"> </w:t>
       </w:r>
       <m:oMath>
@@ -236,15 +273,21 @@
         </m:r>
       </m:oMath>
       <w:r>
+        <w:rPr>
+          <w:rFonts w:eastAsia="黑体"/>
+        </w:rPr>
         <w:t xml:space="preserve"> </w:t>
       </w:r>
       <w:r>
         <w:rPr>
-          <w:rFonts w:hint="eastAsia"/>
+          <w:rFonts w:hint="eastAsia" w:eastAsia="黑体"/>
         </w:rPr>
         <w:t xml:space="preserve">的一端相连，作为输出电压</w:t>
       </w:r>
       <w:r>
+        <w:rPr>
+          <w:rFonts w:eastAsia="黑体"/>
+        </w:rPr>
         <w:t xml:space="preserve"> </w:t>
       </w:r>
       <m:oMath>
@@ -269,13 +312,13 @@
       </m:oMath>
       <w:r>
         <w:rPr>
-          <w:rFonts w:hint="eastAsia"/>
+          <w:rFonts w:hint="eastAsia" w:eastAsia="黑体"/>
         </w:rPr>
         <w:t xml:space="preserve">，即电容两端电压）；</w:t>
       </w:r>
       <w:r>
         <w:rPr>
-          <w:rFonts w:hint="eastAsia"/>
+          <w:rFonts w:hint="eastAsia" w:eastAsia="黑体"/>
           <w:b/>
           <w:bCs/>
         </w:rPr>
@@ -283,6 +326,7 @@
       </w:r>
       <w:r>
         <w:rPr>
+          <w:rFonts w:eastAsia="黑体"/>
           <w:b/>
           <w:bCs/>
         </w:rPr>
@@ -290,7 +334,7 @@
       </w:r>
       <w:r>
         <w:rPr>
-          <w:rFonts w:hint="eastAsia"/>
+          <w:rFonts w:hint="eastAsia" w:eastAsia="黑体"/>
           <w:b/>
           <w:bCs/>
         </w:rPr>
@@ -298,6 +342,7 @@
       </w:r>
       <w:r>
         <w:rPr>
+          <w:rFonts w:eastAsia="黑体"/>
           <w:b/>
           <w:bCs/>
         </w:rPr>
@@ -305,7 +350,7 @@
       </w:r>
       <w:r>
         <w:rPr>
-          <w:rFonts w:hint="eastAsia"/>
+          <w:rFonts w:hint="eastAsia" w:eastAsia="黑体"/>
         </w:rPr>
         <w:t xml:space="preserve">（</w:t>
       </w:r>
@@ -315,11 +360,14 @@
         </m:r>
       </m:oMath>
       <w:r>
+        <w:rPr>
+          <w:rFonts w:eastAsia="黑体"/>
+        </w:rPr>
         <w:t xml:space="preserve"> </w:t>
       </w:r>
       <w:r>
         <w:rPr>
-          <w:rFonts w:hint="eastAsia"/>
+          <w:rFonts w:hint="eastAsia" w:eastAsia="黑体"/>
         </w:rPr>
         <w:t xml:space="preserve">的另一端接地）。</w:t>
       </w:r>
@@ -328,7 +376,7 @@
       <w:pPr/>
       <w:r>
         <w:rPr>
-          <w:rFonts w:hint="eastAsia"/>
+          <w:rFonts w:hint="eastAsia" w:eastAsia="黑体"/>
         </w:rPr>
         <w:t xml:space="preserve">各元件管脚连接：</w:t>
       </w:r>
@@ -338,11 +386,14 @@
         </m:r>
       </m:oMath>
       <w:r>
+        <w:rPr>
+          <w:rFonts w:eastAsia="黑体"/>
+        </w:rPr>
         <w:t xml:space="preserve"> </w:t>
       </w:r>
       <w:r>
         <w:rPr>
-          <w:rFonts w:hint="eastAsia"/>
+          <w:rFonts w:hint="eastAsia" w:eastAsia="黑体"/>
         </w:rPr>
         <w:t xml:space="preserve">一端接输入节点、另一端接输出节点；</w:t>
       </w:r>
@@ -352,15 +403,21 @@
         </m:r>
       </m:oMath>
       <w:r>
+        <w:rPr>
+          <w:rFonts w:eastAsia="黑体"/>
+        </w:rPr>
         <w:t xml:space="preserve"> </w:t>
       </w:r>
       <w:r>
         <w:rPr>
-          <w:rFonts w:hint="eastAsia"/>
+          <w:rFonts w:hint="eastAsia" w:eastAsia="黑体"/>
         </w:rPr>
         <w:t xml:space="preserve">一端接输出节点、另一端接</w:t>
       </w:r>
       <w:r>
+        <w:rPr>
+          <w:rFonts w:eastAsia="黑体"/>
+        </w:rPr>
         <w:t xml:space="preserve"> GND。</w:t>
       </w:r>
     </w:p>
@@ -368,20 +425,26 @@
       <w:pPr/>
       <w:r>
         <w:rPr>
-          <w:rFonts w:hint="eastAsia"/>
+          <w:rFonts w:hint="eastAsia" w:eastAsia="黑体"/>
         </w:rPr>
         <w:t xml:space="preserve">由此构成”电阻串联在信号通路、电容并联到地、输出取自电容两端”的一阶无源</w:t>
       </w:r>
       <w:r>
+        <w:rPr>
+          <w:rFonts w:eastAsia="黑体"/>
+        </w:rPr>
         <w:t xml:space="preserve"> RC </w:t>
       </w:r>
       <w:r>
         <w:rPr>
-          <w:rFonts w:hint="eastAsia"/>
+          <w:rFonts w:hint="eastAsia" w:eastAsia="黑体"/>
         </w:rPr>
         <w:t xml:space="preserve">低通组态，低频信号经</w:t>
       </w:r>
       <w:r>
+        <w:rPr>
+          <w:rFonts w:eastAsia="黑体"/>
+        </w:rPr>
         <w:t xml:space="preserve"> </w:t>
       </w:r>
       <m:oMath>
@@ -390,15 +453,21 @@
         </m:r>
       </m:oMath>
       <w:r>
+        <w:rPr>
+          <w:rFonts w:eastAsia="黑体"/>
+        </w:rPr>
         <w:t xml:space="preserve"> </w:t>
       </w:r>
       <w:r>
         <w:rPr>
-          <w:rFonts w:hint="eastAsia"/>
+          <w:rFonts w:hint="eastAsia" w:eastAsia="黑体"/>
         </w:rPr>
         <w:t xml:space="preserve">传至输出、高频信号被</w:t>
       </w:r>
       <w:r>
+        <w:rPr>
+          <w:rFonts w:eastAsia="黑体"/>
+        </w:rPr>
         <w:t xml:space="preserve"> </w:t>
       </w:r>
       <m:oMath>
@@ -407,15 +476,21 @@
         </m:r>
       </m:oMath>
       <w:r>
+        <w:rPr>
+          <w:rFonts w:eastAsia="黑体"/>
+        </w:rPr>
         <w:t xml:space="preserve"> </w:t>
       </w:r>
       <w:r>
         <w:rPr>
-          <w:rFonts w:hint="eastAsia"/>
+          <w:rFonts w:hint="eastAsia" w:eastAsia="黑体"/>
         </w:rPr>
         <w:t xml:space="preserve">旁路到地，阻带以</w:t>
       </w:r>
       <w:r>
+        <w:rPr>
+          <w:rFonts w:eastAsia="黑体"/>
+        </w:rPr>
         <w:t xml:space="preserve"> </w:t>
       </w:r>
       <m:oMath>
@@ -430,11 +505,14 @@
         </m:r>
       </m:oMath>
       <w:r>
+        <w:rPr>
+          <w:rFonts w:eastAsia="黑体"/>
+        </w:rPr>
         <w:t xml:space="preserve"> </w:t>
       </w:r>
       <w:r>
         <w:rPr>
-          <w:rFonts w:hint="eastAsia"/>
+          <w:rFonts w:hint="eastAsia" w:eastAsia="黑体"/>
         </w:rPr>
         <w:t xml:space="preserve">dB/十倍频下降。</w:t>
       </w:r>
@@ -447,7 +525,7 @@
       </w:pPr>
       <w:r>
         <w:rPr>
-          <w:rFonts w:hint="eastAsia"/>
+          <w:rFonts w:hint="eastAsia" w:eastAsia="黑体"/>
         </w:rPr>
         <w:t xml:space="preserve">工作原理</w:t>
       </w:r>
@@ -458,11 +536,14 @@
       </w:pPr>
       <w:r>
         <w:rPr>
-          <w:rFonts w:hint="eastAsia"/>
+          <w:rFonts w:hint="eastAsia" w:eastAsia="黑体"/>
         </w:rPr>
         <w:t xml:space="preserve">电容容抗</w:t>
       </w:r>
       <w:r>
+        <w:rPr>
+          <w:rFonts w:eastAsia="黑体"/>
+        </w:rPr>
         <w:t xml:space="preserve"> </w:t>
       </w:r>
       <m:oMath>
@@ -513,20 +594,26 @@
         </m:r>
       </m:oMath>
       <w:r>
+        <w:rPr>
+          <w:rFonts w:eastAsia="黑体"/>
+        </w:rPr>
         <w:t xml:space="preserve"> </w:t>
       </w:r>
       <w:r>
         <w:rPr>
-          <w:rFonts w:hint="eastAsia"/>
+          <w:rFonts w:hint="eastAsia" w:eastAsia="黑体"/>
         </w:rPr>
         <w:t xml:space="preserve">随频率升高而减小。低频时容抗远大于</w:t>
       </w:r>
       <w:r>
+        <w:rPr>
+          <w:rFonts w:eastAsia="黑体"/>
+        </w:rPr>
         <w:t xml:space="preserve"> </w:t>
       </w:r>
       <w:r>
         <w:rPr>
-          <w:rFonts w:hint="eastAsia"/>
+          <w:rFonts w:hint="eastAsia" w:eastAsia="黑体"/>
         </w:rPr>
         <w:t xml:space="preserve">R，输出近似输入；高频时容抗变小把输出拉到地，输出被衰减，形成低通特性。</w:t>
       </w:r>
@@ -539,7 +626,7 @@
       </w:pPr>
       <w:r>
         <w:rPr>
-          <w:rFonts w:hint="eastAsia"/>
+          <w:rFonts w:hint="eastAsia" w:eastAsia="黑体"/>
         </w:rPr>
         <w:t xml:space="preserve">关键计算公式</w:t>
       </w:r>
@@ -553,16 +640,19 @@
       </w:pPr>
       <w:r>
         <w:rPr>
-          <w:rFonts w:hint="eastAsia"/>
+          <w:rFonts w:hint="eastAsia" w:eastAsia="黑体"/>
         </w:rPr>
         <w:t xml:space="preserve">截止频率（-3</w:t>
       </w:r>
       <w:r>
+        <w:rPr>
+          <w:rFonts w:eastAsia="黑体"/>
+        </w:rPr>
         <w:t xml:space="preserve"> dB </w:t>
       </w:r>
       <w:r>
         <w:rPr>
-          <w:rFonts w:hint="eastAsia"/>
+          <w:rFonts w:hint="eastAsia" w:eastAsia="黑体"/>
         </w:rPr>
         <w:t xml:space="preserve">点）：</w:t>
       </w:r>
@@ -631,7 +721,7 @@
       </w:pPr>
       <w:r>
         <w:rPr>
-          <w:rFonts w:hint="eastAsia"/>
+          <w:rFonts w:hint="eastAsia" w:eastAsia="黑体"/>
         </w:rPr>
         <w:t xml:space="preserve">时间常数：</w:t>
       </w:r>
@@ -673,7 +763,7 @@
       </w:pPr>
       <w:r>
         <w:rPr>
-          <w:rFonts w:hint="eastAsia"/>
+          <w:rFonts w:hint="eastAsia" w:eastAsia="黑体"/>
         </w:rPr>
         <w:t xml:space="preserve">传递函数：</w:t>
       </w:r>
@@ -760,7 +850,7 @@
       </w:pPr>
       <w:r>
         <w:rPr>
-          <w:rFonts w:hint="eastAsia"/>
+          <w:rFonts w:hint="eastAsia" w:eastAsia="黑体"/>
         </w:rPr>
         <w:t xml:space="preserve">幅频响应：</w:t>
       </w:r>
@@ -904,7 +994,7 @@
             </w:pPr>
             <w:r>
               <w:rPr>
-                <w:rFonts w:hint="eastAsia"/>
+                <w:rFonts w:hint="eastAsia" w:eastAsia="黑体"/>
               </w:rPr>
               <w:t xml:space="preserve">符号</w:t>
             </w:r>
@@ -918,7 +1008,7 @@
             </w:pPr>
             <w:r>
               <w:rPr>
-                <w:rFonts w:hint="eastAsia"/>
+                <w:rFonts w:hint="eastAsia" w:eastAsia="黑体"/>
               </w:rPr>
               <w:t xml:space="preserve">含义</w:t>
             </w:r>
@@ -932,7 +1022,7 @@
             </w:pPr>
             <w:r>
               <w:rPr>
-                <w:rFonts w:hint="eastAsia"/>
+                <w:rFonts w:hint="eastAsia" w:eastAsia="黑体"/>
               </w:rPr>
               <w:t xml:space="preserve">单位</w:t>
             </w:r>
@@ -952,6 +1042,9 @@
               </m:r>
             </m:oMath>
             <w:r>
+              <w:rPr>
+                <w:rFonts w:eastAsia="黑体"/>
+              </w:rPr>
               <w:t xml:space="preserve">​</w:t>
             </w:r>
           </w:p>
@@ -964,7 +1057,7 @@
             </w:pPr>
             <w:r>
               <w:rPr>
-                <w:rFonts w:hint="eastAsia"/>
+                <w:rFonts w:hint="eastAsia" w:eastAsia="黑体"/>
               </w:rPr>
               <w:t xml:space="preserve">电阻</w:t>
             </w:r>
@@ -977,6 +1070,9 @@
               <w:pStyle w:val="Compact"/>
             </w:pPr>
             <w:r>
+              <w:rPr>
+                <w:rFonts w:eastAsia="黑体"/>
+              </w:rPr>
               <w:t xml:space="preserve">Ω</w:t>
             </w:r>
           </w:p>
@@ -995,6 +1091,9 @@
               </m:r>
             </m:oMath>
             <w:r>
+              <w:rPr>
+                <w:rFonts w:eastAsia="黑体"/>
+              </w:rPr>
               <w:t xml:space="preserve">​</w:t>
             </w:r>
           </w:p>
@@ -1007,7 +1106,7 @@
             </w:pPr>
             <w:r>
               <w:rPr>
-                <w:rFonts w:hint="eastAsia"/>
+                <w:rFonts w:hint="eastAsia" w:eastAsia="黑体"/>
               </w:rPr>
               <w:t xml:space="preserve">电容</w:t>
             </w:r>
@@ -1020,6 +1119,9 @@
               <w:pStyle w:val="Compact"/>
             </w:pPr>
             <w:r>
+              <w:rPr>
+                <w:rFonts w:eastAsia="黑体"/>
+              </w:rPr>
               <w:t xml:space="preserve">F</w:t>
             </w:r>
           </w:p>
@@ -1047,6 +1149,9 @@
               </m:sSub>
             </m:oMath>
             <w:r>
+              <w:rPr>
+                <w:rFonts w:eastAsia="黑体"/>
+              </w:rPr>
               <w:t xml:space="preserve">​</w:t>
             </w:r>
           </w:p>
@@ -1059,7 +1164,7 @@
             </w:pPr>
             <w:r>
               <w:rPr>
-                <w:rFonts w:hint="eastAsia"/>
+                <w:rFonts w:hint="eastAsia" w:eastAsia="黑体"/>
               </w:rPr>
               <w:t xml:space="preserve">截止频率</w:t>
             </w:r>
@@ -1072,6 +1177,9 @@
               <w:pStyle w:val="Compact"/>
             </w:pPr>
             <w:r>
+              <w:rPr>
+                <w:rFonts w:eastAsia="黑体"/>
+              </w:rPr>
               <w:t xml:space="preserve">Hz</w:t>
             </w:r>
           </w:p>
@@ -1090,6 +1198,9 @@
               </m:r>
             </m:oMath>
             <w:r>
+              <w:rPr>
+                <w:rFonts w:eastAsia="黑体"/>
+              </w:rPr>
               <w:t xml:space="preserve">​</w:t>
             </w:r>
           </w:p>
@@ -1102,7 +1213,7 @@
             </w:pPr>
             <w:r>
               <w:rPr>
-                <w:rFonts w:hint="eastAsia"/>
+                <w:rFonts w:hint="eastAsia" w:eastAsia="黑体"/>
               </w:rPr>
               <w:t xml:space="preserve">角频率（</w:t>
             </w:r>
@@ -1128,7 +1239,7 @@
             </m:oMath>
             <w:r>
               <w:rPr>
-                <w:rFonts w:hint="eastAsia"/>
+                <w:rFonts w:hint="eastAsia" w:eastAsia="黑体"/>
               </w:rPr>
               <w:t xml:space="preserve">）</w:t>
             </w:r>
@@ -1141,6 +1252,9 @@
               <w:pStyle w:val="Compact"/>
             </w:pPr>
             <w:r>
+              <w:rPr>
+                <w:rFonts w:eastAsia="黑体"/>
+              </w:rPr>
               <w:t xml:space="preserve">rad/s</w:t>
             </w:r>
           </w:p>
@@ -1159,6 +1273,9 @@
               </m:r>
             </m:oMath>
             <w:r>
+              <w:rPr>
+                <w:rFonts w:eastAsia="黑体"/>
+              </w:rPr>
               <w:t xml:space="preserve">​</w:t>
             </w:r>
           </w:p>
@@ -1171,7 +1288,7 @@
             </w:pPr>
             <w:r>
               <w:rPr>
-                <w:rFonts w:hint="eastAsia"/>
+                <w:rFonts w:hint="eastAsia" w:eastAsia="黑体"/>
               </w:rPr>
               <w:t xml:space="preserve">时间常数</w:t>
             </w:r>
@@ -1184,6 +1301,9 @@
               <w:pStyle w:val="Compact"/>
             </w:pPr>
             <w:r>
+              <w:rPr>
+                <w:rFonts w:eastAsia="黑体"/>
+              </w:rPr>
               <w:t xml:space="preserve">s</w:t>
             </w:r>
           </w:p>
@@ -1198,7 +1318,7 @@
       </w:pPr>
       <w:r>
         <w:rPr>
-          <w:rFonts w:hint="eastAsia"/>
+          <w:rFonts w:hint="eastAsia" w:eastAsia="黑体"/>
         </w:rPr>
         <w:t xml:space="preserve">元件调整影响</w:t>
       </w:r>
@@ -1213,6 +1333,7 @@
       </w:pPr>
       <w:r>
         <w:rPr>
+          <w:rFonts w:eastAsia="黑体"/>
           <w:b/>
           <w:bCs/>
         </w:rPr>
@@ -1220,19 +1341,28 @@
       </w:r>
       <w:r>
         <w:rPr>
-          <w:rFonts w:hint="eastAsia"/>
+          <w:rFonts w:hint="eastAsia" w:eastAsia="黑体"/>
           <w:b/>
           <w:bCs/>
         </w:rPr>
         <w:t xml:space="preserve">增大</w:t>
       </w:r>
       <w:r>
+        <w:rPr>
+          <w:rFonts w:eastAsia="黑体"/>
+        </w:rPr>
         <w:t xml:space="preserve"> </w:t>
       </w:r>
       <w:r>
+        <w:rPr>
+          <w:rFonts w:eastAsia="黑体"/>
+        </w:rPr>
         <w:t xml:space="preserve">→</w:t>
       </w:r>
       <w:r>
+        <w:rPr>
+          <w:rFonts w:eastAsia="黑体"/>
+        </w:rPr>
         <w:t xml:space="preserve"> </w:t>
       </w:r>
       <m:oMath>
@@ -1250,11 +1380,14 @@
         </m:sSub>
       </m:oMath>
       <w:r>
+        <w:rPr>
+          <w:rFonts w:eastAsia="黑体"/>
+        </w:rPr>
         <w:t xml:space="preserve"> </w:t>
       </w:r>
       <w:r>
         <w:rPr>
-          <w:rFonts w:hint="eastAsia"/>
+          <w:rFonts w:hint="eastAsia" w:eastAsia="黑体"/>
         </w:rPr>
         <w:t xml:space="preserve">降低，响应变慢（</w:t>
       </w:r>
@@ -1264,11 +1397,14 @@
         </m:r>
       </m:oMath>
       <w:r>
+        <w:rPr>
+          <w:rFonts w:eastAsia="黑体"/>
+        </w:rPr>
         <w:t xml:space="preserve"> </w:t>
       </w:r>
       <w:r>
         <w:rPr>
-          <w:rFonts w:hint="eastAsia"/>
+          <w:rFonts w:hint="eastAsia" w:eastAsia="黑体"/>
         </w:rPr>
         <w:t xml:space="preserve">增大）。</w:t>
       </w:r>
@@ -1283,6 +1419,7 @@
       </w:pPr>
       <w:r>
         <w:rPr>
+          <w:rFonts w:eastAsia="黑体"/>
           <w:b/>
           <w:bCs/>
         </w:rPr>
@@ -1290,19 +1427,28 @@
       </w:r>
       <w:r>
         <w:rPr>
-          <w:rFonts w:hint="eastAsia"/>
+          <w:rFonts w:hint="eastAsia" w:eastAsia="黑体"/>
           <w:b/>
           <w:bCs/>
         </w:rPr>
         <w:t xml:space="preserve">减小</w:t>
       </w:r>
       <w:r>
+        <w:rPr>
+          <w:rFonts w:eastAsia="黑体"/>
+        </w:rPr>
         <w:t xml:space="preserve"> </w:t>
       </w:r>
       <w:r>
+        <w:rPr>
+          <w:rFonts w:eastAsia="黑体"/>
+        </w:rPr>
         <w:t xml:space="preserve">→</w:t>
       </w:r>
       <w:r>
+        <w:rPr>
+          <w:rFonts w:eastAsia="黑体"/>
+        </w:rPr>
         <w:t xml:space="preserve"> </w:t>
       </w:r>
       <m:oMath>
@@ -1320,11 +1466,14 @@
         </m:sSub>
       </m:oMath>
       <w:r>
+        <w:rPr>
+          <w:rFonts w:eastAsia="黑体"/>
+        </w:rPr>
         <w:t xml:space="preserve"> </w:t>
       </w:r>
       <w:r>
         <w:rPr>
-          <w:rFonts w:hint="eastAsia"/>
+          <w:rFonts w:hint="eastAsia" w:eastAsia="黑体"/>
         </w:rPr>
         <w:t xml:space="preserve">升高，通带变宽。</w:t>
       </w:r>
@@ -1339,7 +1488,7 @@
       </w:pPr>
       <w:r>
         <w:rPr>
-          <w:rFonts w:hint="eastAsia"/>
+          <w:rFonts w:hint="eastAsia" w:eastAsia="黑体"/>
           <w:b/>
           <w:bCs/>
         </w:rPr>
@@ -1347,6 +1496,7 @@
       </w:r>
       <w:r>
         <w:rPr>
+          <w:rFonts w:eastAsia="黑体"/>
           <w:b/>
           <w:bCs/>
         </w:rPr>
@@ -1354,21 +1504,27 @@
       </w:r>
       <w:r>
         <w:rPr>
-          <w:rFonts w:hint="eastAsia"/>
+          <w:rFonts w:hint="eastAsia" w:eastAsia="黑体"/>
           <w:b/>
           <w:bCs/>
         </w:rPr>
         <w:t xml:space="preserve">上</w:t>
       </w:r>
       <w:r>
+        <w:rPr>
+          <w:rFonts w:eastAsia="黑体"/>
+        </w:rPr>
         <w:t xml:space="preserve"> </w:t>
       </w:r>
       <w:r>
+        <w:rPr>
+          <w:rFonts w:eastAsia="黑体"/>
+        </w:rPr>
         <w:t xml:space="preserve">→ </w:t>
       </w:r>
       <w:r>
         <w:rPr>
-          <w:rFonts w:hint="eastAsia"/>
+          <w:rFonts w:hint="eastAsia" w:eastAsia="黑体"/>
         </w:rPr>
         <w:t xml:space="preserve">等效电阻减小、</w:t>
       </w:r>
@@ -1387,11 +1543,14 @@
         </m:sSub>
       </m:oMath>
       <w:r>
+        <w:rPr>
+          <w:rFonts w:eastAsia="黑体"/>
+        </w:rPr>
         <w:t xml:space="preserve"> </w:t>
       </w:r>
       <w:r>
         <w:rPr>
-          <w:rFonts w:hint="eastAsia"/>
+          <w:rFonts w:hint="eastAsia" w:eastAsia="黑体"/>
         </w:rPr>
         <w:t xml:space="preserve">升高，需用大阻抗负载或加缓冲。</w:t>
       </w:r>
@@ -1406,19 +1565,28 @@
       </w:pPr>
       <w:r>
         <w:rPr>
-          <w:rFonts w:hint="eastAsia"/>
+          <w:rFonts w:hint="eastAsia" w:eastAsia="黑体"/>
           <w:b/>
           <w:bCs/>
         </w:rPr>
         <w:t xml:space="preserve">电容容差增大</w:t>
       </w:r>
       <w:r>
+        <w:rPr>
+          <w:rFonts w:eastAsia="黑体"/>
+        </w:rPr>
         <w:t xml:space="preserve"> </w:t>
       </w:r>
       <w:r>
+        <w:rPr>
+          <w:rFonts w:eastAsia="黑体"/>
+        </w:rPr>
         <w:t xml:space="preserve">→</w:t>
       </w:r>
       <w:r>
+        <w:rPr>
+          <w:rFonts w:eastAsia="黑体"/>
+        </w:rPr>
         <w:t xml:space="preserve"> </w:t>
       </w:r>
       <m:oMath>
@@ -1436,11 +1604,14 @@
         </m:sSub>
       </m:oMath>
       <w:r>
+        <w:rPr>
+          <w:rFonts w:eastAsia="黑体"/>
+        </w:rPr>
         <w:t xml:space="preserve"> </w:t>
       </w:r>
       <w:r>
         <w:rPr>
-          <w:rFonts w:hint="eastAsia"/>
+          <w:rFonts w:hint="eastAsia" w:eastAsia="黑体"/>
         </w:rPr>
         <w:t xml:space="preserve">偏差增大，影响滤波准确性。</w:t>
       </w:r>
@@ -1453,7 +1624,7 @@
       </w:pPr>
       <w:r>
         <w:rPr>
-          <w:rFonts w:hint="eastAsia"/>
+          <w:rFonts w:hint="eastAsia" w:eastAsia="黑体"/>
         </w:rPr>
         <w:t xml:space="preserve">典型参数示例</w:t>
       </w:r>
@@ -1468,11 +1639,14 @@
       </w:pPr>
       <w:r>
         <w:rPr>
-          <w:rFonts w:hint="eastAsia"/>
+          <w:rFonts w:hint="eastAsia" w:eastAsia="黑体"/>
         </w:rPr>
         <w:t xml:space="preserve">取</w:t>
       </w:r>
       <w:r>
+        <w:rPr>
+          <w:rFonts w:eastAsia="黑体"/>
+        </w:rPr>
         <w:t xml:space="preserve"> </w:t>
       </w:r>
       <m:oMath>
@@ -1500,6 +1674,9 @@
         </m:r>
       </m:oMath>
       <w:r>
+        <w:rPr>
+          <w:rFonts w:eastAsia="黑体"/>
+        </w:rPr>
         <w:t xml:space="preserve">、</w:t>
       </w:r>
       <m:oMath>
@@ -1528,7 +1705,7 @@
       </m:oMath>
       <w:r>
         <w:rPr>
-          <w:rFonts w:hint="eastAsia"/>
+          <w:rFonts w:hint="eastAsia" w:eastAsia="黑体"/>
         </w:rPr>
         <w:t xml:space="preserve">：</w:t>
       </w:r>
@@ -1633,7 +1810,7 @@
       </m:oMath>
       <w:r>
         <w:rPr>
-          <w:rFonts w:hint="eastAsia"/>
+          <w:rFonts w:hint="eastAsia" w:eastAsia="黑体"/>
         </w:rPr>
         <w:t xml:space="preserve">，</w:t>
       </w:r>
@@ -1665,6 +1842,9 @@
         </m:r>
       </m:oMath>
       <w:r>
+        <w:rPr>
+          <w:rFonts w:eastAsia="黑体"/>
+        </w:rPr>
         <w:t xml:space="preserve">。</w:t>
       </w:r>
     </w:p>
@@ -1678,11 +1858,14 @@
       </w:pPr>
       <w:r>
         <w:rPr>
-          <w:rFonts w:hint="eastAsia"/>
+          <w:rFonts w:hint="eastAsia" w:eastAsia="黑体"/>
         </w:rPr>
         <w:t xml:space="preserve">取</w:t>
       </w:r>
       <w:r>
+        <w:rPr>
+          <w:rFonts w:eastAsia="黑体"/>
+        </w:rPr>
         <w:t xml:space="preserve"> </w:t>
       </w:r>
       <m:oMath>
@@ -1710,6 +1893,9 @@
         </m:r>
       </m:oMath>
       <w:r>
+        <w:rPr>
+          <w:rFonts w:eastAsia="黑体"/>
+        </w:rPr>
         <w:t xml:space="preserve">、</w:t>
       </w:r>
       <m:oMath>
@@ -1741,7 +1927,7 @@
       </m:oMath>
       <w:r>
         <w:rPr>
-          <w:rFonts w:hint="eastAsia"/>
+          <w:rFonts w:hint="eastAsia" w:eastAsia="黑体"/>
         </w:rPr>
         <w:t xml:space="preserve">：</w:t>
       </w:r>
@@ -1779,6 +1965,9 @@
         </m:r>
       </m:oMath>
       <w:r>
+        <w:rPr>
+          <w:rFonts w:eastAsia="黑体"/>
+        </w:rPr>
         <w:t xml:space="preserve">。</w:t>
       </w:r>
     </w:p>
@@ -1790,7 +1979,7 @@
       </w:pPr>
       <w:r>
         <w:rPr>
-          <w:rFonts w:hint="eastAsia"/>
+          <w:rFonts w:hint="eastAsia" w:eastAsia="黑体"/>
         </w:rPr>
         <w:t xml:space="preserve">常见器件型号</w:t>
       </w:r>
@@ -1805,25 +1994,31 @@
       </w:pPr>
       <w:r>
         <w:rPr>
-          <w:rFonts w:hint="eastAsia"/>
+          <w:rFonts w:hint="eastAsia" w:eastAsia="黑体"/>
         </w:rPr>
         <w:t xml:space="preserve">电阻：0805/0603</w:t>
       </w:r>
       <w:r>
+        <w:rPr>
+          <w:rFonts w:eastAsia="黑体"/>
+        </w:rPr>
         <w:t xml:space="preserve"> </w:t>
       </w:r>
       <w:r>
         <w:rPr>
-          <w:rFonts w:hint="eastAsia"/>
+          <w:rFonts w:hint="eastAsia" w:eastAsia="黑体"/>
         </w:rPr>
         <w:t xml:space="preserve">贴片、1%</w:t>
       </w:r>
       <w:r>
+        <w:rPr>
+          <w:rFonts w:eastAsia="黑体"/>
+        </w:rPr>
         <w:t xml:space="preserve"> </w:t>
       </w:r>
       <w:r>
         <w:rPr>
-          <w:rFonts w:hint="eastAsia"/>
+          <w:rFonts w:hint="eastAsia" w:eastAsia="黑体"/>
         </w:rPr>
         <w:t xml:space="preserve">金属膜电阻。</w:t>
       </w:r>
@@ -1838,7 +2033,7 @@
       </w:pPr>
       <w:r>
         <w:rPr>
-          <w:rFonts w:hint="eastAsia"/>
+          <w:rFonts w:hint="eastAsia" w:eastAsia="黑体"/>
         </w:rPr>
         <w:t xml:space="preserve">电容：C0G/NP0、X7R、电解电容。</w:t>
       </w:r>
@@ -1853,7 +2048,7 @@
       </w:pPr>
       <w:r>
         <w:rPr>
-          <w:rFonts w:hint="eastAsia"/>
+          <w:rFonts w:hint="eastAsia" w:eastAsia="黑体"/>
         </w:rPr>
         <w:t xml:space="preserve">缓冲运放：LM358、TL072。</w:t>
       </w:r>
@@ -1866,7 +2061,7 @@
       </w:pPr>
       <w:r>
         <w:rPr>
-          <w:rFonts w:hint="eastAsia"/>
+          <w:rFonts w:hint="eastAsia" w:eastAsia="黑体"/>
         </w:rPr>
         <w:t xml:space="preserve">注意事项</w:t>
       </w:r>
@@ -1881,16 +2076,19 @@
       </w:pPr>
       <w:r>
         <w:rPr>
-          <w:rFonts w:hint="eastAsia"/>
+          <w:rFonts w:hint="eastAsia" w:eastAsia="黑体"/>
         </w:rPr>
         <w:t xml:space="preserve">增益恒</w:t>
       </w:r>
       <w:r>
+        <w:rPr>
+          <w:rFonts w:eastAsia="黑体"/>
+        </w:rPr>
         <w:t xml:space="preserve"> ≤ </w:t>
       </w:r>
       <w:r>
         <w:rPr>
-          <w:rFonts w:hint="eastAsia"/>
+          <w:rFonts w:hint="eastAsia" w:eastAsia="黑体"/>
         </w:rPr>
         <w:t xml:space="preserve">1，无放大能力。</w:t>
       </w:r>
@@ -1905,11 +2103,14 @@
       </w:pPr>
       <w:r>
         <w:rPr>
-          <w:rFonts w:hint="eastAsia"/>
+          <w:rFonts w:hint="eastAsia" w:eastAsia="黑体"/>
         </w:rPr>
         <w:t xml:space="preserve">带载时</w:t>
       </w:r>
       <w:r>
+        <w:rPr>
+          <w:rFonts w:eastAsia="黑体"/>
+        </w:rPr>
         <w:t xml:space="preserve"> </w:t>
       </w:r>
       <m:oMath>
@@ -1927,11 +2128,14 @@
         </m:sSub>
       </m:oMath>
       <w:r>
+        <w:rPr>
+          <w:rFonts w:eastAsia="黑体"/>
+        </w:rPr>
         <w:t xml:space="preserve"> </w:t>
       </w:r>
       <w:r>
         <w:rPr>
-          <w:rFonts w:hint="eastAsia"/>
+          <w:rFonts w:hint="eastAsia" w:eastAsia="黑体"/>
         </w:rPr>
         <w:t xml:space="preserve">受负载影响，实际常加运放跟随器。</w:t>
       </w:r>
@@ -1946,16 +2150,19 @@
       </w:pPr>
       <w:r>
         <w:rPr>
-          <w:rFonts w:hint="eastAsia"/>
+          <w:rFonts w:hint="eastAsia" w:eastAsia="黑体"/>
         </w:rPr>
         <w:t xml:space="preserve">电容耐压需高于信号峰值，高频关注</w:t>
       </w:r>
       <w:r>
+        <w:rPr>
+          <w:rFonts w:eastAsia="黑体"/>
+        </w:rPr>
         <w:t xml:space="preserve"> ESL </w:t>
       </w:r>
       <w:r>
         <w:rPr>
-          <w:rFonts w:hint="eastAsia"/>
+          <w:rFonts w:hint="eastAsia" w:eastAsia="黑体"/>
         </w:rPr>
         <w:t xml:space="preserve">与寄生。</w:t>
       </w:r>
@@ -1968,7 +2175,7 @@
       </w:pPr>
       <w:r>
         <w:rPr>
-          <w:rFonts w:hint="eastAsia"/>
+          <w:rFonts w:hint="eastAsia" w:eastAsia="黑体"/>
         </w:rPr>
         <w:t xml:space="preserve">参考资料</w:t>
       </w:r>
@@ -1983,7 +2190,7 @@
       </w:pPr>
       <w:r>
         <w:rPr>
-          <w:rFonts w:hint="eastAsia"/>
+          <w:rFonts w:hint="eastAsia" w:eastAsia="黑体"/>
         </w:rPr>
         <w:t xml:space="preserve">《模拟电子技术基础》（童诗白、华成英）。</w:t>
       </w:r>
@@ -1997,6 +2204,9 @@
         </w:numPr>
       </w:pPr>
       <w:r>
+        <w:rPr>
+          <w:rFonts w:eastAsia="黑体"/>
+        </w:rPr>
         <w:t xml:space="preserve">Wikipedia: Low-pass filter。</w:t>
       </w:r>
     </w:p>
@@ -2009,15 +2219,21 @@
         </w:numPr>
       </w:pPr>
       <w:r>
+        <w:rPr>
+          <w:rFonts w:eastAsia="黑体"/>
+        </w:rPr>
         <w:t xml:space="preserve">TI </w:t>
       </w:r>
       <w:r>
         <w:rPr>
-          <w:rFonts w:hint="eastAsia"/>
+          <w:rFonts w:hint="eastAsia" w:eastAsia="黑体"/>
         </w:rPr>
         <w:t xml:space="preserve">应用笔记</w:t>
       </w:r>
       <w:r>
+        <w:rPr>
+          <w:rFonts w:eastAsia="黑体"/>
+        </w:rPr>
         <w:t xml:space="preserve"> SLOA049。</w:t>
       </w:r>
     </w:p>
@@ -2030,11 +2246,11 @@
       </w:pPr>
       <w:r>
         <w:rPr>
-          <w:rFonts w:ascii="Times New Roman" w:hAnsi="Times New Roman"/>
+          <w:rFonts w:ascii="Times New Roman" w:hAnsi="Times New Roman" w:eastAsia="黑体"/>
           <w:color w:val="555555"/>
           <w:sz w:val="21"/>
         </w:rPr>
-        <w:t>材料收集者：杜文杰</w:t>
+        <w:t>材料收集者：杜文杰，WX手机：19519196569，QQ:3478827729</w:t>
       </w:r>
     </w:p>
     <w:sectPr>
@@ -2054,7 +2270,7 @@
 </file>
 
 <file path=word/footer1.xml><?xml version="1.0" encoding="utf-8"?>
-<w:ftr xmlns:m="http://schemas.openxmlformats.org/officeDocument/2006/math" xmlns:mc="http://schemas.openxmlformats.org/markup-compatibility/2006" xmlns:mo="http://schemas.microsoft.com/office/mac/office/2008/main" xmlns:mv="urn:schemas-microsoft-com:mac:vml" xmlns:o="urn:schemas-microsoft-com:office:office" xmlns:r="http://schemas.openxmlformats.org/officeDocument/2006/relationships" xmlns:v="urn:schemas-microsoft-com:vml" xmlns:w10="urn:schemas-microsoft-com:office:word" xmlns:w14="http://schemas.microsoft.com/office/word/2010/wordml" xmlns:w="http://schemas.openxmlformats.org/wordprocessingml/2006/main" xmlns:wne="http://schemas.microsoft.com/office/word/2006/wordml" xmlns:wp14="http://schemas.microsoft.com/office/word/2010/wordprocessingDrawing" xmlns:wp="http://schemas.openxmlformats.org/drawingml/2006/wordprocessingDrawing" xmlns:wpc="http://schemas.microsoft.com/office/word/2010/wordprocessingCanvas" xmlns:wpg="http://schemas.microsoft.com/office/word/2010/wordprocessingGroup" xmlns:wpi="http://schemas.microsoft.com/office/word/2010/wordprocessingInk" xmlns:wps="http://schemas.microsoft.com/office/word/2010/wordprocessingShape" mc:Ignorable="w14 wp14">
+<w:ftr xmlns:mc="http://schemas.openxmlformats.org/markup-compatibility/2006" xmlns:w="http://schemas.openxmlformats.org/wordprocessingml/2006/main" xmlns:m="http://schemas.openxmlformats.org/officeDocument/2006/math" xmlns:mo="http://schemas.microsoft.com/office/mac/office/2008/main" xmlns:mv="urn:schemas-microsoft-com:mac:vml" xmlns:o="urn:schemas-microsoft-com:office:office" xmlns:r="http://schemas.openxmlformats.org/officeDocument/2006/relationships" xmlns:v="urn:schemas-microsoft-com:vml" xmlns:w10="urn:schemas-microsoft-com:office:word" xmlns:w14="http://schemas.microsoft.com/office/word/2010/wordml" xmlns:wne="http://schemas.microsoft.com/office/word/2006/wordml" xmlns:wp14="http://schemas.microsoft.com/office/word/2010/wordprocessingDrawing" xmlns:wp="http://schemas.openxmlformats.org/drawingml/2006/wordprocessingDrawing" xmlns:wpc="http://schemas.microsoft.com/office/word/2010/wordprocessingCanvas" xmlns:wpg="http://schemas.microsoft.com/office/word/2010/wordprocessingGroup" xmlns:wpi="http://schemas.microsoft.com/office/word/2010/wordprocessingInk" xmlns:wps="http://schemas.microsoft.com/office/word/2010/wordprocessingShape" mc:Ignorable="w14 wp14">
   <w:p>
     <w:pPr>
       <w:pStyle w:val="Footer"/>
@@ -2062,12 +2278,14 @@
     </w:pPr>
     <w:r>
       <w:rPr>
+        <w:rFonts w:eastAsia="黑体"/>
         <w:sz w:val="18"/>
       </w:rPr>
       <w:t xml:space="preserve">第 </w:t>
     </w:r>
     <w:r>
       <w:rPr>
+        <w:rFonts w:eastAsia="黑体"/>
         <w:sz w:val="18"/>
       </w:rPr>
       <w:fldChar w:fldCharType="begin"/>
@@ -2076,6 +2294,7 @@
     </w:r>
     <w:r>
       <w:rPr>
+        <w:rFonts w:eastAsia="黑体"/>
         <w:sz w:val="18"/>
       </w:rPr>
       <w:t xml:space="preserve"> 页</w:t>
@@ -2089,6 +2308,9 @@
   <w:footnote w:type="continuationSeparator" w:id="0">
     <w:p>
       <w:r>
+        <w:rPr>
+          <w:rFonts w:eastAsia="黑体"/>
+        </w:rPr>
         <w:continuationSeparator/>
       </w:r>
     </w:p>
@@ -2096,6 +2318,9 @@
   <w:footnote w:type="separator" w:id="-1">
     <w:p>
       <w:r>
+        <w:rPr>
+          <w:rFonts w:eastAsia="黑体"/>
+        </w:rPr>
         <w:separator/>
       </w:r>
     </w:p>
@@ -2104,7 +2329,7 @@
 </file>
 
 <file path=word/header1.xml><?xml version="1.0" encoding="utf-8"?>
-<w:hdr xmlns:m="http://schemas.openxmlformats.org/officeDocument/2006/math" xmlns:mc="http://schemas.openxmlformats.org/markup-compatibility/2006" xmlns:mo="http://schemas.microsoft.com/office/mac/office/2008/main" xmlns:mv="urn:schemas-microsoft-com:mac:vml" xmlns:o="urn:schemas-microsoft-com:office:office" xmlns:r="http://schemas.openxmlformats.org/officeDocument/2006/relationships" xmlns:v="urn:schemas-microsoft-com:vml" xmlns:w10="urn:schemas-microsoft-com:office:word" xmlns:w14="http://schemas.microsoft.com/office/word/2010/wordml" xmlns:w="http://schemas.openxmlformats.org/wordprocessingml/2006/main" xmlns:wne="http://schemas.microsoft.com/office/word/2006/wordml" xmlns:wp14="http://schemas.microsoft.com/office/word/2010/wordprocessingDrawing" xmlns:wp="http://schemas.openxmlformats.org/drawingml/2006/wordprocessingDrawing" xmlns:wpc="http://schemas.microsoft.com/office/word/2010/wordprocessingCanvas" xmlns:wpg="http://schemas.microsoft.com/office/word/2010/wordprocessingGroup" xmlns:wpi="http://schemas.microsoft.com/office/word/2010/wordprocessingInk" xmlns:wps="http://schemas.microsoft.com/office/word/2010/wordprocessingShape" mc:Ignorable="w14 wp14">
+<w:hdr xmlns:mc="http://schemas.openxmlformats.org/markup-compatibility/2006" xmlns:w="http://schemas.openxmlformats.org/wordprocessingml/2006/main" xmlns:m="http://schemas.openxmlformats.org/officeDocument/2006/math" xmlns:mo="http://schemas.microsoft.com/office/mac/office/2008/main" xmlns:mv="urn:schemas-microsoft-com:mac:vml" xmlns:o="urn:schemas-microsoft-com:office:office" xmlns:r="http://schemas.openxmlformats.org/officeDocument/2006/relationships" xmlns:v="urn:schemas-microsoft-com:vml" xmlns:w10="urn:schemas-microsoft-com:office:word" xmlns:w14="http://schemas.microsoft.com/office/word/2010/wordml" xmlns:wne="http://schemas.microsoft.com/office/word/2006/wordml" xmlns:wp14="http://schemas.microsoft.com/office/word/2010/wordprocessingDrawing" xmlns:wp="http://schemas.openxmlformats.org/drawingml/2006/wordprocessingDrawing" xmlns:wpc="http://schemas.microsoft.com/office/word/2010/wordprocessingCanvas" xmlns:wpg="http://schemas.microsoft.com/office/word/2010/wordprocessingGroup" xmlns:wpi="http://schemas.microsoft.com/office/word/2010/wordprocessingInk" xmlns:wps="http://schemas.microsoft.com/office/word/2010/wordprocessingShape" mc:Ignorable="w14 wp14">
   <w:p>
     <w:pPr>
       <w:pStyle w:val="Header"/>
@@ -2112,7 +2337,7 @@
     </w:pPr>
     <w:r>
       <w:rPr>
-        <w:rFonts w:ascii="Times New Roman" w:hAnsi="Times New Roman"/>
+        <w:rFonts w:ascii="Times New Roman" w:hAnsi="Times New Roman" w:eastAsia="黑体"/>
         <w:sz w:val="18"/>
         <w:rFonts w:eastAsia="黑体"/>
         <w:rFonts w:eastAsia="黑体"/>
@@ -2124,7 +2349,7 @@
 </file>
 
 <file path=word/numbering.xml><?xml version="1.0" encoding="utf-8"?>
-<w:numbering xmlns:m="http://schemas.openxmlformats.org/officeDocument/2006/math" xmlns:mc="http://schemas.openxmlformats.org/markup-compatibility/2006" xmlns:mo="http://schemas.microsoft.com/office/mac/office/2008/main" xmlns:mv="urn:schemas-microsoft-com:mac:vml" xmlns:o="urn:schemas-microsoft-com:office:office" xmlns:r="http://schemas.openxmlformats.org/officeDocument/2006/relationships" xmlns:v="urn:schemas-microsoft-com:vml" xmlns:w="http://schemas.openxmlformats.org/wordprocessingml/2006/main" xmlns:w10="urn:schemas-microsoft-com:office:word" xmlns:w14="http://schemas.microsoft.com/office/word/2010/wordml" xmlns:wne="http://schemas.microsoft.com/office/word/2006/wordml" xmlns:wp="http://schemas.openxmlformats.org/drawingml/2006/wordprocessingDrawing" xmlns:wp14="http://schemas.microsoft.com/office/word/2010/wordprocessingDrawing" xmlns:wpc="http://schemas.microsoft.com/office/word/2010/wordprocessingCanvas" xmlns:wpg="http://schemas.microsoft.com/office/word/2010/wordprocessingGroup" xmlns:wpi="http://schemas.microsoft.com/office/word/2010/wordprocessingInk" xmlns:wps="http://schemas.microsoft.com/office/word/2010/wordprocessingShape" mc:Ignorable="w14 wp14">
+<w:numbering xmlns:mc="http://schemas.openxmlformats.org/markup-compatibility/2006" xmlns:w="http://schemas.openxmlformats.org/wordprocessingml/2006/main" xmlns:m="http://schemas.openxmlformats.org/officeDocument/2006/math" xmlns:mo="http://schemas.microsoft.com/office/mac/office/2008/main" xmlns:mv="urn:schemas-microsoft-com:mac:vml" xmlns:o="urn:schemas-microsoft-com:office:office" xmlns:r="http://schemas.openxmlformats.org/officeDocument/2006/relationships" xmlns:v="urn:schemas-microsoft-com:vml" xmlns:w10="urn:schemas-microsoft-com:office:word" xmlns:w14="http://schemas.microsoft.com/office/word/2010/wordml" xmlns:wne="http://schemas.microsoft.com/office/word/2006/wordml" xmlns:wp="http://schemas.openxmlformats.org/drawingml/2006/wordprocessingDrawing" xmlns:wp14="http://schemas.microsoft.com/office/word/2010/wordprocessingDrawing" xmlns:wpc="http://schemas.microsoft.com/office/word/2010/wordprocessingCanvas" xmlns:wpg="http://schemas.microsoft.com/office/word/2010/wordprocessingGroup" xmlns:wpi="http://schemas.microsoft.com/office/word/2010/wordprocessingInk" xmlns:wps="http://schemas.microsoft.com/office/word/2010/wordprocessingShape" mc:Ignorable="w14 wp14">
   <w:abstractNum w:abstractNumId="0">
     <w:nsid w:val="FFFFFF7C"/>
     <w:multiLevelType w:val="singleLevel"/>
@@ -2211,7 +2436,7 @@
         <w:ind w:hanging="360" w:left="1440"/>
       </w:pPr>
       <w:rPr>
-        <w:rFonts w:ascii="Symbol" w:hAnsi="Symbol" w:hint="default"/>
+        <w:rFonts w:ascii="Symbol" w:hAnsi="Symbol" w:hint="default" w:eastAsia="黑体"/>
       </w:rPr>
     </w:lvl>
   </w:abstractNum>
@@ -2232,7 +2457,7 @@
         <w:ind w:hanging="360" w:left="1080"/>
       </w:pPr>
       <w:rPr>
-        <w:rFonts w:ascii="Symbol" w:hAnsi="Symbol" w:hint="default"/>
+        <w:rFonts w:ascii="Symbol" w:hAnsi="Symbol" w:hint="default" w:eastAsia="黑体"/>
       </w:rPr>
     </w:lvl>
   </w:abstractNum>
@@ -2253,7 +2478,7 @@
         <w:ind w:hanging="360" w:left="720"/>
       </w:pPr>
       <w:rPr>
-        <w:rFonts w:ascii="Symbol" w:hAnsi="Symbol" w:hint="default"/>
+        <w:rFonts w:ascii="Symbol" w:hAnsi="Symbol" w:hint="default" w:eastAsia="黑体"/>
       </w:rPr>
     </w:lvl>
   </w:abstractNum>
@@ -2292,7 +2517,7 @@
         <w:ind w:hanging="360" w:left="360"/>
       </w:pPr>
       <w:rPr>
-        <w:rFonts w:ascii="Symbol" w:hAnsi="Symbol" w:hint="default"/>
+        <w:rFonts w:ascii="Symbol" w:hAnsi="Symbol" w:hint="default" w:eastAsia="黑体"/>
       </w:rPr>
     </w:lvl>
   </w:abstractNum>
@@ -2383,7 +2608,7 @@
         <w:ind w:left="720" w:hanging="360"/>
       </w:pPr>
       <w:rPr>
-        <w:rFonts w:ascii="Symbol" w:hAnsi="Symbol" w:cs="Symbol" w:hint="default"/>
+        <w:rFonts w:ascii="Symbol" w:hAnsi="Symbol" w:cs="Symbol" w:hint="default" w:eastAsia="黑体"/>
       </w:rPr>
     </w:lvl>
     <w:lvl w:ilvl="1">
@@ -2394,7 +2619,7 @@
         <w:ind w:left="1440" w:hanging="360"/>
       </w:pPr>
       <w:rPr>
-        <w:rFonts w:ascii="Courier New" w:hAnsi="Courier New" w:cs="Courier New" w:hint="default"/>
+        <w:rFonts w:ascii="Courier New" w:hAnsi="Courier New" w:cs="Courier New" w:hint="default" w:eastAsia="黑体"/>
       </w:rPr>
     </w:lvl>
     <w:lvl w:ilvl="2">
@@ -2405,7 +2630,7 @@
         <w:ind w:left="2160" w:hanging="360"/>
       </w:pPr>
       <w:rPr>
-        <w:rFonts w:ascii="Wingdings" w:hAnsi="Wingdings" w:cs="Wingdings" w:hint="default"/>
+        <w:rFonts w:ascii="Wingdings" w:hAnsi="Wingdings" w:cs="Wingdings" w:hint="default" w:eastAsia="黑体"/>
       </w:rPr>
     </w:lvl>
     <w:lvl w:ilvl="3">
@@ -2416,7 +2641,7 @@
         <w:ind w:left="2880" w:hanging="360"/>
       </w:pPr>
       <w:rPr>
-        <w:rFonts w:ascii="Symbol" w:hAnsi="Symbol" w:cs="Symbol" w:hint="default"/>
+        <w:rFonts w:ascii="Symbol" w:hAnsi="Symbol" w:cs="Symbol" w:hint="default" w:eastAsia="黑体"/>
       </w:rPr>
     </w:lvl>
     <w:lvl w:ilvl="4">
@@ -2427,7 +2652,7 @@
         <w:ind w:left="3600" w:hanging="360"/>
       </w:pPr>
       <w:rPr>
-        <w:rFonts w:ascii="Courier New" w:hAnsi="Courier New" w:cs="Courier New" w:hint="default"/>
+        <w:rFonts w:ascii="Courier New" w:hAnsi="Courier New" w:cs="Courier New" w:hint="default" w:eastAsia="黑体"/>
       </w:rPr>
     </w:lvl>
     <w:lvl w:ilvl="5">
@@ -2438,7 +2663,7 @@
         <w:ind w:left="4320" w:hanging="360"/>
       </w:pPr>
       <w:rPr>
-        <w:rFonts w:ascii="Wingdings" w:hAnsi="Wingdings" w:cs="Wingdings" w:hint="default"/>
+        <w:rFonts w:ascii="Wingdings" w:hAnsi="Wingdings" w:cs="Wingdings" w:hint="default" w:eastAsia="黑体"/>
       </w:rPr>
     </w:lvl>
     <w:lvl w:ilvl="6">
@@ -2449,7 +2674,7 @@
         <w:ind w:left="5040" w:hanging="360"/>
       </w:pPr>
       <w:rPr>
-        <w:rFonts w:ascii="Symbol" w:hAnsi="Symbol" w:cs="Symbol" w:hint="default"/>
+        <w:rFonts w:ascii="Symbol" w:hAnsi="Symbol" w:cs="Symbol" w:hint="default" w:eastAsia="黑体"/>
       </w:rPr>
     </w:lvl>
     <w:lvl w:ilvl="7">
@@ -2460,7 +2685,7 @@
         <w:ind w:left="5760" w:hanging="360"/>
       </w:pPr>
       <w:rPr>
-        <w:rFonts w:ascii="Courier New" w:hAnsi="Courier New" w:cs="Courier New" w:hint="default"/>
+        <w:rFonts w:ascii="Courier New" w:hAnsi="Courier New" w:cs="Courier New" w:hint="default" w:eastAsia="黑体"/>
       </w:rPr>
     </w:lvl>
     <w:lvl w:ilvl="8">
@@ -2471,7 +2696,7 @@
         <w:ind w:left="6480" w:hanging="360"/>
       </w:pPr>
       <w:rPr>
-        <w:rFonts w:ascii="Wingdings" w:hAnsi="Wingdings" w:cs="Wingdings" w:hint="default"/>
+        <w:rFonts w:ascii="Wingdings" w:hAnsi="Wingdings" w:cs="Wingdings" w:hint="default" w:eastAsia="黑体"/>
       </w:rPr>
     </w:lvl>
   </w:abstractNum>
@@ -2527,11 +2752,11 @@
 </file>
 
 <file path=word/styles.xml><?xml version="1.0" encoding="utf-8"?>
-<w:styles xmlns:mc="http://schemas.openxmlformats.org/markup-compatibility/2006" xmlns:r="http://schemas.openxmlformats.org/officeDocument/2006/relationships" xmlns:w="http://schemas.openxmlformats.org/wordprocessingml/2006/main" xmlns:w14="http://schemas.microsoft.com/office/word/2010/wordml" mc:Ignorable="w14">
+<w:styles xmlns:mc="http://schemas.openxmlformats.org/markup-compatibility/2006" xmlns:w="http://schemas.openxmlformats.org/wordprocessingml/2006/main" xmlns:r="http://schemas.openxmlformats.org/officeDocument/2006/relationships" xmlns:w14="http://schemas.microsoft.com/office/word/2010/wordml" mc:Ignorable="w14">
   <w:docDefaults>
     <w:rPrDefault>
       <w:rPr>
-        <w:rFonts w:asciiTheme="minorHAnsi" w:cstheme="minorBidi" w:eastAsiaTheme="minorEastAsia" w:hAnsiTheme="minorHAnsi"/>
+        <w:rFonts w:asciiTheme="minorHAnsi" w:cstheme="minorBidi" w:hAnsiTheme="minorHAnsi" w:eastAsia="黑体"/>
         <w:sz w:val="22"/>
         <w:szCs w:val="22"/>
         <w:lang w:bidi="ar-SA" w:eastAsia="en-US" w:val="en-US"/>
@@ -2753,7 +2978,7 @@
       <w:outlineLvl w:val="0"/>
     </w:pPr>
     <w:rPr>
-      <w:rFonts w:ascii="Times New Roman" w:asciiTheme="majorHAnsi" w:cstheme="majorBidi" w:eastAsia="黑体" w:eastAsiaTheme="majorEastAsia" w:hAnsi="Times New Roman" w:hAnsiTheme="majorHAnsi"/>
+      <w:rFonts w:ascii="Times New Roman" w:asciiTheme="majorHAnsi" w:cstheme="majorBidi" w:eastAsia="黑体" w:hAnsi="Times New Roman" w:hAnsiTheme="majorHAnsi"/>
       <w:b/>
       <w:bCs/>
       <w:color w:val="1F3864"/>
@@ -2777,7 +3002,7 @@
       <w:outlineLvl w:val="1"/>
     </w:pPr>
     <w:rPr>
-      <w:rFonts w:ascii="Times New Roman" w:asciiTheme="majorHAnsi" w:cstheme="majorBidi" w:eastAsia="黑体" w:eastAsiaTheme="majorEastAsia" w:hAnsi="Times New Roman" w:hAnsiTheme="majorHAnsi"/>
+      <w:rFonts w:ascii="Times New Roman" w:asciiTheme="majorHAnsi" w:cstheme="majorBidi" w:eastAsia="黑体" w:hAnsi="Times New Roman" w:hAnsiTheme="majorHAnsi"/>
       <w:b/>
       <w:bCs/>
       <w:color w:val="2E4E7E"/>
@@ -2801,7 +3026,7 @@
       <w:outlineLvl w:val="2"/>
     </w:pPr>
     <w:rPr>
-      <w:rFonts w:ascii="Times New Roman" w:asciiTheme="majorHAnsi" w:cstheme="majorBidi" w:eastAsia="黑体" w:eastAsiaTheme="majorEastAsia" w:hAnsi="Times New Roman" w:hAnsiTheme="majorHAnsi"/>
+      <w:rFonts w:ascii="Times New Roman" w:asciiTheme="majorHAnsi" w:cstheme="majorBidi" w:eastAsia="黑体" w:hAnsi="Times New Roman" w:hAnsiTheme="majorHAnsi"/>
       <w:b/>
       <w:bCs/>
       <w:color w:val="2E4E7E"/>
@@ -2825,7 +3050,7 @@
       <w:outlineLvl w:val="3"/>
     </w:pPr>
     <w:rPr>
-      <w:rFonts w:ascii="Times New Roman" w:asciiTheme="majorHAnsi" w:cstheme="majorBidi" w:eastAsia="黑体" w:eastAsiaTheme="majorEastAsia" w:hAnsi="Times New Roman" w:hAnsiTheme="majorHAnsi"/>
+      <w:rFonts w:ascii="Times New Roman" w:asciiTheme="majorHAnsi" w:cstheme="majorBidi" w:eastAsia="黑体" w:hAnsi="Times New Roman" w:hAnsiTheme="majorHAnsi"/>
       <w:b/>
       <w:bCs/>
       <w:i/>
@@ -2851,7 +3076,7 @@
       <w:outlineLvl w:val="4"/>
     </w:pPr>
     <w:rPr>
-      <w:rFonts w:ascii="Times New Roman" w:asciiTheme="majorHAnsi" w:cstheme="majorBidi" w:eastAsia="黑体" w:eastAsiaTheme="majorEastAsia" w:hAnsi="Times New Roman" w:hAnsiTheme="majorHAnsi"/>
+      <w:rFonts w:ascii="Times New Roman" w:asciiTheme="majorHAnsi" w:cstheme="majorBidi" w:eastAsia="黑体" w:hAnsi="Times New Roman" w:hAnsiTheme="majorHAnsi"/>
       <w:b/>
       <w:color w:val="333333"/>
       <w:sz w:val="22"/>
@@ -2874,7 +3099,7 @@
       <w:outlineLvl w:val="5"/>
     </w:pPr>
     <w:rPr>
-      <w:rFonts w:asciiTheme="majorHAnsi" w:cstheme="majorBidi" w:eastAsiaTheme="majorEastAsia" w:hAnsiTheme="majorHAnsi"/>
+      <w:rFonts w:asciiTheme="majorHAnsi" w:cstheme="majorBidi" w:hAnsiTheme="majorHAnsi" w:eastAsia="黑体"/>
       <w:i/>
       <w:iCs/>
       <w:color w:themeColor="accent1" w:themeShade="7F" w:val="243F60"/>
@@ -2897,7 +3122,7 @@
       <w:outlineLvl w:val="6"/>
     </w:pPr>
     <w:rPr>
-      <w:rFonts w:asciiTheme="majorHAnsi" w:cstheme="majorBidi" w:eastAsiaTheme="majorEastAsia" w:hAnsiTheme="majorHAnsi"/>
+      <w:rFonts w:asciiTheme="majorHAnsi" w:cstheme="majorBidi" w:hAnsiTheme="majorHAnsi" w:eastAsia="黑体"/>
       <w:i/>
       <w:iCs/>
       <w:color w:themeColor="text1" w:themeTint="BF" w:val="404040"/>
@@ -2920,7 +3145,7 @@
       <w:outlineLvl w:val="7"/>
     </w:pPr>
     <w:rPr>
-      <w:rFonts w:asciiTheme="majorHAnsi" w:cstheme="majorBidi" w:eastAsiaTheme="majorEastAsia" w:hAnsiTheme="majorHAnsi"/>
+      <w:rFonts w:asciiTheme="majorHAnsi" w:cstheme="majorBidi" w:hAnsiTheme="majorHAnsi" w:eastAsia="黑体"/>
       <w:color w:themeColor="accent1" w:val="4F81BD"/>
       <w:sz w:val="20"/>
       <w:szCs w:val="20"/>
@@ -2943,7 +3168,7 @@
       <w:outlineLvl w:val="8"/>
     </w:pPr>
     <w:rPr>
-      <w:rFonts w:asciiTheme="majorHAnsi" w:cstheme="majorBidi" w:eastAsiaTheme="majorEastAsia" w:hAnsiTheme="majorHAnsi"/>
+      <w:rFonts w:asciiTheme="majorHAnsi" w:cstheme="majorBidi" w:hAnsiTheme="majorHAnsi" w:eastAsia="黑体"/>
       <w:i/>
       <w:iCs/>
       <w:color w:themeColor="text1" w:themeTint="BF" w:val="404040"/>
@@ -2994,7 +3219,7 @@
     <w:uiPriority w:val="9"/>
     <w:rsid w:val="00FC693F"/>
     <w:rPr>
-      <w:rFonts w:asciiTheme="majorHAnsi" w:cstheme="majorBidi" w:eastAsiaTheme="majorEastAsia" w:hAnsiTheme="majorHAnsi"/>
+      <w:rFonts w:asciiTheme="majorHAnsi" w:cstheme="majorBidi" w:hAnsiTheme="majorHAnsi" w:eastAsia="黑体"/>
       <w:b/>
       <w:bCs/>
       <w:color w:themeColor="accent1" w:themeShade="BF" w:val="365F91"/>
@@ -3009,7 +3234,7 @@
     <w:uiPriority w:val="9"/>
     <w:rsid w:val="00FC693F"/>
     <w:rPr>
-      <w:rFonts w:asciiTheme="majorHAnsi" w:cstheme="majorBidi" w:eastAsiaTheme="majorEastAsia" w:hAnsiTheme="majorHAnsi"/>
+      <w:rFonts w:asciiTheme="majorHAnsi" w:cstheme="majorBidi" w:hAnsiTheme="majorHAnsi" w:eastAsia="黑体"/>
       <w:b/>
       <w:bCs/>
       <w:color w:themeColor="accent1" w:val="4F81BD"/>
@@ -3024,7 +3249,7 @@
     <w:uiPriority w:val="9"/>
     <w:rsid w:val="00FC693F"/>
     <w:rPr>
-      <w:rFonts w:asciiTheme="majorHAnsi" w:cstheme="majorBidi" w:eastAsiaTheme="majorEastAsia" w:hAnsiTheme="majorHAnsi"/>
+      <w:rFonts w:asciiTheme="majorHAnsi" w:cstheme="majorBidi" w:hAnsiTheme="majorHAnsi" w:eastAsia="黑体"/>
       <w:b/>
       <w:bCs/>
       <w:color w:themeColor="accent1" w:val="4F81BD"/>
@@ -3047,7 +3272,7 @@
       <w:contextualSpacing/>
     </w:pPr>
     <w:rPr>
-      <w:rFonts w:ascii="Times New Roman" w:asciiTheme="majorHAnsi" w:cstheme="majorBidi" w:eastAsia="黑体" w:eastAsiaTheme="majorEastAsia" w:hAnsi="Times New Roman" w:hAnsiTheme="majorHAnsi"/>
+      <w:rFonts w:ascii="Times New Roman" w:asciiTheme="majorHAnsi" w:cstheme="majorBidi" w:eastAsia="黑体" w:hAnsi="Times New Roman" w:hAnsiTheme="majorHAnsi"/>
       <w:b/>
       <w:color w:val="1F3864"/>
       <w:spacing w:val="5"/>
@@ -3063,7 +3288,7 @@
     <w:uiPriority w:val="10"/>
     <w:rsid w:val="00FC693F"/>
     <w:rPr>
-      <w:rFonts w:asciiTheme="majorHAnsi" w:cstheme="majorBidi" w:eastAsiaTheme="majorEastAsia" w:hAnsiTheme="majorHAnsi"/>
+      <w:rFonts w:asciiTheme="majorHAnsi" w:cstheme="majorBidi" w:hAnsiTheme="majorHAnsi" w:eastAsia="黑体"/>
       <w:color w:themeColor="text2" w:themeShade="BF" w:val="17365D"/>
       <w:spacing w:val="5"/>
       <w:kern w:val="28"/>
@@ -3085,7 +3310,7 @@
       </w:numPr>
     </w:pPr>
     <w:rPr>
-      <w:rFonts w:asciiTheme="majorHAnsi" w:cstheme="majorBidi" w:eastAsiaTheme="majorEastAsia" w:hAnsiTheme="majorHAnsi"/>
+      <w:rFonts w:asciiTheme="majorHAnsi" w:cstheme="majorBidi" w:hAnsiTheme="majorHAnsi" w:eastAsia="黑体"/>
       <w:i/>
       <w:iCs/>
       <w:color w:themeColor="accent1" w:val="4F81BD"/>
@@ -3101,7 +3326,7 @@
     <w:uiPriority w:val="11"/>
     <w:rsid w:val="00FC693F"/>
     <w:rPr>
-      <w:rFonts w:asciiTheme="majorHAnsi" w:cstheme="majorBidi" w:eastAsiaTheme="majorEastAsia" w:hAnsiTheme="majorHAnsi"/>
+      <w:rFonts w:asciiTheme="majorHAnsi" w:cstheme="majorBidi" w:hAnsiTheme="majorHAnsi" w:eastAsia="黑体"/>
       <w:i/>
       <w:iCs/>
       <w:color w:themeColor="accent1" w:val="4F81BD"/>
@@ -3168,6 +3393,7 @@
       <w:spacing w:after="120"/>
     </w:pPr>
     <w:rPr>
+      <w:rFonts w:eastAsia="黑体"/>
       <w:sz w:val="16"/>
       <w:szCs w:val="16"/>
     </w:rPr>
@@ -3179,6 +3405,7 @@
     <w:uiPriority w:val="99"/>
     <w:rsid w:val="00AA1D8D"/>
     <w:rPr>
+      <w:rFonts w:eastAsia="黑体"/>
       <w:sz w:val="16"/>
       <w:szCs w:val="16"/>
     </w:rPr>
@@ -3348,7 +3575,7 @@
       </w:tabs>
     </w:pPr>
     <w:rPr>
-      <w:rFonts w:ascii="Courier" w:hAnsi="Courier"/>
+      <w:rFonts w:ascii="Courier" w:hAnsi="Courier" w:eastAsia="黑体"/>
       <w:sz w:val="20"/>
       <w:szCs w:val="20"/>
     </w:rPr>
@@ -3360,7 +3587,7 @@
     <w:uiPriority w:val="99"/>
     <w:rsid w:val="0029639D"/>
     <w:rPr>
-      <w:rFonts w:ascii="Courier" w:hAnsi="Courier"/>
+      <w:rFonts w:ascii="Courier" w:hAnsi="Courier" w:eastAsia="黑体"/>
       <w:sz w:val="20"/>
       <w:szCs w:val="20"/>
     </w:rPr>
@@ -3396,6 +3623,7 @@
     <w:uiPriority w:val="29"/>
     <w:rsid w:val="00FC693F"/>
     <w:rPr>
+      <w:rFonts w:eastAsia="黑体"/>
       <w:i/>
       <w:iCs/>
       <w:color w:themeColor="text1" w:val="000000"/>
@@ -3409,7 +3637,7 @@
     <w:semiHidden/>
     <w:rsid w:val="00FC693F"/>
     <w:rPr>
-      <w:rFonts w:asciiTheme="majorHAnsi" w:cstheme="majorBidi" w:eastAsiaTheme="majorEastAsia" w:hAnsiTheme="majorHAnsi"/>
+      <w:rFonts w:asciiTheme="majorHAnsi" w:cstheme="majorBidi" w:hAnsiTheme="majorHAnsi" w:eastAsia="黑体"/>
       <w:b/>
       <w:bCs/>
       <w:i/>
@@ -3425,7 +3653,7 @@
     <w:semiHidden/>
     <w:rsid w:val="00FC693F"/>
     <w:rPr>
-      <w:rFonts w:asciiTheme="majorHAnsi" w:cstheme="majorBidi" w:eastAsiaTheme="majorEastAsia" w:hAnsiTheme="majorHAnsi"/>
+      <w:rFonts w:asciiTheme="majorHAnsi" w:cstheme="majorBidi" w:hAnsiTheme="majorHAnsi" w:eastAsia="黑体"/>
       <w:color w:themeColor="accent1" w:themeShade="7F" w:val="243F60"/>
     </w:rPr>
   </w:style>
@@ -3437,7 +3665,7 @@
     <w:semiHidden/>
     <w:rsid w:val="00FC693F"/>
     <w:rPr>
-      <w:rFonts w:asciiTheme="majorHAnsi" w:cstheme="majorBidi" w:eastAsiaTheme="majorEastAsia" w:hAnsiTheme="majorHAnsi"/>
+      <w:rFonts w:asciiTheme="majorHAnsi" w:cstheme="majorBidi" w:hAnsiTheme="majorHAnsi" w:eastAsia="黑体"/>
       <w:i/>
       <w:iCs/>
       <w:color w:themeColor="accent1" w:themeShade="7F" w:val="243F60"/>
@@ -3451,7 +3679,7 @@
     <w:semiHidden/>
     <w:rsid w:val="00FC693F"/>
     <w:rPr>
-      <w:rFonts w:asciiTheme="majorHAnsi" w:cstheme="majorBidi" w:eastAsiaTheme="majorEastAsia" w:hAnsiTheme="majorHAnsi"/>
+      <w:rFonts w:asciiTheme="majorHAnsi" w:cstheme="majorBidi" w:hAnsiTheme="majorHAnsi" w:eastAsia="黑体"/>
       <w:i/>
       <w:iCs/>
       <w:color w:themeColor="text1" w:themeTint="BF" w:val="404040"/>
@@ -3465,7 +3693,7 @@
     <w:semiHidden/>
     <w:rsid w:val="00FC693F"/>
     <w:rPr>
-      <w:rFonts w:asciiTheme="majorHAnsi" w:cstheme="majorBidi" w:eastAsiaTheme="majorEastAsia" w:hAnsiTheme="majorHAnsi"/>
+      <w:rFonts w:asciiTheme="majorHAnsi" w:cstheme="majorBidi" w:hAnsiTheme="majorHAnsi" w:eastAsia="黑体"/>
       <w:color w:themeColor="accent1" w:val="4F81BD"/>
       <w:sz w:val="20"/>
       <w:szCs w:val="20"/>
@@ -3479,7 +3707,7 @@
     <w:semiHidden/>
     <w:rsid w:val="00FC693F"/>
     <w:rPr>
-      <w:rFonts w:asciiTheme="majorHAnsi" w:cstheme="majorBidi" w:eastAsiaTheme="majorEastAsia" w:hAnsiTheme="majorHAnsi"/>
+      <w:rFonts w:asciiTheme="majorHAnsi" w:cstheme="majorBidi" w:hAnsiTheme="majorHAnsi" w:eastAsia="黑体"/>
       <w:i/>
       <w:iCs/>
       <w:color w:themeColor="text1" w:themeTint="BF" w:val="404040"/>
@@ -3500,6 +3728,7 @@
       <w:spacing w:line="240" w:lineRule="auto"/>
     </w:pPr>
     <w:rPr>
+      <w:rFonts w:eastAsia="黑体"/>
       <w:b/>
       <w:bCs/>
       <w:color w:themeColor="accent1" w:val="4F81BD"/>
@@ -3514,6 +3743,7 @@
     <w:qFormat/>
     <w:rsid w:val="00FC693F"/>
     <w:rPr>
+      <w:rFonts w:eastAsia="黑体"/>
       <w:b/>
       <w:bCs/>
     </w:rPr>
@@ -3525,6 +3755,7 @@
     <w:qFormat/>
     <w:rsid w:val="00FC693F"/>
     <w:rPr>
+      <w:rFonts w:eastAsia="黑体"/>
       <w:i/>
       <w:iCs/>
     </w:rPr>
@@ -3545,6 +3776,7 @@
       <w:ind w:left="936" w:right="936"/>
     </w:pPr>
     <w:rPr>
+      <w:rFonts w:eastAsia="黑体"/>
       <w:b/>
       <w:bCs/>
       <w:i/>
@@ -3559,6 +3791,7 @@
     <w:uiPriority w:val="30"/>
     <w:rsid w:val="00FC693F"/>
     <w:rPr>
+      <w:rFonts w:eastAsia="黑体"/>
       <w:b/>
       <w:bCs/>
       <w:i/>
@@ -3573,6 +3806,7 @@
     <w:qFormat/>
     <w:rsid w:val="00FC693F"/>
     <w:rPr>
+      <w:rFonts w:eastAsia="黑体"/>
       <w:i/>
       <w:iCs/>
       <w:color w:themeColor="text1" w:themeTint="7F" w:val="808080"/>
@@ -3585,6 +3819,7 @@
     <w:qFormat/>
     <w:rsid w:val="00FC693F"/>
     <w:rPr>
+      <w:rFonts w:eastAsia="黑体"/>
       <w:b/>
       <w:bCs/>
       <w:i/>
@@ -3599,6 +3834,7 @@
     <w:qFormat/>
     <w:rsid w:val="00FC693F"/>
     <w:rPr>
+      <w:rFonts w:eastAsia="黑体"/>
       <w:smallCaps/>
       <w:color w:themeColor="accent2" w:val="C0504D"/>
       <w:u w:val="single"/>
@@ -3611,6 +3847,7 @@
     <w:qFormat/>
     <w:rsid w:val="00FC693F"/>
     <w:rPr>
+      <w:rFonts w:eastAsia="黑体"/>
       <w:b/>
       <w:bCs/>
       <w:smallCaps/>
@@ -3626,6 +3863,7 @@
     <w:qFormat/>
     <w:rsid w:val="00FC693F"/>
     <w:rPr>
+      <w:rFonts w:eastAsia="黑体"/>
       <w:b/>
       <w:bCs/>
       <w:smallCaps/>
@@ -3680,6 +3918,7 @@
       <w:spacing w:after="0" w:line="240" w:lineRule="auto"/>
     </w:pPr>
     <w:rPr>
+      <w:rFonts w:eastAsia="黑体"/>
       <w:color w:themeColor="text1" w:themeShade="BF" w:val="000000"/>
     </w:rPr>
     <w:tblPr>
@@ -3702,6 +3941,7 @@
         <w:spacing w:after="0" w:before="0" w:line="240" w:lineRule="auto"/>
       </w:pPr>
       <w:rPr>
+        <w:rFonts w:eastAsia="黑体"/>
         <w:b/>
         <w:bCs/>
       </w:rPr>
@@ -3722,6 +3962,7 @@
         <w:spacing w:after="0" w:before="0" w:line="240" w:lineRule="auto"/>
       </w:pPr>
       <w:rPr>
+        <w:rFonts w:eastAsia="黑体"/>
         <w:b/>
         <w:bCs/>
       </w:rPr>
@@ -3739,12 +3980,14 @@
     </w:tblStylePr>
     <w:tblStylePr w:type="firstCol">
       <w:rPr>
+        <w:rFonts w:eastAsia="黑体"/>
         <w:b/>
         <w:bCs/>
       </w:rPr>
     </w:tblStylePr>
     <w:tblStylePr w:type="lastCol">
       <w:rPr>
+        <w:rFonts w:eastAsia="黑体"/>
         <w:b/>
         <w:bCs/>
       </w:rPr>
@@ -3783,6 +4026,7 @@
       <w:spacing w:after="0" w:line="240" w:lineRule="auto"/>
     </w:pPr>
     <w:rPr>
+      <w:rFonts w:eastAsia="黑体"/>
       <w:color w:themeColor="accent1" w:themeShade="BF" w:val="365F91"/>
     </w:rPr>
     <w:tblPr>
@@ -3805,6 +4049,7 @@
         <w:spacing w:after="0" w:before="0" w:line="240" w:lineRule="auto"/>
       </w:pPr>
       <w:rPr>
+        <w:rFonts w:eastAsia="黑体"/>
         <w:b/>
         <w:bCs/>
       </w:rPr>
@@ -3825,6 +4070,7 @@
         <w:spacing w:after="0" w:before="0" w:line="240" w:lineRule="auto"/>
       </w:pPr>
       <w:rPr>
+        <w:rFonts w:eastAsia="黑体"/>
         <w:b/>
         <w:bCs/>
       </w:rPr>
@@ -3842,12 +4088,14 @@
     </w:tblStylePr>
     <w:tblStylePr w:type="firstCol">
       <w:rPr>
+        <w:rFonts w:eastAsia="黑体"/>
         <w:b/>
         <w:bCs/>
       </w:rPr>
     </w:tblStylePr>
     <w:tblStylePr w:type="lastCol">
       <w:rPr>
+        <w:rFonts w:eastAsia="黑体"/>
         <w:b/>
         <w:bCs/>
       </w:rPr>
@@ -3886,6 +4134,7 @@
       <w:spacing w:after="0" w:line="240" w:lineRule="auto"/>
     </w:pPr>
     <w:rPr>
+      <w:rFonts w:eastAsia="黑体"/>
       <w:color w:themeColor="accent2" w:themeShade="BF" w:val="943634"/>
     </w:rPr>
     <w:tblPr>
@@ -3908,6 +4157,7 @@
         <w:spacing w:after="0" w:before="0" w:line="240" w:lineRule="auto"/>
       </w:pPr>
       <w:rPr>
+        <w:rFonts w:eastAsia="黑体"/>
         <w:b/>
         <w:bCs/>
       </w:rPr>
@@ -3928,6 +4178,7 @@
         <w:spacing w:after="0" w:before="0" w:line="240" w:lineRule="auto"/>
       </w:pPr>
       <w:rPr>
+        <w:rFonts w:eastAsia="黑体"/>
         <w:b/>
         <w:bCs/>
       </w:rPr>
@@ -3945,12 +4196,14 @@
     </w:tblStylePr>
     <w:tblStylePr w:type="firstCol">
       <w:rPr>
+        <w:rFonts w:eastAsia="黑体"/>
         <w:b/>
         <w:bCs/>
       </w:rPr>
     </w:tblStylePr>
     <w:tblStylePr w:type="lastCol">
       <w:rPr>
+        <w:rFonts w:eastAsia="黑体"/>
         <w:b/>
         <w:bCs/>
       </w:rPr>
@@ -3989,6 +4242,7 @@
       <w:spacing w:after="0" w:line="240" w:lineRule="auto"/>
     </w:pPr>
     <w:rPr>
+      <w:rFonts w:eastAsia="黑体"/>
       <w:color w:themeColor="accent3" w:themeShade="BF" w:val="76923C"/>
     </w:rPr>
     <w:tblPr>
@@ -4011,6 +4265,7 @@
         <w:spacing w:after="0" w:before="0" w:line="240" w:lineRule="auto"/>
       </w:pPr>
       <w:rPr>
+        <w:rFonts w:eastAsia="黑体"/>
         <w:b/>
         <w:bCs/>
       </w:rPr>
@@ -4031,6 +4286,7 @@
         <w:spacing w:after="0" w:before="0" w:line="240" w:lineRule="auto"/>
       </w:pPr>
       <w:rPr>
+        <w:rFonts w:eastAsia="黑体"/>
         <w:b/>
         <w:bCs/>
       </w:rPr>
@@ -4048,12 +4304,14 @@
     </w:tblStylePr>
     <w:tblStylePr w:type="firstCol">
       <w:rPr>
+        <w:rFonts w:eastAsia="黑体"/>
         <w:b/>
         <w:bCs/>
       </w:rPr>
     </w:tblStylePr>
     <w:tblStylePr w:type="lastCol">
       <w:rPr>
+        <w:rFonts w:eastAsia="黑体"/>
         <w:b/>
         <w:bCs/>
       </w:rPr>
@@ -4092,6 +4350,7 @@
       <w:spacing w:after="0" w:line="240" w:lineRule="auto"/>
     </w:pPr>
     <w:rPr>
+      <w:rFonts w:eastAsia="黑体"/>
       <w:color w:themeColor="accent4" w:themeShade="BF" w:val="5F497A"/>
     </w:rPr>
     <w:tblPr>
@@ -4114,6 +4373,7 @@
         <w:spacing w:after="0" w:before="0" w:line="240" w:lineRule="auto"/>
       </w:pPr>
       <w:rPr>
+        <w:rFonts w:eastAsia="黑体"/>
         <w:b/>
         <w:bCs/>
       </w:rPr>
@@ -4134,6 +4394,7 @@
         <w:spacing w:after="0" w:before="0" w:line="240" w:lineRule="auto"/>
       </w:pPr>
       <w:rPr>
+        <w:rFonts w:eastAsia="黑体"/>
         <w:b/>
         <w:bCs/>
       </w:rPr>
@@ -4151,12 +4412,14 @@
     </w:tblStylePr>
     <w:tblStylePr w:type="firstCol">
       <w:rPr>
+        <w:rFonts w:eastAsia="黑体"/>
         <w:b/>
         <w:bCs/>
       </w:rPr>
     </w:tblStylePr>
     <w:tblStylePr w:type="lastCol">
       <w:rPr>
+        <w:rFonts w:eastAsia="黑体"/>
         <w:b/>
         <w:bCs/>
       </w:rPr>
@@ -4195,6 +4458,7 @@
       <w:spacing w:after="0" w:line="240" w:lineRule="auto"/>
     </w:pPr>
     <w:rPr>
+      <w:rFonts w:eastAsia="黑体"/>
       <w:color w:themeColor="accent5" w:themeShade="BF" w:val="31849B"/>
     </w:rPr>
     <w:tblPr>
@@ -4217,6 +4481,7 @@
         <w:spacing w:after="0" w:before="0" w:line="240" w:lineRule="auto"/>
       </w:pPr>
       <w:rPr>
+        <w:rFonts w:eastAsia="黑体"/>
         <w:b/>
         <w:bCs/>
       </w:rPr>
@@ -4237,6 +4502,7 @@
         <w:spacing w:after="0" w:before="0" w:line="240" w:lineRule="auto"/>
       </w:pPr>
       <w:rPr>
+        <w:rFonts w:eastAsia="黑体"/>
         <w:b/>
         <w:bCs/>
       </w:rPr>
@@ -4254,12 +4520,14 @@
     </w:tblStylePr>
     <w:tblStylePr w:type="firstCol">
       <w:rPr>
+        <w:rFonts w:eastAsia="黑体"/>
         <w:b/>
         <w:bCs/>
       </w:rPr>
     </w:tblStylePr>
     <w:tblStylePr w:type="lastCol">
       <w:rPr>
+        <w:rFonts w:eastAsia="黑体"/>
         <w:b/>
         <w:bCs/>
       </w:rPr>
@@ -4298,6 +4566,7 @@
       <w:spacing w:after="0" w:line="240" w:lineRule="auto"/>
     </w:pPr>
     <w:rPr>
+      <w:rFonts w:eastAsia="黑体"/>
       <w:color w:themeColor="accent6" w:themeShade="BF" w:val="E36C0A"/>
     </w:rPr>
     <w:tblPr>
@@ -4320,6 +4589,7 @@
         <w:spacing w:after="0" w:before="0" w:line="240" w:lineRule="auto"/>
       </w:pPr>
       <w:rPr>
+        <w:rFonts w:eastAsia="黑体"/>
         <w:b/>
         <w:bCs/>
       </w:rPr>
@@ -4340,6 +4610,7 @@
         <w:spacing w:after="0" w:before="0" w:line="240" w:lineRule="auto"/>
       </w:pPr>
       <w:rPr>
+        <w:rFonts w:eastAsia="黑体"/>
         <w:b/>
         <w:bCs/>
       </w:rPr>
@@ -4357,12 +4628,14 @@
     </w:tblStylePr>
     <w:tblStylePr w:type="firstCol">
       <w:rPr>
+        <w:rFonts w:eastAsia="黑体"/>
         <w:b/>
         <w:bCs/>
       </w:rPr>
     </w:tblStylePr>
     <w:tblStylePr w:type="lastCol">
       <w:rPr>
+        <w:rFonts w:eastAsia="黑体"/>
         <w:b/>
         <w:bCs/>
       </w:rPr>
@@ -4422,6 +4695,7 @@
         <w:spacing w:after="0" w:before="0" w:line="240" w:lineRule="auto"/>
       </w:pPr>
       <w:rPr>
+        <w:rFonts w:eastAsia="黑体"/>
         <w:b/>
         <w:bCs/>
         <w:color w:themeColor="background1" w:val="FFFFFF"/>
@@ -4436,6 +4710,7 @@
         <w:spacing w:after="0" w:before="0" w:line="240" w:lineRule="auto"/>
       </w:pPr>
       <w:rPr>
+        <w:rFonts w:eastAsia="黑体"/>
         <w:b/>
         <w:bCs/>
       </w:rPr>
@@ -4451,12 +4726,14 @@
     </w:tblStylePr>
     <w:tblStylePr w:type="firstCol">
       <w:rPr>
+        <w:rFonts w:eastAsia="黑体"/>
         <w:b/>
         <w:bCs/>
       </w:rPr>
     </w:tblStylePr>
     <w:tblStylePr w:type="lastCol">
       <w:rPr>
+        <w:rFonts w:eastAsia="黑体"/>
         <w:b/>
         <w:bCs/>
       </w:rPr>
@@ -4514,6 +4791,7 @@
         <w:spacing w:after="0" w:before="0" w:line="240" w:lineRule="auto"/>
       </w:pPr>
       <w:rPr>
+        <w:rFonts w:eastAsia="黑体"/>
         <w:b/>
         <w:bCs/>
         <w:color w:themeColor="background1" w:val="FFFFFF"/>
@@ -4528,6 +4806,7 @@
         <w:spacing w:after="0" w:before="0" w:line="240" w:lineRule="auto"/>
       </w:pPr>
       <w:rPr>
+        <w:rFonts w:eastAsia="黑体"/>
         <w:b/>
         <w:bCs/>
       </w:rPr>
@@ -4543,12 +4822,14 @@
     </w:tblStylePr>
     <w:tblStylePr w:type="firstCol">
       <w:rPr>
+        <w:rFonts w:eastAsia="黑体"/>
         <w:b/>
         <w:bCs/>
       </w:rPr>
     </w:tblStylePr>
     <w:tblStylePr w:type="lastCol">
       <w:rPr>
+        <w:rFonts w:eastAsia="黑体"/>
         <w:b/>
         <w:bCs/>
       </w:rPr>
@@ -4606,6 +4887,7 @@
         <w:spacing w:after="0" w:before="0" w:line="240" w:lineRule="auto"/>
       </w:pPr>
       <w:rPr>
+        <w:rFonts w:eastAsia="黑体"/>
         <w:b/>
         <w:bCs/>
         <w:color w:themeColor="background1" w:val="FFFFFF"/>
@@ -4620,6 +4902,7 @@
         <w:spacing w:after="0" w:before="0" w:line="240" w:lineRule="auto"/>
       </w:pPr>
       <w:rPr>
+        <w:rFonts w:eastAsia="黑体"/>
         <w:b/>
         <w:bCs/>
       </w:rPr>
@@ -4635,12 +4918,14 @@
     </w:tblStylePr>
     <w:tblStylePr w:type="firstCol">
       <w:rPr>
+        <w:rFonts w:eastAsia="黑体"/>
         <w:b/>
         <w:bCs/>
       </w:rPr>
     </w:tblStylePr>
     <w:tblStylePr w:type="lastCol">
       <w:rPr>
+        <w:rFonts w:eastAsia="黑体"/>
         <w:b/>
         <w:bCs/>
       </w:rPr>
@@ -4698,6 +4983,7 @@
         <w:spacing w:after="0" w:before="0" w:line="240" w:lineRule="auto"/>
       </w:pPr>
       <w:rPr>
+        <w:rFonts w:eastAsia="黑体"/>
         <w:b/>
         <w:bCs/>
         <w:color w:themeColor="background1" w:val="FFFFFF"/>
@@ -4712,6 +4998,7 @@
         <w:spacing w:after="0" w:before="0" w:line="240" w:lineRule="auto"/>
       </w:pPr>
       <w:rPr>
+        <w:rFonts w:eastAsia="黑体"/>
         <w:b/>
         <w:bCs/>
       </w:rPr>
@@ -4727,12 +5014,14 @@
     </w:tblStylePr>
     <w:tblStylePr w:type="firstCol">
       <w:rPr>
+        <w:rFonts w:eastAsia="黑体"/>
         <w:b/>
         <w:bCs/>
       </w:rPr>
     </w:tblStylePr>
     <w:tblStylePr w:type="lastCol">
       <w:rPr>
+        <w:rFonts w:eastAsia="黑体"/>
         <w:b/>
         <w:bCs/>
       </w:rPr>
@@ -4790,6 +5079,7 @@
         <w:spacing w:after="0" w:before="0" w:line="240" w:lineRule="auto"/>
       </w:pPr>
       <w:rPr>
+        <w:rFonts w:eastAsia="黑体"/>
         <w:b/>
         <w:bCs/>
         <w:color w:themeColor="background1" w:val="FFFFFF"/>
@@ -4804,6 +5094,7 @@
         <w:spacing w:after="0" w:before="0" w:line="240" w:lineRule="auto"/>
       </w:pPr>
       <w:rPr>
+        <w:rFonts w:eastAsia="黑体"/>
         <w:b/>
         <w:bCs/>
       </w:rPr>
@@ -4819,12 +5110,14 @@
     </w:tblStylePr>
     <w:tblStylePr w:type="firstCol">
       <w:rPr>
+        <w:rFonts w:eastAsia="黑体"/>
         <w:b/>
         <w:bCs/>
       </w:rPr>
     </w:tblStylePr>
     <w:tblStylePr w:type="lastCol">
       <w:rPr>
+        <w:rFonts w:eastAsia="黑体"/>
         <w:b/>
         <w:bCs/>
       </w:rPr>
@@ -4882,6 +5175,7 @@
         <w:spacing w:after="0" w:before="0" w:line="240" w:lineRule="auto"/>
       </w:pPr>
       <w:rPr>
+        <w:rFonts w:eastAsia="黑体"/>
         <w:b/>
         <w:bCs/>
         <w:color w:themeColor="background1" w:val="FFFFFF"/>
@@ -4896,6 +5190,7 @@
         <w:spacing w:after="0" w:before="0" w:line="240" w:lineRule="auto"/>
       </w:pPr>
       <w:rPr>
+        <w:rFonts w:eastAsia="黑体"/>
         <w:b/>
         <w:bCs/>
       </w:rPr>
@@ -4911,12 +5206,14 @@
     </w:tblStylePr>
     <w:tblStylePr w:type="firstCol">
       <w:rPr>
+        <w:rFonts w:eastAsia="黑体"/>
         <w:b/>
         <w:bCs/>
       </w:rPr>
     </w:tblStylePr>
     <w:tblStylePr w:type="lastCol">
       <w:rPr>
+        <w:rFonts w:eastAsia="黑体"/>
         <w:b/>
         <w:bCs/>
       </w:rPr>
@@ -4974,6 +5271,7 @@
         <w:spacing w:after="0" w:before="0" w:line="240" w:lineRule="auto"/>
       </w:pPr>
       <w:rPr>
+        <w:rFonts w:eastAsia="黑体"/>
         <w:b/>
         <w:bCs/>
         <w:color w:themeColor="background1" w:val="FFFFFF"/>
@@ -4988,6 +5286,7 @@
         <w:spacing w:after="0" w:before="0" w:line="240" w:lineRule="auto"/>
       </w:pPr>
       <w:rPr>
+        <w:rFonts w:eastAsia="黑体"/>
         <w:b/>
         <w:bCs/>
       </w:rPr>
@@ -5003,12 +5302,14 @@
     </w:tblStylePr>
     <w:tblStylePr w:type="firstCol">
       <w:rPr>
+        <w:rFonts w:eastAsia="黑体"/>
         <w:b/>
         <w:bCs/>
       </w:rPr>
     </w:tblStylePr>
     <w:tblStylePr w:type="lastCol">
       <w:rPr>
+        <w:rFonts w:eastAsia="黑体"/>
         <w:b/>
         <w:bCs/>
       </w:rPr>
@@ -5068,7 +5369,7 @@
         <w:spacing w:after="0" w:before="0" w:line="240" w:lineRule="auto"/>
       </w:pPr>
       <w:rPr>
-        <w:rFonts w:asciiTheme="majorHAnsi" w:cstheme="majorBidi" w:eastAsiaTheme="majorEastAsia" w:hAnsiTheme="majorHAnsi"/>
+        <w:rFonts w:asciiTheme="majorHAnsi" w:cstheme="majorBidi" w:hAnsiTheme="majorHAnsi" w:eastAsia="黑体"/>
         <w:b/>
         <w:bCs/>
       </w:rPr>
@@ -5089,7 +5390,7 @@
         <w:spacing w:after="0" w:before="0" w:line="240" w:lineRule="auto"/>
       </w:pPr>
       <w:rPr>
-        <w:rFonts w:asciiTheme="majorHAnsi" w:cstheme="majorBidi" w:eastAsiaTheme="majorEastAsia" w:hAnsiTheme="majorHAnsi"/>
+        <w:rFonts w:asciiTheme="majorHAnsi" w:cstheme="majorBidi" w:hAnsiTheme="majorHAnsi" w:eastAsia="黑体"/>
         <w:b/>
         <w:bCs/>
       </w:rPr>
@@ -5107,14 +5408,14 @@
     </w:tblStylePr>
     <w:tblStylePr w:type="firstCol">
       <w:rPr>
-        <w:rFonts w:asciiTheme="majorHAnsi" w:cstheme="majorBidi" w:eastAsiaTheme="majorEastAsia" w:hAnsiTheme="majorHAnsi"/>
+        <w:rFonts w:asciiTheme="majorHAnsi" w:cstheme="majorBidi" w:hAnsiTheme="majorHAnsi" w:eastAsia="黑体"/>
         <w:b/>
         <w:bCs/>
       </w:rPr>
     </w:tblStylePr>
     <w:tblStylePr w:type="lastCol">
       <w:rPr>
-        <w:rFonts w:asciiTheme="majorHAnsi" w:cstheme="majorBidi" w:eastAsiaTheme="majorEastAsia" w:hAnsiTheme="majorHAnsi"/>
+        <w:rFonts w:asciiTheme="majorHAnsi" w:cstheme="majorBidi" w:hAnsiTheme="majorHAnsi" w:eastAsia="黑体"/>
         <w:b/>
         <w:bCs/>
       </w:rPr>
@@ -5198,7 +5499,7 @@
         <w:spacing w:after="0" w:before="0" w:line="240" w:lineRule="auto"/>
       </w:pPr>
       <w:rPr>
-        <w:rFonts w:asciiTheme="majorHAnsi" w:cstheme="majorBidi" w:eastAsiaTheme="majorEastAsia" w:hAnsiTheme="majorHAnsi"/>
+        <w:rFonts w:asciiTheme="majorHAnsi" w:cstheme="majorBidi" w:hAnsiTheme="majorHAnsi" w:eastAsia="黑体"/>
         <w:b/>
         <w:bCs/>
       </w:rPr>
@@ -5219,7 +5520,7 @@
         <w:spacing w:after="0" w:before="0" w:line="240" w:lineRule="auto"/>
       </w:pPr>
       <w:rPr>
-        <w:rFonts w:asciiTheme="majorHAnsi" w:cstheme="majorBidi" w:eastAsiaTheme="majorEastAsia" w:hAnsiTheme="majorHAnsi"/>
+        <w:rFonts w:asciiTheme="majorHAnsi" w:cstheme="majorBidi" w:hAnsiTheme="majorHAnsi" w:eastAsia="黑体"/>
         <w:b/>
         <w:bCs/>
       </w:rPr>
@@ -5237,14 +5538,14 @@
     </w:tblStylePr>
     <w:tblStylePr w:type="firstCol">
       <w:rPr>
-        <w:rFonts w:asciiTheme="majorHAnsi" w:cstheme="majorBidi" w:eastAsiaTheme="majorEastAsia" w:hAnsiTheme="majorHAnsi"/>
+        <w:rFonts w:asciiTheme="majorHAnsi" w:cstheme="majorBidi" w:hAnsiTheme="majorHAnsi" w:eastAsia="黑体"/>
         <w:b/>
         <w:bCs/>
       </w:rPr>
     </w:tblStylePr>
     <w:tblStylePr w:type="lastCol">
       <w:rPr>
-        <w:rFonts w:asciiTheme="majorHAnsi" w:cstheme="majorBidi" w:eastAsiaTheme="majorEastAsia" w:hAnsiTheme="majorHAnsi"/>
+        <w:rFonts w:asciiTheme="majorHAnsi" w:cstheme="majorBidi" w:hAnsiTheme="majorHAnsi" w:eastAsia="黑体"/>
         <w:b/>
         <w:bCs/>
       </w:rPr>
@@ -5328,7 +5629,7 @@
         <w:spacing w:after="0" w:before="0" w:line="240" w:lineRule="auto"/>
       </w:pPr>
       <w:rPr>
-        <w:rFonts w:asciiTheme="majorHAnsi" w:cstheme="majorBidi" w:eastAsiaTheme="majorEastAsia" w:hAnsiTheme="majorHAnsi"/>
+        <w:rFonts w:asciiTheme="majorHAnsi" w:cstheme="majorBidi" w:hAnsiTheme="majorHAnsi" w:eastAsia="黑体"/>
         <w:b/>
         <w:bCs/>
       </w:rPr>
@@ -5349,7 +5650,7 @@
         <w:spacing w:after="0" w:before="0" w:line="240" w:lineRule="auto"/>
       </w:pPr>
       <w:rPr>
-        <w:rFonts w:asciiTheme="majorHAnsi" w:cstheme="majorBidi" w:eastAsiaTheme="majorEastAsia" w:hAnsiTheme="majorHAnsi"/>
+        <w:rFonts w:asciiTheme="majorHAnsi" w:cstheme="majorBidi" w:hAnsiTheme="majorHAnsi" w:eastAsia="黑体"/>
         <w:b/>
         <w:bCs/>
       </w:rPr>
@@ -5367,14 +5668,14 @@
     </w:tblStylePr>
     <w:tblStylePr w:type="firstCol">
       <w:rPr>
-        <w:rFonts w:asciiTheme="majorHAnsi" w:cstheme="majorBidi" w:eastAsiaTheme="majorEastAsia" w:hAnsiTheme="majorHAnsi"/>
+        <w:rFonts w:asciiTheme="majorHAnsi" w:cstheme="majorBidi" w:hAnsiTheme="majorHAnsi" w:eastAsia="黑体"/>
         <w:b/>
         <w:bCs/>
       </w:rPr>
     </w:tblStylePr>
     <w:tblStylePr w:type="lastCol">
       <w:rPr>
-        <w:rFonts w:asciiTheme="majorHAnsi" w:cstheme="majorBidi" w:eastAsiaTheme="majorEastAsia" w:hAnsiTheme="majorHAnsi"/>
+        <w:rFonts w:asciiTheme="majorHAnsi" w:cstheme="majorBidi" w:hAnsiTheme="majorHAnsi" w:eastAsia="黑体"/>
         <w:b/>
         <w:bCs/>
       </w:rPr>
@@ -5458,7 +5759,7 @@
         <w:spacing w:after="0" w:before="0" w:line="240" w:lineRule="auto"/>
       </w:pPr>
       <w:rPr>
-        <w:rFonts w:asciiTheme="majorHAnsi" w:cstheme="majorBidi" w:eastAsiaTheme="majorEastAsia" w:hAnsiTheme="majorHAnsi"/>
+        <w:rFonts w:asciiTheme="majorHAnsi" w:cstheme="majorBidi" w:hAnsiTheme="majorHAnsi" w:eastAsia="黑体"/>
         <w:b/>
         <w:bCs/>
       </w:rPr>
@@ -5479,7 +5780,7 @@
         <w:spacing w:after="0" w:before="0" w:line="240" w:lineRule="auto"/>
       </w:pPr>
       <w:rPr>
-        <w:rFonts w:asciiTheme="majorHAnsi" w:cstheme="majorBidi" w:eastAsiaTheme="majorEastAsia" w:hAnsiTheme="majorHAnsi"/>
+        <w:rFonts w:asciiTheme="majorHAnsi" w:cstheme="majorBidi" w:hAnsiTheme="majorHAnsi" w:eastAsia="黑体"/>
         <w:b/>
         <w:bCs/>
       </w:rPr>
@@ -5497,14 +5798,14 @@
     </w:tblStylePr>
     <w:tblStylePr w:type="firstCol">
       <w:rPr>
-        <w:rFonts w:asciiTheme="majorHAnsi" w:cstheme="majorBidi" w:eastAsiaTheme="majorEastAsia" w:hAnsiTheme="majorHAnsi"/>
+        <w:rFonts w:asciiTheme="majorHAnsi" w:cstheme="majorBidi" w:hAnsiTheme="majorHAnsi" w:eastAsia="黑体"/>
         <w:b/>
         <w:bCs/>
       </w:rPr>
     </w:tblStylePr>
     <w:tblStylePr w:type="lastCol">
       <w:rPr>
-        <w:rFonts w:asciiTheme="majorHAnsi" w:cstheme="majorBidi" w:eastAsiaTheme="majorEastAsia" w:hAnsiTheme="majorHAnsi"/>
+        <w:rFonts w:asciiTheme="majorHAnsi" w:cstheme="majorBidi" w:hAnsiTheme="majorHAnsi" w:eastAsia="黑体"/>
         <w:b/>
         <w:bCs/>
       </w:rPr>
@@ -5588,7 +5889,7 @@
         <w:spacing w:after="0" w:before="0" w:line="240" w:lineRule="auto"/>
       </w:pPr>
       <w:rPr>
-        <w:rFonts w:asciiTheme="majorHAnsi" w:cstheme="majorBidi" w:eastAsiaTheme="majorEastAsia" w:hAnsiTheme="majorHAnsi"/>
+        <w:rFonts w:asciiTheme="majorHAnsi" w:cstheme="majorBidi" w:hAnsiTheme="majorHAnsi" w:eastAsia="黑体"/>
         <w:b/>
         <w:bCs/>
       </w:rPr>
@@ -5609,7 +5910,7 @@
         <w:spacing w:after="0" w:before="0" w:line="240" w:lineRule="auto"/>
       </w:pPr>
       <w:rPr>
-        <w:rFonts w:asciiTheme="majorHAnsi" w:cstheme="majorBidi" w:eastAsiaTheme="majorEastAsia" w:hAnsiTheme="majorHAnsi"/>
+        <w:rFonts w:asciiTheme="majorHAnsi" w:cstheme="majorBidi" w:hAnsiTheme="majorHAnsi" w:eastAsia="黑体"/>
         <w:b/>
         <w:bCs/>
       </w:rPr>
@@ -5627,14 +5928,14 @@
     </w:tblStylePr>
     <w:tblStylePr w:type="firstCol">
       <w:rPr>
-        <w:rFonts w:asciiTheme="majorHAnsi" w:cstheme="majorBidi" w:eastAsiaTheme="majorEastAsia" w:hAnsiTheme="majorHAnsi"/>
+        <w:rFonts w:asciiTheme="majorHAnsi" w:cstheme="majorBidi" w:hAnsiTheme="majorHAnsi" w:eastAsia="黑体"/>
         <w:b/>
         <w:bCs/>
       </w:rPr>
     </w:tblStylePr>
     <w:tblStylePr w:type="lastCol">
       <w:rPr>
-        <w:rFonts w:asciiTheme="majorHAnsi" w:cstheme="majorBidi" w:eastAsiaTheme="majorEastAsia" w:hAnsiTheme="majorHAnsi"/>
+        <w:rFonts w:asciiTheme="majorHAnsi" w:cstheme="majorBidi" w:hAnsiTheme="majorHAnsi" w:eastAsia="黑体"/>
         <w:b/>
         <w:bCs/>
       </w:rPr>
@@ -5718,7 +6019,7 @@
         <w:spacing w:after="0" w:before="0" w:line="240" w:lineRule="auto"/>
       </w:pPr>
       <w:rPr>
-        <w:rFonts w:asciiTheme="majorHAnsi" w:cstheme="majorBidi" w:eastAsiaTheme="majorEastAsia" w:hAnsiTheme="majorHAnsi"/>
+        <w:rFonts w:asciiTheme="majorHAnsi" w:cstheme="majorBidi" w:hAnsiTheme="majorHAnsi" w:eastAsia="黑体"/>
         <w:b/>
         <w:bCs/>
       </w:rPr>
@@ -5739,7 +6040,7 @@
         <w:spacing w:after="0" w:before="0" w:line="240" w:lineRule="auto"/>
       </w:pPr>
       <w:rPr>
-        <w:rFonts w:asciiTheme="majorHAnsi" w:cstheme="majorBidi" w:eastAsiaTheme="majorEastAsia" w:hAnsiTheme="majorHAnsi"/>
+        <w:rFonts w:asciiTheme="majorHAnsi" w:cstheme="majorBidi" w:hAnsiTheme="majorHAnsi" w:eastAsia="黑体"/>
         <w:b/>
         <w:bCs/>
       </w:rPr>
@@ -5757,14 +6058,14 @@
     </w:tblStylePr>
     <w:tblStylePr w:type="firstCol">
       <w:rPr>
-        <w:rFonts w:asciiTheme="majorHAnsi" w:cstheme="majorBidi" w:eastAsiaTheme="majorEastAsia" w:hAnsiTheme="majorHAnsi"/>
+        <w:rFonts w:asciiTheme="majorHAnsi" w:cstheme="majorBidi" w:hAnsiTheme="majorHAnsi" w:eastAsia="黑体"/>
         <w:b/>
         <w:bCs/>
       </w:rPr>
     </w:tblStylePr>
     <w:tblStylePr w:type="lastCol">
       <w:rPr>
-        <w:rFonts w:asciiTheme="majorHAnsi" w:cstheme="majorBidi" w:eastAsiaTheme="majorEastAsia" w:hAnsiTheme="majorHAnsi"/>
+        <w:rFonts w:asciiTheme="majorHAnsi" w:cstheme="majorBidi" w:hAnsiTheme="majorHAnsi" w:eastAsia="黑体"/>
         <w:b/>
         <w:bCs/>
       </w:rPr>
@@ -5848,7 +6149,7 @@
         <w:spacing w:after="0" w:before="0" w:line="240" w:lineRule="auto"/>
       </w:pPr>
       <w:rPr>
-        <w:rFonts w:asciiTheme="majorHAnsi" w:cstheme="majorBidi" w:eastAsiaTheme="majorEastAsia" w:hAnsiTheme="majorHAnsi"/>
+        <w:rFonts w:asciiTheme="majorHAnsi" w:cstheme="majorBidi" w:hAnsiTheme="majorHAnsi" w:eastAsia="黑体"/>
         <w:b/>
         <w:bCs/>
       </w:rPr>
@@ -5869,7 +6170,7 @@
         <w:spacing w:after="0" w:before="0" w:line="240" w:lineRule="auto"/>
       </w:pPr>
       <w:rPr>
-        <w:rFonts w:asciiTheme="majorHAnsi" w:cstheme="majorBidi" w:eastAsiaTheme="majorEastAsia" w:hAnsiTheme="majorHAnsi"/>
+        <w:rFonts w:asciiTheme="majorHAnsi" w:cstheme="majorBidi" w:hAnsiTheme="majorHAnsi" w:eastAsia="黑体"/>
         <w:b/>
         <w:bCs/>
       </w:rPr>
@@ -5887,14 +6188,14 @@
     </w:tblStylePr>
     <w:tblStylePr w:type="firstCol">
       <w:rPr>
-        <w:rFonts w:asciiTheme="majorHAnsi" w:cstheme="majorBidi" w:eastAsiaTheme="majorEastAsia" w:hAnsiTheme="majorHAnsi"/>
+        <w:rFonts w:asciiTheme="majorHAnsi" w:cstheme="majorBidi" w:hAnsiTheme="majorHAnsi" w:eastAsia="黑体"/>
         <w:b/>
         <w:bCs/>
       </w:rPr>
     </w:tblStylePr>
     <w:tblStylePr w:type="lastCol">
       <w:rPr>
-        <w:rFonts w:asciiTheme="majorHAnsi" w:cstheme="majorBidi" w:eastAsiaTheme="majorEastAsia" w:hAnsiTheme="majorHAnsi"/>
+        <w:rFonts w:asciiTheme="majorHAnsi" w:cstheme="majorBidi" w:hAnsiTheme="majorHAnsi" w:eastAsia="黑体"/>
         <w:b/>
         <w:bCs/>
       </w:rPr>
@@ -5977,6 +6278,7 @@
         <w:spacing w:after="0" w:before="0" w:line="240" w:lineRule="auto"/>
       </w:pPr>
       <w:rPr>
+        <w:rFonts w:eastAsia="黑体"/>
         <w:b/>
         <w:bCs/>
         <w:color w:themeColor="background1" w:val="FFFFFF"/>
@@ -5999,6 +6301,7 @@
         <w:spacing w:after="0" w:before="0" w:line="240" w:lineRule="auto"/>
       </w:pPr>
       <w:rPr>
+        <w:rFonts w:eastAsia="黑体"/>
         <w:b/>
         <w:bCs/>
       </w:rPr>
@@ -6016,12 +6319,14 @@
     </w:tblStylePr>
     <w:tblStylePr w:type="firstCol">
       <w:rPr>
+        <w:rFonts w:eastAsia="黑体"/>
         <w:b/>
         <w:bCs/>
       </w:rPr>
     </w:tblStylePr>
     <w:tblStylePr w:type="lastCol">
       <w:rPr>
+        <w:rFonts w:eastAsia="黑体"/>
         <w:b/>
         <w:bCs/>
       </w:rPr>
@@ -6083,6 +6388,7 @@
         <w:spacing w:after="0" w:before="0" w:line="240" w:lineRule="auto"/>
       </w:pPr>
       <w:rPr>
+        <w:rFonts w:eastAsia="黑体"/>
         <w:b/>
         <w:bCs/>
         <w:color w:themeColor="background1" w:val="FFFFFF"/>
@@ -6105,6 +6411,7 @@
         <w:spacing w:after="0" w:before="0" w:line="240" w:lineRule="auto"/>
       </w:pPr>
       <w:rPr>
+        <w:rFonts w:eastAsia="黑体"/>
         <w:b/>
         <w:bCs/>
       </w:rPr>
@@ -6122,12 +6429,14 @@
     </w:tblStylePr>
     <w:tblStylePr w:type="firstCol">
       <w:rPr>
+        <w:rFonts w:eastAsia="黑体"/>
         <w:b/>
         <w:bCs/>
       </w:rPr>
     </w:tblStylePr>
     <w:tblStylePr w:type="lastCol">
       <w:rPr>
+        <w:rFonts w:eastAsia="黑体"/>
         <w:b/>
         <w:bCs/>
       </w:rPr>
@@ -6189,6 +6498,7 @@
         <w:spacing w:after="0" w:before="0" w:line="240" w:lineRule="auto"/>
       </w:pPr>
       <w:rPr>
+        <w:rFonts w:eastAsia="黑体"/>
         <w:b/>
         <w:bCs/>
         <w:color w:themeColor="background1" w:val="FFFFFF"/>
@@ -6211,6 +6521,7 @@
         <w:spacing w:after="0" w:before="0" w:line="240" w:lineRule="auto"/>
       </w:pPr>
       <w:rPr>
+        <w:rFonts w:eastAsia="黑体"/>
         <w:b/>
         <w:bCs/>
       </w:rPr>
@@ -6228,12 +6539,14 @@
     </w:tblStylePr>
     <w:tblStylePr w:type="firstCol">
       <w:rPr>
+        <w:rFonts w:eastAsia="黑体"/>
         <w:b/>
         <w:bCs/>
       </w:rPr>
     </w:tblStylePr>
     <w:tblStylePr w:type="lastCol">
       <w:rPr>
+        <w:rFonts w:eastAsia="黑体"/>
         <w:b/>
         <w:bCs/>
       </w:rPr>
@@ -6295,6 +6608,7 @@
         <w:spacing w:after="0" w:before="0" w:line="240" w:lineRule="auto"/>
       </w:pPr>
       <w:rPr>
+        <w:rFonts w:eastAsia="黑体"/>
         <w:b/>
         <w:bCs/>
         <w:color w:themeColor="background1" w:val="FFFFFF"/>
@@ -6317,6 +6631,7 @@
         <w:spacing w:after="0" w:before="0" w:line="240" w:lineRule="auto"/>
       </w:pPr>
       <w:rPr>
+        <w:rFonts w:eastAsia="黑体"/>
         <w:b/>
         <w:bCs/>
       </w:rPr>
@@ -6334,12 +6649,14 @@
     </w:tblStylePr>
     <w:tblStylePr w:type="firstCol">
       <w:rPr>
+        <w:rFonts w:eastAsia="黑体"/>
         <w:b/>
         <w:bCs/>
       </w:rPr>
     </w:tblStylePr>
     <w:tblStylePr w:type="lastCol">
       <w:rPr>
+        <w:rFonts w:eastAsia="黑体"/>
         <w:b/>
         <w:bCs/>
       </w:rPr>
@@ -6401,6 +6718,7 @@
         <w:spacing w:after="0" w:before="0" w:line="240" w:lineRule="auto"/>
       </w:pPr>
       <w:rPr>
+        <w:rFonts w:eastAsia="黑体"/>
         <w:b/>
         <w:bCs/>
         <w:color w:themeColor="background1" w:val="FFFFFF"/>
@@ -6423,6 +6741,7 @@
         <w:spacing w:after="0" w:before="0" w:line="240" w:lineRule="auto"/>
       </w:pPr>
       <w:rPr>
+        <w:rFonts w:eastAsia="黑体"/>
         <w:b/>
         <w:bCs/>
       </w:rPr>
@@ -6440,12 +6759,14 @@
     </w:tblStylePr>
     <w:tblStylePr w:type="firstCol">
       <w:rPr>
+        <w:rFonts w:eastAsia="黑体"/>
         <w:b/>
         <w:bCs/>
       </w:rPr>
     </w:tblStylePr>
     <w:tblStylePr w:type="lastCol">
       <w:rPr>
+        <w:rFonts w:eastAsia="黑体"/>
         <w:b/>
         <w:bCs/>
       </w:rPr>
@@ -6507,6 +6828,7 @@
         <w:spacing w:after="0" w:before="0" w:line="240" w:lineRule="auto"/>
       </w:pPr>
       <w:rPr>
+        <w:rFonts w:eastAsia="黑体"/>
         <w:b/>
         <w:bCs/>
         <w:color w:themeColor="background1" w:val="FFFFFF"/>
@@ -6529,6 +6851,7 @@
         <w:spacing w:after="0" w:before="0" w:line="240" w:lineRule="auto"/>
       </w:pPr>
       <w:rPr>
+        <w:rFonts w:eastAsia="黑体"/>
         <w:b/>
         <w:bCs/>
       </w:rPr>
@@ -6546,12 +6869,14 @@
     </w:tblStylePr>
     <w:tblStylePr w:type="firstCol">
       <w:rPr>
+        <w:rFonts w:eastAsia="黑体"/>
         <w:b/>
         <w:bCs/>
       </w:rPr>
     </w:tblStylePr>
     <w:tblStylePr w:type="lastCol">
       <w:rPr>
+        <w:rFonts w:eastAsia="黑体"/>
         <w:b/>
         <w:bCs/>
       </w:rPr>
@@ -6613,6 +6938,7 @@
         <w:spacing w:after="0" w:before="0" w:line="240" w:lineRule="auto"/>
       </w:pPr>
       <w:rPr>
+        <w:rFonts w:eastAsia="黑体"/>
         <w:b/>
         <w:bCs/>
         <w:color w:themeColor="background1" w:val="FFFFFF"/>
@@ -6635,6 +6961,7 @@
         <w:spacing w:after="0" w:before="0" w:line="240" w:lineRule="auto"/>
       </w:pPr>
       <w:rPr>
+        <w:rFonts w:eastAsia="黑体"/>
         <w:b/>
         <w:bCs/>
       </w:rPr>
@@ -6652,12 +6979,14 @@
     </w:tblStylePr>
     <w:tblStylePr w:type="firstCol">
       <w:rPr>
+        <w:rFonts w:eastAsia="黑体"/>
         <w:b/>
         <w:bCs/>
       </w:rPr>
     </w:tblStylePr>
     <w:tblStylePr w:type="lastCol">
       <w:rPr>
+        <w:rFonts w:eastAsia="黑体"/>
         <w:b/>
         <w:bCs/>
       </w:rPr>
@@ -6716,6 +7045,7 @@
         <w:spacing w:after="0" w:before="0" w:line="240" w:lineRule="auto"/>
       </w:pPr>
       <w:rPr>
+        <w:rFonts w:eastAsia="黑体"/>
         <w:b/>
         <w:bCs/>
         <w:color w:themeColor="background1" w:val="FFFFFF"/>
@@ -6738,6 +7068,7 @@
         <w:spacing w:after="0" w:before="0" w:line="240" w:lineRule="auto"/>
       </w:pPr>
       <w:rPr>
+        <w:rFonts w:eastAsia="黑体"/>
         <w:color w:val="auto"/>
       </w:rPr>
       <w:tblPr/>
@@ -6755,6 +7086,7 @@
     </w:tblStylePr>
     <w:tblStylePr w:type="firstCol">
       <w:rPr>
+        <w:rFonts w:eastAsia="黑体"/>
         <w:b/>
         <w:bCs/>
         <w:color w:themeColor="background1" w:val="FFFFFF"/>
@@ -6774,6 +7106,7 @@
     </w:tblStylePr>
     <w:tblStylePr w:type="lastCol">
       <w:rPr>
+        <w:rFonts w:eastAsia="黑体"/>
         <w:b/>
         <w:bCs/>
         <w:color w:themeColor="background1" w:val="FFFFFF"/>
@@ -6822,6 +7155,7 @@
     </w:tblStylePr>
     <w:tblStylePr w:type="nwCell">
       <w:rPr>
+        <w:rFonts w:eastAsia="黑体"/>
         <w:color w:themeColor="background1" w:val="FFFFFF"/>
       </w:rPr>
       <w:tblPr/>
@@ -6865,6 +7199,7 @@
         <w:spacing w:after="0" w:before="0" w:line="240" w:lineRule="auto"/>
       </w:pPr>
       <w:rPr>
+        <w:rFonts w:eastAsia="黑体"/>
         <w:b/>
         <w:bCs/>
         <w:color w:themeColor="background1" w:val="FFFFFF"/>
@@ -6887,6 +7222,7 @@
         <w:spacing w:after="0" w:before="0" w:line="240" w:lineRule="auto"/>
       </w:pPr>
       <w:rPr>
+        <w:rFonts w:eastAsia="黑体"/>
         <w:color w:val="auto"/>
       </w:rPr>
       <w:tblPr/>
@@ -6904,6 +7240,7 @@
     </w:tblStylePr>
     <w:tblStylePr w:type="firstCol">
       <w:rPr>
+        <w:rFonts w:eastAsia="黑体"/>
         <w:b/>
         <w:bCs/>
         <w:color w:themeColor="background1" w:val="FFFFFF"/>
@@ -6923,6 +7260,7 @@
     </w:tblStylePr>
     <w:tblStylePr w:type="lastCol">
       <w:rPr>
+        <w:rFonts w:eastAsia="黑体"/>
         <w:b/>
         <w:bCs/>
         <w:color w:themeColor="background1" w:val="FFFFFF"/>
@@ -6971,6 +7309,7 @@
     </w:tblStylePr>
     <w:tblStylePr w:type="nwCell">
       <w:rPr>
+        <w:rFonts w:eastAsia="黑体"/>
         <w:color w:themeColor="background1" w:val="FFFFFF"/>
       </w:rPr>
       <w:tblPr/>
@@ -7014,6 +7353,7 @@
         <w:spacing w:after="0" w:before="0" w:line="240" w:lineRule="auto"/>
       </w:pPr>
       <w:rPr>
+        <w:rFonts w:eastAsia="黑体"/>
         <w:b/>
         <w:bCs/>
         <w:color w:themeColor="background1" w:val="FFFFFF"/>
@@ -7036,6 +7376,7 @@
         <w:spacing w:after="0" w:before="0" w:line="240" w:lineRule="auto"/>
       </w:pPr>
       <w:rPr>
+        <w:rFonts w:eastAsia="黑体"/>
         <w:color w:val="auto"/>
       </w:rPr>
       <w:tblPr/>
@@ -7053,6 +7394,7 @@
     </w:tblStylePr>
     <w:tblStylePr w:type="firstCol">
       <w:rPr>
+        <w:rFonts w:eastAsia="黑体"/>
         <w:b/>
         <w:bCs/>
         <w:color w:themeColor="background1" w:val="FFFFFF"/>
@@ -7072,6 +7414,7 @@
     </w:tblStylePr>
     <w:tblStylePr w:type="lastCol">
       <w:rPr>
+        <w:rFonts w:eastAsia="黑体"/>
         <w:b/>
         <w:bCs/>
         <w:color w:themeColor="background1" w:val="FFFFFF"/>
@@ -7120,6 +7463,7 @@
     </w:tblStylePr>
     <w:tblStylePr w:type="nwCell">
       <w:rPr>
+        <w:rFonts w:eastAsia="黑体"/>
         <w:color w:themeColor="background1" w:val="FFFFFF"/>
       </w:rPr>
       <w:tblPr/>
@@ -7163,6 +7507,7 @@
         <w:spacing w:after="0" w:before="0" w:line="240" w:lineRule="auto"/>
       </w:pPr>
       <w:rPr>
+        <w:rFonts w:eastAsia="黑体"/>
         <w:b/>
         <w:bCs/>
         <w:color w:themeColor="background1" w:val="FFFFFF"/>
@@ -7185,6 +7530,7 @@
         <w:spacing w:after="0" w:before="0" w:line="240" w:lineRule="auto"/>
       </w:pPr>
       <w:rPr>
+        <w:rFonts w:eastAsia="黑体"/>
         <w:color w:val="auto"/>
       </w:rPr>
       <w:tblPr/>
@@ -7202,6 +7548,7 @@
     </w:tblStylePr>
     <w:tblStylePr w:type="firstCol">
       <w:rPr>
+        <w:rFonts w:eastAsia="黑体"/>
         <w:b/>
         <w:bCs/>
         <w:color w:themeColor="background1" w:val="FFFFFF"/>
@@ -7221,6 +7568,7 @@
     </w:tblStylePr>
     <w:tblStylePr w:type="lastCol">
       <w:rPr>
+        <w:rFonts w:eastAsia="黑体"/>
         <w:b/>
         <w:bCs/>
         <w:color w:themeColor="background1" w:val="FFFFFF"/>
@@ -7269,6 +7617,7 @@
     </w:tblStylePr>
     <w:tblStylePr w:type="nwCell">
       <w:rPr>
+        <w:rFonts w:eastAsia="黑体"/>
         <w:color w:themeColor="background1" w:val="FFFFFF"/>
       </w:rPr>
       <w:tblPr/>
@@ -7312,6 +7661,7 @@
         <w:spacing w:after="0" w:before="0" w:line="240" w:lineRule="auto"/>
       </w:pPr>
       <w:rPr>
+        <w:rFonts w:eastAsia="黑体"/>
         <w:b/>
         <w:bCs/>
         <w:color w:themeColor="background1" w:val="FFFFFF"/>
@@ -7334,6 +7684,7 @@
         <w:spacing w:after="0" w:before="0" w:line="240" w:lineRule="auto"/>
       </w:pPr>
       <w:rPr>
+        <w:rFonts w:eastAsia="黑体"/>
         <w:color w:val="auto"/>
       </w:rPr>
       <w:tblPr/>
@@ -7351,6 +7702,7 @@
     </w:tblStylePr>
     <w:tblStylePr w:type="firstCol">
       <w:rPr>
+        <w:rFonts w:eastAsia="黑体"/>
         <w:b/>
         <w:bCs/>
         <w:color w:themeColor="background1" w:val="FFFFFF"/>
@@ -7370,6 +7722,7 @@
     </w:tblStylePr>
     <w:tblStylePr w:type="lastCol">
       <w:rPr>
+        <w:rFonts w:eastAsia="黑体"/>
         <w:b/>
         <w:bCs/>
         <w:color w:themeColor="background1" w:val="FFFFFF"/>
@@ -7418,6 +7771,7 @@
     </w:tblStylePr>
     <w:tblStylePr w:type="nwCell">
       <w:rPr>
+        <w:rFonts w:eastAsia="黑体"/>
         <w:color w:themeColor="background1" w:val="FFFFFF"/>
       </w:rPr>
       <w:tblPr/>
@@ -7461,6 +7815,7 @@
         <w:spacing w:after="0" w:before="0" w:line="240" w:lineRule="auto"/>
       </w:pPr>
       <w:rPr>
+        <w:rFonts w:eastAsia="黑体"/>
         <w:b/>
         <w:bCs/>
         <w:color w:themeColor="background1" w:val="FFFFFF"/>
@@ -7483,6 +7838,7 @@
         <w:spacing w:after="0" w:before="0" w:line="240" w:lineRule="auto"/>
       </w:pPr>
       <w:rPr>
+        <w:rFonts w:eastAsia="黑体"/>
         <w:color w:val="auto"/>
       </w:rPr>
       <w:tblPr/>
@@ -7500,6 +7856,7 @@
     </w:tblStylePr>
     <w:tblStylePr w:type="firstCol">
       <w:rPr>
+        <w:rFonts w:eastAsia="黑体"/>
         <w:b/>
         <w:bCs/>
         <w:color w:themeColor="background1" w:val="FFFFFF"/>
@@ -7519,6 +7876,7 @@
     </w:tblStylePr>
     <w:tblStylePr w:type="lastCol">
       <w:rPr>
+        <w:rFonts w:eastAsia="黑体"/>
         <w:b/>
         <w:bCs/>
         <w:color w:themeColor="background1" w:val="FFFFFF"/>
@@ -7567,6 +7925,7 @@
     </w:tblStylePr>
     <w:tblStylePr w:type="nwCell">
       <w:rPr>
+        <w:rFonts w:eastAsia="黑体"/>
         <w:color w:themeColor="background1" w:val="FFFFFF"/>
       </w:rPr>
       <w:tblPr/>
@@ -7610,6 +7969,7 @@
         <w:spacing w:after="0" w:before="0" w:line="240" w:lineRule="auto"/>
       </w:pPr>
       <w:rPr>
+        <w:rFonts w:eastAsia="黑体"/>
         <w:b/>
         <w:bCs/>
         <w:color w:themeColor="background1" w:val="FFFFFF"/>
@@ -7632,6 +7992,7 @@
         <w:spacing w:after="0" w:before="0" w:line="240" w:lineRule="auto"/>
       </w:pPr>
       <w:rPr>
+        <w:rFonts w:eastAsia="黑体"/>
         <w:color w:val="auto"/>
       </w:rPr>
       <w:tblPr/>
@@ -7649,6 +8010,7 @@
     </w:tblStylePr>
     <w:tblStylePr w:type="firstCol">
       <w:rPr>
+        <w:rFonts w:eastAsia="黑体"/>
         <w:b/>
         <w:bCs/>
         <w:color w:themeColor="background1" w:val="FFFFFF"/>
@@ -7668,6 +8030,7 @@
     </w:tblStylePr>
     <w:tblStylePr w:type="lastCol">
       <w:rPr>
+        <w:rFonts w:eastAsia="黑体"/>
         <w:b/>
         <w:bCs/>
         <w:color w:themeColor="background1" w:val="FFFFFF"/>
@@ -7716,6 +8079,7 @@
     </w:tblStylePr>
     <w:tblStylePr w:type="nwCell">
       <w:rPr>
+        <w:rFonts w:eastAsia="黑体"/>
         <w:color w:themeColor="background1" w:val="FFFFFF"/>
       </w:rPr>
       <w:tblPr/>
@@ -7740,6 +8104,7 @@
       <w:spacing w:after="0" w:line="240" w:lineRule="auto"/>
     </w:pPr>
     <w:rPr>
+      <w:rFonts w:eastAsia="黑体"/>
       <w:color w:themeColor="text1" w:val="000000"/>
     </w:rPr>
     <w:tblPr>
@@ -7759,7 +8124,7 @@
     </w:tblPr>
     <w:tblStylePr w:type="firstRow">
       <w:rPr>
-        <w:rFonts w:asciiTheme="majorHAnsi" w:cstheme="majorBidi" w:eastAsiaTheme="majorEastAsia" w:hAnsiTheme="majorHAnsi"/>
+        <w:rFonts w:asciiTheme="majorHAnsi" w:cstheme="majorBidi" w:hAnsiTheme="majorHAnsi" w:eastAsia="黑体"/>
       </w:rPr>
       <w:tblPr/>
       <w:tcPr>
@@ -7771,6 +8136,7 @@
     </w:tblStylePr>
     <w:tblStylePr w:type="lastRow">
       <w:rPr>
+        <w:rFonts w:eastAsia="黑体"/>
         <w:b/>
         <w:bCs/>
         <w:color w:themeColor="text2" w:val="1F497D"/>
@@ -7785,12 +8151,14 @@
     </w:tblStylePr>
     <w:tblStylePr w:type="firstCol">
       <w:rPr>
+        <w:rFonts w:eastAsia="黑体"/>
         <w:b/>
         <w:bCs/>
       </w:rPr>
     </w:tblStylePr>
     <w:tblStylePr w:type="lastCol">
       <w:rPr>
+        <w:rFonts w:eastAsia="黑体"/>
         <w:b/>
         <w:bCs/>
       </w:rPr>
@@ -7824,6 +8192,7 @@
       <w:spacing w:after="0" w:line="240" w:lineRule="auto"/>
     </w:pPr>
     <w:rPr>
+      <w:rFonts w:eastAsia="黑体"/>
       <w:color w:themeColor="text1" w:val="000000"/>
     </w:rPr>
     <w:tblPr>
@@ -7843,7 +8212,7 @@
     </w:tblPr>
     <w:tblStylePr w:type="firstRow">
       <w:rPr>
-        <w:rFonts w:asciiTheme="majorHAnsi" w:cstheme="majorBidi" w:eastAsiaTheme="majorEastAsia" w:hAnsiTheme="majorHAnsi"/>
+        <w:rFonts w:asciiTheme="majorHAnsi" w:cstheme="majorBidi" w:hAnsiTheme="majorHAnsi" w:eastAsia="黑体"/>
       </w:rPr>
       <w:tblPr/>
       <w:tcPr>
@@ -7855,6 +8224,7 @@
     </w:tblStylePr>
     <w:tblStylePr w:type="lastRow">
       <w:rPr>
+        <w:rFonts w:eastAsia="黑体"/>
         <w:b/>
         <w:bCs/>
         <w:color w:themeColor="text2" w:val="1F497D"/>
@@ -7869,12 +8239,14 @@
     </w:tblStylePr>
     <w:tblStylePr w:type="firstCol">
       <w:rPr>
+        <w:rFonts w:eastAsia="黑体"/>
         <w:b/>
         <w:bCs/>
       </w:rPr>
     </w:tblStylePr>
     <w:tblStylePr w:type="lastCol">
       <w:rPr>
+        <w:rFonts w:eastAsia="黑体"/>
         <w:b/>
         <w:bCs/>
       </w:rPr>
@@ -7908,6 +8280,7 @@
       <w:spacing w:after="0" w:line="240" w:lineRule="auto"/>
     </w:pPr>
     <w:rPr>
+      <w:rFonts w:eastAsia="黑体"/>
       <w:color w:themeColor="text1" w:val="000000"/>
     </w:rPr>
     <w:tblPr>
@@ -7927,7 +8300,7 @@
     </w:tblPr>
     <w:tblStylePr w:type="firstRow">
       <w:rPr>
-        <w:rFonts w:asciiTheme="majorHAnsi" w:cstheme="majorBidi" w:eastAsiaTheme="majorEastAsia" w:hAnsiTheme="majorHAnsi"/>
+        <w:rFonts w:asciiTheme="majorHAnsi" w:cstheme="majorBidi" w:hAnsiTheme="majorHAnsi" w:eastAsia="黑体"/>
       </w:rPr>
       <w:tblPr/>
       <w:tcPr>
@@ -7939,6 +8312,7 @@
     </w:tblStylePr>
     <w:tblStylePr w:type="lastRow">
       <w:rPr>
+        <w:rFonts w:eastAsia="黑体"/>
         <w:b/>
         <w:bCs/>
         <w:color w:themeColor="text2" w:val="1F497D"/>
@@ -7953,12 +8327,14 @@
     </w:tblStylePr>
     <w:tblStylePr w:type="firstCol">
       <w:rPr>
+        <w:rFonts w:eastAsia="黑体"/>
         <w:b/>
         <w:bCs/>
       </w:rPr>
     </w:tblStylePr>
     <w:tblStylePr w:type="lastCol">
       <w:rPr>
+        <w:rFonts w:eastAsia="黑体"/>
         <w:b/>
         <w:bCs/>
       </w:rPr>
@@ -7992,6 +8368,7 @@
       <w:spacing w:after="0" w:line="240" w:lineRule="auto"/>
     </w:pPr>
     <w:rPr>
+      <w:rFonts w:eastAsia="黑体"/>
       <w:color w:themeColor="text1" w:val="000000"/>
     </w:rPr>
     <w:tblPr>
@@ -8011,7 +8388,7 @@
     </w:tblPr>
     <w:tblStylePr w:type="firstRow">
       <w:rPr>
-        <w:rFonts w:asciiTheme="majorHAnsi" w:cstheme="majorBidi" w:eastAsiaTheme="majorEastAsia" w:hAnsiTheme="majorHAnsi"/>
+        <w:rFonts w:asciiTheme="majorHAnsi" w:cstheme="majorBidi" w:hAnsiTheme="majorHAnsi" w:eastAsia="黑体"/>
       </w:rPr>
       <w:tblPr/>
       <w:tcPr>
@@ -8023,6 +8400,7 @@
     </w:tblStylePr>
     <w:tblStylePr w:type="lastRow">
       <w:rPr>
+        <w:rFonts w:eastAsia="黑体"/>
         <w:b/>
         <w:bCs/>
         <w:color w:themeColor="text2" w:val="1F497D"/>
@@ -8037,12 +8415,14 @@
     </w:tblStylePr>
     <w:tblStylePr w:type="firstCol">
       <w:rPr>
+        <w:rFonts w:eastAsia="黑体"/>
         <w:b/>
         <w:bCs/>
       </w:rPr>
     </w:tblStylePr>
     <w:tblStylePr w:type="lastCol">
       <w:rPr>
+        <w:rFonts w:eastAsia="黑体"/>
         <w:b/>
         <w:bCs/>
       </w:rPr>
@@ -8076,6 +8456,7 @@
       <w:spacing w:after="0" w:line="240" w:lineRule="auto"/>
     </w:pPr>
     <w:rPr>
+      <w:rFonts w:eastAsia="黑体"/>
       <w:color w:themeColor="text1" w:val="000000"/>
     </w:rPr>
     <w:tblPr>
@@ -8095,7 +8476,7 @@
     </w:tblPr>
     <w:tblStylePr w:type="firstRow">
       <w:rPr>
-        <w:rFonts w:asciiTheme="majorHAnsi" w:cstheme="majorBidi" w:eastAsiaTheme="majorEastAsia" w:hAnsiTheme="majorHAnsi"/>
+        <w:rFonts w:asciiTheme="majorHAnsi" w:cstheme="majorBidi" w:hAnsiTheme="majorHAnsi" w:eastAsia="黑体"/>
       </w:rPr>
       <w:tblPr/>
       <w:tcPr>
@@ -8107,6 +8488,7 @@
     </w:tblStylePr>
     <w:tblStylePr w:type="lastRow">
       <w:rPr>
+        <w:rFonts w:eastAsia="黑体"/>
         <w:b/>
         <w:bCs/>
         <w:color w:themeColor="text2" w:val="1F497D"/>
@@ -8121,12 +8503,14 @@
     </w:tblStylePr>
     <w:tblStylePr w:type="firstCol">
       <w:rPr>
+        <w:rFonts w:eastAsia="黑体"/>
         <w:b/>
         <w:bCs/>
       </w:rPr>
     </w:tblStylePr>
     <w:tblStylePr w:type="lastCol">
       <w:rPr>
+        <w:rFonts w:eastAsia="黑体"/>
         <w:b/>
         <w:bCs/>
       </w:rPr>
@@ -8160,6 +8544,7 @@
       <w:spacing w:after="0" w:line="240" w:lineRule="auto"/>
     </w:pPr>
     <w:rPr>
+      <w:rFonts w:eastAsia="黑体"/>
       <w:color w:themeColor="text1" w:val="000000"/>
     </w:rPr>
     <w:tblPr>
@@ -8179,7 +8564,7 @@
     </w:tblPr>
     <w:tblStylePr w:type="firstRow">
       <w:rPr>
-        <w:rFonts w:asciiTheme="majorHAnsi" w:cstheme="majorBidi" w:eastAsiaTheme="majorEastAsia" w:hAnsiTheme="majorHAnsi"/>
+        <w:rFonts w:asciiTheme="majorHAnsi" w:cstheme="majorBidi" w:hAnsiTheme="majorHAnsi" w:eastAsia="黑体"/>
       </w:rPr>
       <w:tblPr/>
       <w:tcPr>
@@ -8191,6 +8576,7 @@
     </w:tblStylePr>
     <w:tblStylePr w:type="lastRow">
       <w:rPr>
+        <w:rFonts w:eastAsia="黑体"/>
         <w:b/>
         <w:bCs/>
         <w:color w:themeColor="text2" w:val="1F497D"/>
@@ -8205,12 +8591,14 @@
     </w:tblStylePr>
     <w:tblStylePr w:type="firstCol">
       <w:rPr>
+        <w:rFonts w:eastAsia="黑体"/>
         <w:b/>
         <w:bCs/>
       </w:rPr>
     </w:tblStylePr>
     <w:tblStylePr w:type="lastCol">
       <w:rPr>
+        <w:rFonts w:eastAsia="黑体"/>
         <w:b/>
         <w:bCs/>
       </w:rPr>
@@ -8244,6 +8632,7 @@
       <w:spacing w:after="0" w:line="240" w:lineRule="auto"/>
     </w:pPr>
     <w:rPr>
+      <w:rFonts w:eastAsia="黑体"/>
       <w:color w:themeColor="text1" w:val="000000"/>
     </w:rPr>
     <w:tblPr>
@@ -8263,7 +8652,7 @@
     </w:tblPr>
     <w:tblStylePr w:type="firstRow">
       <w:rPr>
-        <w:rFonts w:asciiTheme="majorHAnsi" w:cstheme="majorBidi" w:eastAsiaTheme="majorEastAsia" w:hAnsiTheme="majorHAnsi"/>
+        <w:rFonts w:asciiTheme="majorHAnsi" w:cstheme="majorBidi" w:hAnsiTheme="majorHAnsi" w:eastAsia="黑体"/>
       </w:rPr>
       <w:tblPr/>
       <w:tcPr>
@@ -8275,6 +8664,7 @@
     </w:tblStylePr>
     <w:tblStylePr w:type="lastRow">
       <w:rPr>
+        <w:rFonts w:eastAsia="黑体"/>
         <w:b/>
         <w:bCs/>
         <w:color w:themeColor="text2" w:val="1F497D"/>
@@ -8289,12 +8679,14 @@
     </w:tblStylePr>
     <w:tblStylePr w:type="firstCol">
       <w:rPr>
+        <w:rFonts w:eastAsia="黑体"/>
         <w:b/>
         <w:bCs/>
       </w:rPr>
     </w:tblStylePr>
     <w:tblStylePr w:type="lastCol">
       <w:rPr>
+        <w:rFonts w:eastAsia="黑体"/>
         <w:b/>
         <w:bCs/>
       </w:rPr>
@@ -8328,7 +8720,7 @@
       <w:spacing w:after="0" w:line="240" w:lineRule="auto"/>
     </w:pPr>
     <w:rPr>
-      <w:rFonts w:asciiTheme="majorHAnsi" w:cstheme="majorBidi" w:eastAsiaTheme="majorEastAsia" w:hAnsiTheme="majorHAnsi"/>
+      <w:rFonts w:asciiTheme="majorHAnsi" w:cstheme="majorBidi" w:hAnsiTheme="majorHAnsi" w:eastAsia="黑体"/>
       <w:color w:themeColor="text1" w:val="000000"/>
     </w:rPr>
     <w:tblPr>
@@ -8350,6 +8742,7 @@
     </w:tblPr>
     <w:tblStylePr w:type="firstRow">
       <w:rPr>
+        <w:rFonts w:eastAsia="黑体"/>
         <w:sz w:val="24"/>
         <w:szCs w:val="24"/>
       </w:rPr>
@@ -8456,7 +8849,7 @@
       <w:spacing w:after="0" w:line="240" w:lineRule="auto"/>
     </w:pPr>
     <w:rPr>
-      <w:rFonts w:asciiTheme="majorHAnsi" w:cstheme="majorBidi" w:eastAsiaTheme="majorEastAsia" w:hAnsiTheme="majorHAnsi"/>
+      <w:rFonts w:asciiTheme="majorHAnsi" w:cstheme="majorBidi" w:hAnsiTheme="majorHAnsi" w:eastAsia="黑体"/>
       <w:color w:themeColor="text1" w:val="000000"/>
     </w:rPr>
     <w:tblPr>
@@ -8478,6 +8871,7 @@
     </w:tblPr>
     <w:tblStylePr w:type="firstRow">
       <w:rPr>
+        <w:rFonts w:eastAsia="黑体"/>
         <w:sz w:val="24"/>
         <w:szCs w:val="24"/>
       </w:rPr>
@@ -8584,7 +8978,7 @@
       <w:spacing w:after="0" w:line="240" w:lineRule="auto"/>
     </w:pPr>
     <w:rPr>
-      <w:rFonts w:asciiTheme="majorHAnsi" w:cstheme="majorBidi" w:eastAsiaTheme="majorEastAsia" w:hAnsiTheme="majorHAnsi"/>
+      <w:rFonts w:asciiTheme="majorHAnsi" w:cstheme="majorBidi" w:hAnsiTheme="majorHAnsi" w:eastAsia="黑体"/>
       <w:color w:themeColor="text1" w:val="000000"/>
     </w:rPr>
     <w:tblPr>
@@ -8606,6 +9000,7 @@
     </w:tblPr>
     <w:tblStylePr w:type="firstRow">
       <w:rPr>
+        <w:rFonts w:eastAsia="黑体"/>
         <w:sz w:val="24"/>
         <w:szCs w:val="24"/>
       </w:rPr>
@@ -8712,7 +9107,7 @@
       <w:spacing w:after="0" w:line="240" w:lineRule="auto"/>
     </w:pPr>
     <w:rPr>
-      <w:rFonts w:asciiTheme="majorHAnsi" w:cstheme="majorBidi" w:eastAsiaTheme="majorEastAsia" w:hAnsiTheme="majorHAnsi"/>
+      <w:rFonts w:asciiTheme="majorHAnsi" w:cstheme="majorBidi" w:hAnsiTheme="majorHAnsi" w:eastAsia="黑体"/>
       <w:color w:themeColor="text1" w:val="000000"/>
     </w:rPr>
     <w:tblPr>
@@ -8734,6 +9129,7 @@
     </w:tblPr>
     <w:tblStylePr w:type="firstRow">
       <w:rPr>
+        <w:rFonts w:eastAsia="黑体"/>
         <w:sz w:val="24"/>
         <w:szCs w:val="24"/>
       </w:rPr>
@@ -8840,7 +9236,7 @@
       <w:spacing w:after="0" w:line="240" w:lineRule="auto"/>
     </w:pPr>
     <w:rPr>
-      <w:rFonts w:asciiTheme="majorHAnsi" w:cstheme="majorBidi" w:eastAsiaTheme="majorEastAsia" w:hAnsiTheme="majorHAnsi"/>
+      <w:rFonts w:asciiTheme="majorHAnsi" w:cstheme="majorBidi" w:hAnsiTheme="majorHAnsi" w:eastAsia="黑体"/>
       <w:color w:themeColor="text1" w:val="000000"/>
     </w:rPr>
     <w:tblPr>
@@ -8862,6 +9258,7 @@
     </w:tblPr>
     <w:tblStylePr w:type="firstRow">
       <w:rPr>
+        <w:rFonts w:eastAsia="黑体"/>
         <w:sz w:val="24"/>
         <w:szCs w:val="24"/>
       </w:rPr>
@@ -8968,7 +9365,7 @@
       <w:spacing w:after="0" w:line="240" w:lineRule="auto"/>
     </w:pPr>
     <w:rPr>
-      <w:rFonts w:asciiTheme="majorHAnsi" w:cstheme="majorBidi" w:eastAsiaTheme="majorEastAsia" w:hAnsiTheme="majorHAnsi"/>
+      <w:rFonts w:asciiTheme="majorHAnsi" w:cstheme="majorBidi" w:hAnsiTheme="majorHAnsi" w:eastAsia="黑体"/>
       <w:color w:themeColor="text1" w:val="000000"/>
     </w:rPr>
     <w:tblPr>
@@ -8990,6 +9387,7 @@
     </w:tblPr>
     <w:tblStylePr w:type="firstRow">
       <w:rPr>
+        <w:rFonts w:eastAsia="黑体"/>
         <w:sz w:val="24"/>
         <w:szCs w:val="24"/>
       </w:rPr>
@@ -9096,7 +9494,7 @@
       <w:spacing w:after="0" w:line="240" w:lineRule="auto"/>
     </w:pPr>
     <w:rPr>
-      <w:rFonts w:asciiTheme="majorHAnsi" w:cstheme="majorBidi" w:eastAsiaTheme="majorEastAsia" w:hAnsiTheme="majorHAnsi"/>
+      <w:rFonts w:asciiTheme="majorHAnsi" w:cstheme="majorBidi" w:hAnsiTheme="majorHAnsi" w:eastAsia="黑体"/>
       <w:color w:themeColor="text1" w:val="000000"/>
     </w:rPr>
     <w:tblPr>
@@ -9118,6 +9516,7 @@
     </w:tblPr>
     <w:tblStylePr w:type="firstRow">
       <w:rPr>
+        <w:rFonts w:eastAsia="黑体"/>
         <w:sz w:val="24"/>
         <w:szCs w:val="24"/>
       </w:rPr>
@@ -9247,12 +9646,14 @@
     </w:tcPr>
     <w:tblStylePr w:type="firstRow">
       <w:rPr>
+        <w:rFonts w:eastAsia="黑体"/>
         <w:b/>
         <w:bCs/>
       </w:rPr>
     </w:tblStylePr>
     <w:tblStylePr w:type="lastRow">
       <w:rPr>
+        <w:rFonts w:eastAsia="黑体"/>
         <w:b/>
         <w:bCs/>
       </w:rPr>
@@ -9265,12 +9666,14 @@
     </w:tblStylePr>
     <w:tblStylePr w:type="firstCol">
       <w:rPr>
+        <w:rFonts w:eastAsia="黑体"/>
         <w:b/>
         <w:bCs/>
       </w:rPr>
     </w:tblStylePr>
     <w:tblStylePr w:type="lastCol">
       <w:rPr>
+        <w:rFonts w:eastAsia="黑体"/>
         <w:b/>
         <w:bCs/>
       </w:rPr>
@@ -9320,12 +9723,14 @@
     </w:tcPr>
     <w:tblStylePr w:type="firstRow">
       <w:rPr>
+        <w:rFonts w:eastAsia="黑体"/>
         <w:b/>
         <w:bCs/>
       </w:rPr>
     </w:tblStylePr>
     <w:tblStylePr w:type="lastRow">
       <w:rPr>
+        <w:rFonts w:eastAsia="黑体"/>
         <w:b/>
         <w:bCs/>
       </w:rPr>
@@ -9338,12 +9743,14 @@
     </w:tblStylePr>
     <w:tblStylePr w:type="firstCol">
       <w:rPr>
+        <w:rFonts w:eastAsia="黑体"/>
         <w:b/>
         <w:bCs/>
       </w:rPr>
     </w:tblStylePr>
     <w:tblStylePr w:type="lastCol">
       <w:rPr>
+        <w:rFonts w:eastAsia="黑体"/>
         <w:b/>
         <w:bCs/>
       </w:rPr>
@@ -9393,12 +9800,14 @@
     </w:tcPr>
     <w:tblStylePr w:type="firstRow">
       <w:rPr>
+        <w:rFonts w:eastAsia="黑体"/>
         <w:b/>
         <w:bCs/>
       </w:rPr>
     </w:tblStylePr>
     <w:tblStylePr w:type="lastRow">
       <w:rPr>
+        <w:rFonts w:eastAsia="黑体"/>
         <w:b/>
         <w:bCs/>
       </w:rPr>
@@ -9411,12 +9820,14 @@
     </w:tblStylePr>
     <w:tblStylePr w:type="firstCol">
       <w:rPr>
+        <w:rFonts w:eastAsia="黑体"/>
         <w:b/>
         <w:bCs/>
       </w:rPr>
     </w:tblStylePr>
     <w:tblStylePr w:type="lastCol">
       <w:rPr>
+        <w:rFonts w:eastAsia="黑体"/>
         <w:b/>
         <w:bCs/>
       </w:rPr>
@@ -9466,12 +9877,14 @@
     </w:tcPr>
     <w:tblStylePr w:type="firstRow">
       <w:rPr>
+        <w:rFonts w:eastAsia="黑体"/>
         <w:b/>
         <w:bCs/>
       </w:rPr>
     </w:tblStylePr>
     <w:tblStylePr w:type="lastRow">
       <w:rPr>
+        <w:rFonts w:eastAsia="黑体"/>
         <w:b/>
         <w:bCs/>
       </w:rPr>
@@ -9484,12 +9897,14 @@
     </w:tblStylePr>
     <w:tblStylePr w:type="firstCol">
       <w:rPr>
+        <w:rFonts w:eastAsia="黑体"/>
         <w:b/>
         <w:bCs/>
       </w:rPr>
     </w:tblStylePr>
     <w:tblStylePr w:type="lastCol">
       <w:rPr>
+        <w:rFonts w:eastAsia="黑体"/>
         <w:b/>
         <w:bCs/>
       </w:rPr>
@@ -9539,12 +9954,14 @@
     </w:tcPr>
     <w:tblStylePr w:type="firstRow">
       <w:rPr>
+        <w:rFonts w:eastAsia="黑体"/>
         <w:b/>
         <w:bCs/>
       </w:rPr>
     </w:tblStylePr>
     <w:tblStylePr w:type="lastRow">
       <w:rPr>
+        <w:rFonts w:eastAsia="黑体"/>
         <w:b/>
         <w:bCs/>
       </w:rPr>
@@ -9557,12 +9974,14 @@
     </w:tblStylePr>
     <w:tblStylePr w:type="firstCol">
       <w:rPr>
+        <w:rFonts w:eastAsia="黑体"/>
         <w:b/>
         <w:bCs/>
       </w:rPr>
     </w:tblStylePr>
     <w:tblStylePr w:type="lastCol">
       <w:rPr>
+        <w:rFonts w:eastAsia="黑体"/>
         <w:b/>
         <w:bCs/>
       </w:rPr>
@@ -9612,12 +10031,14 @@
     </w:tcPr>
     <w:tblStylePr w:type="firstRow">
       <w:rPr>
+        <w:rFonts w:eastAsia="黑体"/>
         <w:b/>
         <w:bCs/>
       </w:rPr>
     </w:tblStylePr>
     <w:tblStylePr w:type="lastRow">
       <w:rPr>
+        <w:rFonts w:eastAsia="黑体"/>
         <w:b/>
         <w:bCs/>
       </w:rPr>
@@ -9630,12 +10051,14 @@
     </w:tblStylePr>
     <w:tblStylePr w:type="firstCol">
       <w:rPr>
+        <w:rFonts w:eastAsia="黑体"/>
         <w:b/>
         <w:bCs/>
       </w:rPr>
     </w:tblStylePr>
     <w:tblStylePr w:type="lastCol">
       <w:rPr>
+        <w:rFonts w:eastAsia="黑体"/>
         <w:b/>
         <w:bCs/>
       </w:rPr>
@@ -9685,12 +10108,14 @@
     </w:tcPr>
     <w:tblStylePr w:type="firstRow">
       <w:rPr>
+        <w:rFonts w:eastAsia="黑体"/>
         <w:b/>
         <w:bCs/>
       </w:rPr>
     </w:tblStylePr>
     <w:tblStylePr w:type="lastRow">
       <w:rPr>
+        <w:rFonts w:eastAsia="黑体"/>
         <w:b/>
         <w:bCs/>
       </w:rPr>
@@ -9703,12 +10128,14 @@
     </w:tblStylePr>
     <w:tblStylePr w:type="firstCol">
       <w:rPr>
+        <w:rFonts w:eastAsia="黑体"/>
         <w:b/>
         <w:bCs/>
       </w:rPr>
     </w:tblStylePr>
     <w:tblStylePr w:type="lastCol">
       <w:rPr>
+        <w:rFonts w:eastAsia="黑体"/>
         <w:b/>
         <w:bCs/>
       </w:rPr>
@@ -9735,7 +10162,7 @@
       <w:spacing w:after="0" w:line="240" w:lineRule="auto"/>
     </w:pPr>
     <w:rPr>
-      <w:rFonts w:asciiTheme="majorHAnsi" w:cstheme="majorBidi" w:eastAsiaTheme="majorEastAsia" w:hAnsiTheme="majorHAnsi"/>
+      <w:rFonts w:asciiTheme="majorHAnsi" w:cstheme="majorBidi" w:hAnsiTheme="majorHAnsi" w:eastAsia="黑体"/>
       <w:color w:themeColor="text1" w:val="000000"/>
     </w:rPr>
     <w:tblPr>
@@ -9762,6 +10189,7 @@
     </w:tcPr>
     <w:tblStylePr w:type="firstRow">
       <w:rPr>
+        <w:rFonts w:eastAsia="黑体"/>
         <w:b/>
         <w:bCs/>
         <w:color w:themeColor="text1" w:val="000000"/>
@@ -9773,6 +10201,7 @@
     </w:tblStylePr>
     <w:tblStylePr w:type="lastRow">
       <w:rPr>
+        <w:rFonts w:eastAsia="黑体"/>
         <w:b/>
         <w:bCs/>
         <w:color w:themeColor="text1" w:val="000000"/>
@@ -9792,6 +10221,7 @@
     </w:tblStylePr>
     <w:tblStylePr w:type="firstCol">
       <w:rPr>
+        <w:rFonts w:eastAsia="黑体"/>
         <w:b/>
         <w:bCs/>
         <w:color w:themeColor="text1" w:val="000000"/>
@@ -9811,6 +10241,7 @@
     </w:tblStylePr>
     <w:tblStylePr w:type="lastCol">
       <w:rPr>
+        <w:rFonts w:eastAsia="黑体"/>
         <w:b w:val="0"/>
         <w:bCs w:val="0"/>
         <w:color w:themeColor="text1" w:val="000000"/>
@@ -9860,7 +10291,7 @@
       <w:spacing w:after="0" w:line="240" w:lineRule="auto"/>
     </w:pPr>
     <w:rPr>
-      <w:rFonts w:asciiTheme="majorHAnsi" w:cstheme="majorBidi" w:eastAsiaTheme="majorEastAsia" w:hAnsiTheme="majorHAnsi"/>
+      <w:rFonts w:asciiTheme="majorHAnsi" w:cstheme="majorBidi" w:hAnsiTheme="majorHAnsi" w:eastAsia="黑体"/>
       <w:color w:themeColor="text1" w:val="000000"/>
     </w:rPr>
     <w:tblPr>
@@ -9887,6 +10318,7 @@
     </w:tcPr>
     <w:tblStylePr w:type="firstRow">
       <w:rPr>
+        <w:rFonts w:eastAsia="黑体"/>
         <w:b/>
         <w:bCs/>
         <w:color w:themeColor="text1" w:val="000000"/>
@@ -9898,6 +10330,7 @@
     </w:tblStylePr>
     <w:tblStylePr w:type="lastRow">
       <w:rPr>
+        <w:rFonts w:eastAsia="黑体"/>
         <w:b/>
         <w:bCs/>
         <w:color w:themeColor="text1" w:val="000000"/>
@@ -9917,6 +10350,7 @@
     </w:tblStylePr>
     <w:tblStylePr w:type="firstCol">
       <w:rPr>
+        <w:rFonts w:eastAsia="黑体"/>
         <w:b/>
         <w:bCs/>
         <w:color w:themeColor="text1" w:val="000000"/>
@@ -9936,6 +10370,7 @@
     </w:tblStylePr>
     <w:tblStylePr w:type="lastCol">
       <w:rPr>
+        <w:rFonts w:eastAsia="黑体"/>
         <w:b w:val="0"/>
         <w:bCs w:val="0"/>
         <w:color w:themeColor="text1" w:val="000000"/>
@@ -9985,7 +10420,7 @@
       <w:spacing w:after="0" w:line="240" w:lineRule="auto"/>
     </w:pPr>
     <w:rPr>
-      <w:rFonts w:asciiTheme="majorHAnsi" w:cstheme="majorBidi" w:eastAsiaTheme="majorEastAsia" w:hAnsiTheme="majorHAnsi"/>
+      <w:rFonts w:asciiTheme="majorHAnsi" w:cstheme="majorBidi" w:hAnsiTheme="majorHAnsi" w:eastAsia="黑体"/>
       <w:color w:themeColor="text1" w:val="000000"/>
     </w:rPr>
     <w:tblPr>
@@ -10012,6 +10447,7 @@
     </w:tcPr>
     <w:tblStylePr w:type="firstRow">
       <w:rPr>
+        <w:rFonts w:eastAsia="黑体"/>
         <w:b/>
         <w:bCs/>
         <w:color w:themeColor="text1" w:val="000000"/>
@@ -10023,6 +10459,7 @@
     </w:tblStylePr>
     <w:tblStylePr w:type="lastRow">
       <w:rPr>
+        <w:rFonts w:eastAsia="黑体"/>
         <w:b/>
         <w:bCs/>
         <w:color w:themeColor="text1" w:val="000000"/>
@@ -10042,6 +10479,7 @@
     </w:tblStylePr>
     <w:tblStylePr w:type="firstCol">
       <w:rPr>
+        <w:rFonts w:eastAsia="黑体"/>
         <w:b/>
         <w:bCs/>
         <w:color w:themeColor="text1" w:val="000000"/>
@@ -10061,6 +10499,7 @@
     </w:tblStylePr>
     <w:tblStylePr w:type="lastCol">
       <w:rPr>
+        <w:rFonts w:eastAsia="黑体"/>
         <w:b w:val="0"/>
         <w:bCs w:val="0"/>
         <w:color w:themeColor="text1" w:val="000000"/>
@@ -10110,7 +10549,7 @@
       <w:spacing w:after="0" w:line="240" w:lineRule="auto"/>
     </w:pPr>
     <w:rPr>
-      <w:rFonts w:asciiTheme="majorHAnsi" w:cstheme="majorBidi" w:eastAsiaTheme="majorEastAsia" w:hAnsiTheme="majorHAnsi"/>
+      <w:rFonts w:asciiTheme="majorHAnsi" w:cstheme="majorBidi" w:hAnsiTheme="majorHAnsi" w:eastAsia="黑体"/>
       <w:color w:themeColor="text1" w:val="000000"/>
     </w:rPr>
     <w:tblPr>
@@ -10137,6 +10576,7 @@
     </w:tcPr>
     <w:tblStylePr w:type="firstRow">
       <w:rPr>
+        <w:rFonts w:eastAsia="黑体"/>
         <w:b/>
         <w:bCs/>
         <w:color w:themeColor="text1" w:val="000000"/>
@@ -10148,6 +10588,7 @@
     </w:tblStylePr>
     <w:tblStylePr w:type="lastRow">
       <w:rPr>
+        <w:rFonts w:eastAsia="黑体"/>
         <w:b/>
         <w:bCs/>
         <w:color w:themeColor="text1" w:val="000000"/>
@@ -10167,6 +10608,7 @@
     </w:tblStylePr>
     <w:tblStylePr w:type="firstCol">
       <w:rPr>
+        <w:rFonts w:eastAsia="黑体"/>
         <w:b/>
         <w:bCs/>
         <w:color w:themeColor="text1" w:val="000000"/>
@@ -10186,6 +10628,7 @@
     </w:tblStylePr>
     <w:tblStylePr w:type="lastCol">
       <w:rPr>
+        <w:rFonts w:eastAsia="黑体"/>
         <w:b w:val="0"/>
         <w:bCs w:val="0"/>
         <w:color w:themeColor="text1" w:val="000000"/>
@@ -10235,7 +10678,7 @@
       <w:spacing w:after="0" w:line="240" w:lineRule="auto"/>
     </w:pPr>
     <w:rPr>
-      <w:rFonts w:asciiTheme="majorHAnsi" w:cstheme="majorBidi" w:eastAsiaTheme="majorEastAsia" w:hAnsiTheme="majorHAnsi"/>
+      <w:rFonts w:asciiTheme="majorHAnsi" w:cstheme="majorBidi" w:hAnsiTheme="majorHAnsi" w:eastAsia="黑体"/>
       <w:color w:themeColor="text1" w:val="000000"/>
     </w:rPr>
     <w:tblPr>
@@ -10262,6 +10705,7 @@
     </w:tcPr>
     <w:tblStylePr w:type="firstRow">
       <w:rPr>
+        <w:rFonts w:eastAsia="黑体"/>
         <w:b/>
         <w:bCs/>
         <w:color w:themeColor="text1" w:val="000000"/>
@@ -10273,6 +10717,7 @@
     </w:tblStylePr>
     <w:tblStylePr w:type="lastRow">
       <w:rPr>
+        <w:rFonts w:eastAsia="黑体"/>
         <w:b/>
         <w:bCs/>
         <w:color w:themeColor="text1" w:val="000000"/>
@@ -10292,6 +10737,7 @@
     </w:tblStylePr>
     <w:tblStylePr w:type="firstCol">
       <w:rPr>
+        <w:rFonts w:eastAsia="黑体"/>
         <w:b/>
         <w:bCs/>
         <w:color w:themeColor="text1" w:val="000000"/>
@@ -10311,6 +10757,7 @@
     </w:tblStylePr>
     <w:tblStylePr w:type="lastCol">
       <w:rPr>
+        <w:rFonts w:eastAsia="黑体"/>
         <w:b w:val="0"/>
         <w:bCs w:val="0"/>
         <w:color w:themeColor="text1" w:val="000000"/>
@@ -10360,7 +10807,7 @@
       <w:spacing w:after="0" w:line="240" w:lineRule="auto"/>
     </w:pPr>
     <w:rPr>
-      <w:rFonts w:asciiTheme="majorHAnsi" w:cstheme="majorBidi" w:eastAsiaTheme="majorEastAsia" w:hAnsiTheme="majorHAnsi"/>
+      <w:rFonts w:asciiTheme="majorHAnsi" w:cstheme="majorBidi" w:hAnsiTheme="majorHAnsi" w:eastAsia="黑体"/>
       <w:color w:themeColor="text1" w:val="000000"/>
     </w:rPr>
     <w:tblPr>
@@ -10387,6 +10834,7 @@
     </w:tcPr>
     <w:tblStylePr w:type="firstRow">
       <w:rPr>
+        <w:rFonts w:eastAsia="黑体"/>
         <w:b/>
         <w:bCs/>
         <w:color w:themeColor="text1" w:val="000000"/>
@@ -10398,6 +10846,7 @@
     </w:tblStylePr>
     <w:tblStylePr w:type="lastRow">
       <w:rPr>
+        <w:rFonts w:eastAsia="黑体"/>
         <w:b/>
         <w:bCs/>
         <w:color w:themeColor="text1" w:val="000000"/>
@@ -10417,6 +10866,7 @@
     </w:tblStylePr>
     <w:tblStylePr w:type="firstCol">
       <w:rPr>
+        <w:rFonts w:eastAsia="黑体"/>
         <w:b/>
         <w:bCs/>
         <w:color w:themeColor="text1" w:val="000000"/>
@@ -10436,6 +10886,7 @@
     </w:tblStylePr>
     <w:tblStylePr w:type="lastCol">
       <w:rPr>
+        <w:rFonts w:eastAsia="黑体"/>
         <w:b w:val="0"/>
         <w:bCs w:val="0"/>
         <w:color w:themeColor="text1" w:val="000000"/>
@@ -10485,7 +10936,7 @@
       <w:spacing w:after="0" w:line="240" w:lineRule="auto"/>
     </w:pPr>
     <w:rPr>
-      <w:rFonts w:asciiTheme="majorHAnsi" w:cstheme="majorBidi" w:eastAsiaTheme="majorEastAsia" w:hAnsiTheme="majorHAnsi"/>
+      <w:rFonts w:asciiTheme="majorHAnsi" w:cstheme="majorBidi" w:hAnsiTheme="majorHAnsi" w:eastAsia="黑体"/>
       <w:color w:themeColor="text1" w:val="000000"/>
     </w:rPr>
     <w:tblPr>
@@ -10512,6 +10963,7 @@
     </w:tcPr>
     <w:tblStylePr w:type="firstRow">
       <w:rPr>
+        <w:rFonts w:eastAsia="黑体"/>
         <w:b/>
         <w:bCs/>
         <w:color w:themeColor="text1" w:val="000000"/>
@@ -10523,6 +10975,7 @@
     </w:tblStylePr>
     <w:tblStylePr w:type="lastRow">
       <w:rPr>
+        <w:rFonts w:eastAsia="黑体"/>
         <w:b/>
         <w:bCs/>
         <w:color w:themeColor="text1" w:val="000000"/>
@@ -10542,6 +10995,7 @@
     </w:tblStylePr>
     <w:tblStylePr w:type="firstCol">
       <w:rPr>
+        <w:rFonts w:eastAsia="黑体"/>
         <w:b/>
         <w:bCs/>
         <w:color w:themeColor="text1" w:val="000000"/>
@@ -10561,6 +11015,7 @@
     </w:tblStylePr>
     <w:tblStylePr w:type="lastCol">
       <w:rPr>
+        <w:rFonts w:eastAsia="黑体"/>
         <w:b w:val="0"/>
         <w:bCs w:val="0"/>
         <w:color w:themeColor="text1" w:val="000000"/>
@@ -10633,6 +11088,7 @@
     </w:tcPr>
     <w:tblStylePr w:type="firstRow">
       <w:rPr>
+        <w:rFonts w:eastAsia="黑体"/>
         <w:b/>
         <w:bCs/>
         <w:i w:val="0"/>
@@ -10654,6 +11110,7 @@
     </w:tblStylePr>
     <w:tblStylePr w:type="lastRow">
       <w:rPr>
+        <w:rFonts w:eastAsia="黑体"/>
         <w:b/>
         <w:bCs/>
         <w:i w:val="0"/>
@@ -10675,6 +11132,7 @@
     </w:tblStylePr>
     <w:tblStylePr w:type="firstCol">
       <w:rPr>
+        <w:rFonts w:eastAsia="黑体"/>
         <w:b/>
         <w:bCs/>
         <w:i w:val="0"/>
@@ -10694,6 +11152,7 @@
     </w:tblStylePr>
     <w:tblStylePr w:type="lastCol">
       <w:rPr>
+        <w:rFonts w:eastAsia="黑体"/>
         <w:b/>
         <w:bCs/>
         <w:i w:val="0"/>
@@ -10774,6 +11233,7 @@
     </w:tcPr>
     <w:tblStylePr w:type="firstRow">
       <w:rPr>
+        <w:rFonts w:eastAsia="黑体"/>
         <w:b/>
         <w:bCs/>
         <w:i w:val="0"/>
@@ -10795,6 +11255,7 @@
     </w:tblStylePr>
     <w:tblStylePr w:type="lastRow">
       <w:rPr>
+        <w:rFonts w:eastAsia="黑体"/>
         <w:b/>
         <w:bCs/>
         <w:i w:val="0"/>
@@ -10816,6 +11277,7 @@
     </w:tblStylePr>
     <w:tblStylePr w:type="firstCol">
       <w:rPr>
+        <w:rFonts w:eastAsia="黑体"/>
         <w:b/>
         <w:bCs/>
         <w:i w:val="0"/>
@@ -10835,6 +11297,7 @@
     </w:tblStylePr>
     <w:tblStylePr w:type="lastCol">
       <w:rPr>
+        <w:rFonts w:eastAsia="黑体"/>
         <w:b/>
         <w:bCs/>
         <w:i w:val="0"/>
@@ -10915,6 +11378,7 @@
     </w:tcPr>
     <w:tblStylePr w:type="firstRow">
       <w:rPr>
+        <w:rFonts w:eastAsia="黑体"/>
         <w:b/>
         <w:bCs/>
         <w:i w:val="0"/>
@@ -10936,6 +11400,7 @@
     </w:tblStylePr>
     <w:tblStylePr w:type="lastRow">
       <w:rPr>
+        <w:rFonts w:eastAsia="黑体"/>
         <w:b/>
         <w:bCs/>
         <w:i w:val="0"/>
@@ -10957,6 +11422,7 @@
     </w:tblStylePr>
     <w:tblStylePr w:type="firstCol">
       <w:rPr>
+        <w:rFonts w:eastAsia="黑体"/>
         <w:b/>
         <w:bCs/>
         <w:i w:val="0"/>
@@ -10976,6 +11442,7 @@
     </w:tblStylePr>
     <w:tblStylePr w:type="lastCol">
       <w:rPr>
+        <w:rFonts w:eastAsia="黑体"/>
         <w:b/>
         <w:bCs/>
         <w:i w:val="0"/>
@@ -11056,6 +11523,7 @@
     </w:tcPr>
     <w:tblStylePr w:type="firstRow">
       <w:rPr>
+        <w:rFonts w:eastAsia="黑体"/>
         <w:b/>
         <w:bCs/>
         <w:i w:val="0"/>
@@ -11077,6 +11545,7 @@
     </w:tblStylePr>
     <w:tblStylePr w:type="lastRow">
       <w:rPr>
+        <w:rFonts w:eastAsia="黑体"/>
         <w:b/>
         <w:bCs/>
         <w:i w:val="0"/>
@@ -11098,6 +11567,7 @@
     </w:tblStylePr>
     <w:tblStylePr w:type="firstCol">
       <w:rPr>
+        <w:rFonts w:eastAsia="黑体"/>
         <w:b/>
         <w:bCs/>
         <w:i w:val="0"/>
@@ -11117,6 +11587,7 @@
     </w:tblStylePr>
     <w:tblStylePr w:type="lastCol">
       <w:rPr>
+        <w:rFonts w:eastAsia="黑体"/>
         <w:b/>
         <w:bCs/>
         <w:i w:val="0"/>
@@ -11197,6 +11668,7 @@
     </w:tcPr>
     <w:tblStylePr w:type="firstRow">
       <w:rPr>
+        <w:rFonts w:eastAsia="黑体"/>
         <w:b/>
         <w:bCs/>
         <w:i w:val="0"/>
@@ -11218,6 +11690,7 @@
     </w:tblStylePr>
     <w:tblStylePr w:type="lastRow">
       <w:rPr>
+        <w:rFonts w:eastAsia="黑体"/>
         <w:b/>
         <w:bCs/>
         <w:i w:val="0"/>
@@ -11239,6 +11712,7 @@
     </w:tblStylePr>
     <w:tblStylePr w:type="firstCol">
       <w:rPr>
+        <w:rFonts w:eastAsia="黑体"/>
         <w:b/>
         <w:bCs/>
         <w:i w:val="0"/>
@@ -11258,6 +11732,7 @@
     </w:tblStylePr>
     <w:tblStylePr w:type="lastCol">
       <w:rPr>
+        <w:rFonts w:eastAsia="黑体"/>
         <w:b/>
         <w:bCs/>
         <w:i w:val="0"/>
@@ -11338,6 +11813,7 @@
     </w:tcPr>
     <w:tblStylePr w:type="firstRow">
       <w:rPr>
+        <w:rFonts w:eastAsia="黑体"/>
         <w:b/>
         <w:bCs/>
         <w:i w:val="0"/>
@@ -11359,6 +11835,7 @@
     </w:tblStylePr>
     <w:tblStylePr w:type="lastRow">
       <w:rPr>
+        <w:rFonts w:eastAsia="黑体"/>
         <w:b/>
         <w:bCs/>
         <w:i w:val="0"/>
@@ -11380,6 +11857,7 @@
     </w:tblStylePr>
     <w:tblStylePr w:type="firstCol">
       <w:rPr>
+        <w:rFonts w:eastAsia="黑体"/>
         <w:b/>
         <w:bCs/>
         <w:i w:val="0"/>
@@ -11399,6 +11877,7 @@
     </w:tblStylePr>
     <w:tblStylePr w:type="lastCol">
       <w:rPr>
+        <w:rFonts w:eastAsia="黑体"/>
         <w:b/>
         <w:bCs/>
         <w:i w:val="0"/>
@@ -11479,6 +11958,7 @@
     </w:tcPr>
     <w:tblStylePr w:type="firstRow">
       <w:rPr>
+        <w:rFonts w:eastAsia="黑体"/>
         <w:b/>
         <w:bCs/>
         <w:i w:val="0"/>
@@ -11500,6 +11980,7 @@
     </w:tblStylePr>
     <w:tblStylePr w:type="lastRow">
       <w:rPr>
+        <w:rFonts w:eastAsia="黑体"/>
         <w:b/>
         <w:bCs/>
         <w:i w:val="0"/>
@@ -11521,6 +12002,7 @@
     </w:tblStylePr>
     <w:tblStylePr w:type="firstCol">
       <w:rPr>
+        <w:rFonts w:eastAsia="黑体"/>
         <w:b/>
         <w:bCs/>
         <w:i w:val="0"/>
@@ -11540,6 +12022,7 @@
     </w:tblStylePr>
     <w:tblStylePr w:type="lastCol">
       <w:rPr>
+        <w:rFonts w:eastAsia="黑体"/>
         <w:b/>
         <w:bCs/>
         <w:i w:val="0"/>
@@ -11597,6 +12080,7 @@
       <w:spacing w:after="0" w:line="240" w:lineRule="auto"/>
     </w:pPr>
     <w:rPr>
+      <w:rFonts w:eastAsia="黑体"/>
       <w:color w:themeColor="background1" w:val="FFFFFF"/>
     </w:rPr>
     <w:tblPr>
@@ -11615,6 +12099,7 @@
     </w:tcPr>
     <w:tblStylePr w:type="firstRow">
       <w:rPr>
+        <w:rFonts w:eastAsia="黑体"/>
         <w:b/>
         <w:bCs/>
       </w:rPr>
@@ -11711,6 +12196,7 @@
       <w:spacing w:after="0" w:line="240" w:lineRule="auto"/>
     </w:pPr>
     <w:rPr>
+      <w:rFonts w:eastAsia="黑体"/>
       <w:color w:themeColor="background1" w:val="FFFFFF"/>
     </w:rPr>
     <w:tblPr>
@@ -11729,6 +12215,7 @@
     </w:tcPr>
     <w:tblStylePr w:type="firstRow">
       <w:rPr>
+        <w:rFonts w:eastAsia="黑体"/>
         <w:b/>
         <w:bCs/>
       </w:rPr>
@@ -11825,6 +12312,7 @@
       <w:spacing w:after="0" w:line="240" w:lineRule="auto"/>
     </w:pPr>
     <w:rPr>
+      <w:rFonts w:eastAsia="黑体"/>
       <w:color w:themeColor="background1" w:val="FFFFFF"/>
     </w:rPr>
     <w:tblPr>
@@ -11843,6 +12331,7 @@
     </w:tcPr>
     <w:tblStylePr w:type="firstRow">
       <w:rPr>
+        <w:rFonts w:eastAsia="黑体"/>
         <w:b/>
         <w:bCs/>
       </w:rPr>
@@ -11939,6 +12428,7 @@
       <w:spacing w:after="0" w:line="240" w:lineRule="auto"/>
     </w:pPr>
     <w:rPr>
+      <w:rFonts w:eastAsia="黑体"/>
       <w:color w:themeColor="background1" w:val="FFFFFF"/>
     </w:rPr>
     <w:tblPr>
@@ -11957,6 +12447,7 @@
     </w:tcPr>
     <w:tblStylePr w:type="firstRow">
       <w:rPr>
+        <w:rFonts w:eastAsia="黑体"/>
         <w:b/>
         <w:bCs/>
       </w:rPr>
@@ -12053,6 +12544,7 @@
       <w:spacing w:after="0" w:line="240" w:lineRule="auto"/>
     </w:pPr>
     <w:rPr>
+      <w:rFonts w:eastAsia="黑体"/>
       <w:color w:themeColor="background1" w:val="FFFFFF"/>
     </w:rPr>
     <w:tblPr>
@@ -12071,6 +12563,7 @@
     </w:tcPr>
     <w:tblStylePr w:type="firstRow">
       <w:rPr>
+        <w:rFonts w:eastAsia="黑体"/>
         <w:b/>
         <w:bCs/>
       </w:rPr>
@@ -12167,6 +12660,7 @@
       <w:spacing w:after="0" w:line="240" w:lineRule="auto"/>
     </w:pPr>
     <w:rPr>
+      <w:rFonts w:eastAsia="黑体"/>
       <w:color w:themeColor="background1" w:val="FFFFFF"/>
     </w:rPr>
     <w:tblPr>
@@ -12185,6 +12679,7 @@
     </w:tcPr>
     <w:tblStylePr w:type="firstRow">
       <w:rPr>
+        <w:rFonts w:eastAsia="黑体"/>
         <w:b/>
         <w:bCs/>
       </w:rPr>
@@ -12281,6 +12776,7 @@
       <w:spacing w:after="0" w:line="240" w:lineRule="auto"/>
     </w:pPr>
     <w:rPr>
+      <w:rFonts w:eastAsia="黑体"/>
       <w:color w:themeColor="background1" w:val="FFFFFF"/>
     </w:rPr>
     <w:tblPr>
@@ -12299,6 +12795,7 @@
     </w:tcPr>
     <w:tblStylePr w:type="firstRow">
       <w:rPr>
+        <w:rFonts w:eastAsia="黑体"/>
         <w:b/>
         <w:bCs/>
       </w:rPr>
@@ -12395,6 +12892,7 @@
       <w:spacing w:after="0" w:line="240" w:lineRule="auto"/>
     </w:pPr>
     <w:rPr>
+      <w:rFonts w:eastAsia="黑体"/>
       <w:color w:themeColor="text1" w:val="000000"/>
     </w:rPr>
     <w:tblPr>
@@ -12421,6 +12919,7 @@
     </w:tcPr>
     <w:tblStylePr w:type="firstRow">
       <w:rPr>
+        <w:rFonts w:eastAsia="黑体"/>
         <w:b/>
         <w:bCs/>
       </w:rPr>
@@ -12439,6 +12938,7 @@
     </w:tblStylePr>
     <w:tblStylePr w:type="lastRow">
       <w:rPr>
+        <w:rFonts w:eastAsia="黑体"/>
         <w:b/>
         <w:bCs/>
         <w:color w:themeColor="background1" w:val="FFFFFF"/>
@@ -12453,6 +12953,7 @@
     </w:tblStylePr>
     <w:tblStylePr w:type="firstCol">
       <w:rPr>
+        <w:rFonts w:eastAsia="黑体"/>
         <w:color w:themeColor="background1" w:val="FFFFFF"/>
       </w:rPr>
       <w:tblPr/>
@@ -12470,6 +12971,7 @@
     </w:tblStylePr>
     <w:tblStylePr w:type="lastCol">
       <w:rPr>
+        <w:rFonts w:eastAsia="黑体"/>
         <w:color w:themeColor="background1" w:val="FFFFFF"/>
       </w:rPr>
       <w:tblPr/>
@@ -12499,11 +13001,13 @@
     </w:tblStylePr>
     <w:tblStylePr w:type="neCell">
       <w:rPr>
+        <w:rFonts w:eastAsia="黑体"/>
         <w:color w:themeColor="text1" w:val="000000"/>
       </w:rPr>
     </w:tblStylePr>
     <w:tblStylePr w:type="nwCell">
       <w:rPr>
+        <w:rFonts w:eastAsia="黑体"/>
         <w:color w:themeColor="text1" w:val="000000"/>
       </w:rPr>
     </w:tblStylePr>
@@ -12517,6 +13021,7 @@
       <w:spacing w:after="0" w:line="240" w:lineRule="auto"/>
     </w:pPr>
     <w:rPr>
+      <w:rFonts w:eastAsia="黑体"/>
       <w:color w:themeColor="text1" w:val="000000"/>
     </w:rPr>
     <w:tblPr>
@@ -12543,6 +13048,7 @@
     </w:tcPr>
     <w:tblStylePr w:type="firstRow">
       <w:rPr>
+        <w:rFonts w:eastAsia="黑体"/>
         <w:b/>
         <w:bCs/>
       </w:rPr>
@@ -12561,6 +13067,7 @@
     </w:tblStylePr>
     <w:tblStylePr w:type="lastRow">
       <w:rPr>
+        <w:rFonts w:eastAsia="黑体"/>
         <w:b/>
         <w:bCs/>
         <w:color w:themeColor="background1" w:val="FFFFFF"/>
@@ -12575,6 +13082,7 @@
     </w:tblStylePr>
     <w:tblStylePr w:type="firstCol">
       <w:rPr>
+        <w:rFonts w:eastAsia="黑体"/>
         <w:color w:themeColor="background1" w:val="FFFFFF"/>
       </w:rPr>
       <w:tblPr/>
@@ -12592,6 +13100,7 @@
     </w:tblStylePr>
     <w:tblStylePr w:type="lastCol">
       <w:rPr>
+        <w:rFonts w:eastAsia="黑体"/>
         <w:color w:themeColor="background1" w:val="FFFFFF"/>
       </w:rPr>
       <w:tblPr/>
@@ -12621,11 +13130,13 @@
     </w:tblStylePr>
     <w:tblStylePr w:type="neCell">
       <w:rPr>
+        <w:rFonts w:eastAsia="黑体"/>
         <w:color w:themeColor="text1" w:val="000000"/>
       </w:rPr>
     </w:tblStylePr>
     <w:tblStylePr w:type="nwCell">
       <w:rPr>
+        <w:rFonts w:eastAsia="黑体"/>
         <w:color w:themeColor="text1" w:val="000000"/>
       </w:rPr>
     </w:tblStylePr>
@@ -12639,6 +13150,7 @@
       <w:spacing w:after="0" w:line="240" w:lineRule="auto"/>
     </w:pPr>
     <w:rPr>
+      <w:rFonts w:eastAsia="黑体"/>
       <w:color w:themeColor="text1" w:val="000000"/>
     </w:rPr>
     <w:tblPr>
@@ -12665,6 +13177,7 @@
     </w:tcPr>
     <w:tblStylePr w:type="firstRow">
       <w:rPr>
+        <w:rFonts w:eastAsia="黑体"/>
         <w:b/>
         <w:bCs/>
       </w:rPr>
@@ -12683,6 +13196,7 @@
     </w:tblStylePr>
     <w:tblStylePr w:type="lastRow">
       <w:rPr>
+        <w:rFonts w:eastAsia="黑体"/>
         <w:b/>
         <w:bCs/>
         <w:color w:themeColor="background1" w:val="FFFFFF"/>
@@ -12697,6 +13211,7 @@
     </w:tblStylePr>
     <w:tblStylePr w:type="firstCol">
       <w:rPr>
+        <w:rFonts w:eastAsia="黑体"/>
         <w:color w:themeColor="background1" w:val="FFFFFF"/>
       </w:rPr>
       <w:tblPr/>
@@ -12714,6 +13229,7 @@
     </w:tblStylePr>
     <w:tblStylePr w:type="lastCol">
       <w:rPr>
+        <w:rFonts w:eastAsia="黑体"/>
         <w:color w:themeColor="background1" w:val="FFFFFF"/>
       </w:rPr>
       <w:tblPr/>
@@ -12743,11 +13259,13 @@
     </w:tblStylePr>
     <w:tblStylePr w:type="neCell">
       <w:rPr>
+        <w:rFonts w:eastAsia="黑体"/>
         <w:color w:themeColor="text1" w:val="000000"/>
       </w:rPr>
     </w:tblStylePr>
     <w:tblStylePr w:type="nwCell">
       <w:rPr>
+        <w:rFonts w:eastAsia="黑体"/>
         <w:color w:themeColor="text1" w:val="000000"/>
       </w:rPr>
     </w:tblStylePr>
@@ -12761,6 +13279,7 @@
       <w:spacing w:after="0" w:line="240" w:lineRule="auto"/>
     </w:pPr>
     <w:rPr>
+      <w:rFonts w:eastAsia="黑体"/>
       <w:color w:themeColor="text1" w:val="000000"/>
     </w:rPr>
     <w:tblPr>
@@ -12787,6 +13306,7 @@
     </w:tcPr>
     <w:tblStylePr w:type="firstRow">
       <w:rPr>
+        <w:rFonts w:eastAsia="黑体"/>
         <w:b/>
         <w:bCs/>
       </w:rPr>
@@ -12805,6 +13325,7 @@
     </w:tblStylePr>
     <w:tblStylePr w:type="lastRow">
       <w:rPr>
+        <w:rFonts w:eastAsia="黑体"/>
         <w:b/>
         <w:bCs/>
         <w:color w:themeColor="background1" w:val="FFFFFF"/>
@@ -12819,6 +13340,7 @@
     </w:tblStylePr>
     <w:tblStylePr w:type="firstCol">
       <w:rPr>
+        <w:rFonts w:eastAsia="黑体"/>
         <w:color w:themeColor="background1" w:val="FFFFFF"/>
       </w:rPr>
       <w:tblPr/>
@@ -12836,6 +13358,7 @@
     </w:tblStylePr>
     <w:tblStylePr w:type="lastCol">
       <w:rPr>
+        <w:rFonts w:eastAsia="黑体"/>
         <w:color w:themeColor="background1" w:val="FFFFFF"/>
       </w:rPr>
       <w:tblPr/>
@@ -12873,6 +13396,7 @@
       <w:spacing w:after="0" w:line="240" w:lineRule="auto"/>
     </w:pPr>
     <w:rPr>
+      <w:rFonts w:eastAsia="黑体"/>
       <w:color w:themeColor="text1" w:val="000000"/>
     </w:rPr>
     <w:tblPr>
@@ -12899,6 +13423,7 @@
     </w:tcPr>
     <w:tblStylePr w:type="firstRow">
       <w:rPr>
+        <w:rFonts w:eastAsia="黑体"/>
         <w:b/>
         <w:bCs/>
       </w:rPr>
@@ -12917,6 +13442,7 @@
     </w:tblStylePr>
     <w:tblStylePr w:type="lastRow">
       <w:rPr>
+        <w:rFonts w:eastAsia="黑体"/>
         <w:b/>
         <w:bCs/>
         <w:color w:themeColor="background1" w:val="FFFFFF"/>
@@ -12931,6 +13457,7 @@
     </w:tblStylePr>
     <w:tblStylePr w:type="firstCol">
       <w:rPr>
+        <w:rFonts w:eastAsia="黑体"/>
         <w:color w:themeColor="background1" w:val="FFFFFF"/>
       </w:rPr>
       <w:tblPr/>
@@ -12948,6 +13475,7 @@
     </w:tblStylePr>
     <w:tblStylePr w:type="lastCol">
       <w:rPr>
+        <w:rFonts w:eastAsia="黑体"/>
         <w:color w:themeColor="background1" w:val="FFFFFF"/>
       </w:rPr>
       <w:tblPr/>
@@ -12977,11 +13505,13 @@
     </w:tblStylePr>
     <w:tblStylePr w:type="neCell">
       <w:rPr>
+        <w:rFonts w:eastAsia="黑体"/>
         <w:color w:themeColor="text1" w:val="000000"/>
       </w:rPr>
     </w:tblStylePr>
     <w:tblStylePr w:type="nwCell">
       <w:rPr>
+        <w:rFonts w:eastAsia="黑体"/>
         <w:color w:themeColor="text1" w:val="000000"/>
       </w:rPr>
     </w:tblStylePr>
@@ -12995,6 +13525,7 @@
       <w:spacing w:after="0" w:line="240" w:lineRule="auto"/>
     </w:pPr>
     <w:rPr>
+      <w:rFonts w:eastAsia="黑体"/>
       <w:color w:themeColor="text1" w:val="000000"/>
     </w:rPr>
     <w:tblPr>
@@ -13021,6 +13552,7 @@
     </w:tcPr>
     <w:tblStylePr w:type="firstRow">
       <w:rPr>
+        <w:rFonts w:eastAsia="黑体"/>
         <w:b/>
         <w:bCs/>
       </w:rPr>
@@ -13039,6 +13571,7 @@
     </w:tblStylePr>
     <w:tblStylePr w:type="lastRow">
       <w:rPr>
+        <w:rFonts w:eastAsia="黑体"/>
         <w:b/>
         <w:bCs/>
         <w:color w:themeColor="background1" w:val="FFFFFF"/>
@@ -13053,6 +13586,7 @@
     </w:tblStylePr>
     <w:tblStylePr w:type="firstCol">
       <w:rPr>
+        <w:rFonts w:eastAsia="黑体"/>
         <w:color w:themeColor="background1" w:val="FFFFFF"/>
       </w:rPr>
       <w:tblPr/>
@@ -13070,6 +13604,7 @@
     </w:tblStylePr>
     <w:tblStylePr w:type="lastCol">
       <w:rPr>
+        <w:rFonts w:eastAsia="黑体"/>
         <w:color w:themeColor="background1" w:val="FFFFFF"/>
       </w:rPr>
       <w:tblPr/>
@@ -13099,11 +13634,13 @@
     </w:tblStylePr>
     <w:tblStylePr w:type="neCell">
       <w:rPr>
+        <w:rFonts w:eastAsia="黑体"/>
         <w:color w:themeColor="text1" w:val="000000"/>
       </w:rPr>
     </w:tblStylePr>
     <w:tblStylePr w:type="nwCell">
       <w:rPr>
+        <w:rFonts w:eastAsia="黑体"/>
         <w:color w:themeColor="text1" w:val="000000"/>
       </w:rPr>
     </w:tblStylePr>
@@ -13117,6 +13654,7 @@
       <w:spacing w:after="0" w:line="240" w:lineRule="auto"/>
     </w:pPr>
     <w:rPr>
+      <w:rFonts w:eastAsia="黑体"/>
       <w:color w:themeColor="text1" w:val="000000"/>
     </w:rPr>
     <w:tblPr>
@@ -13143,6 +13681,7 @@
     </w:tcPr>
     <w:tblStylePr w:type="firstRow">
       <w:rPr>
+        <w:rFonts w:eastAsia="黑体"/>
         <w:b/>
         <w:bCs/>
       </w:rPr>
@@ -13161,6 +13700,7 @@
     </w:tblStylePr>
     <w:tblStylePr w:type="lastRow">
       <w:rPr>
+        <w:rFonts w:eastAsia="黑体"/>
         <w:b/>
         <w:bCs/>
         <w:color w:themeColor="background1" w:val="FFFFFF"/>
@@ -13175,6 +13715,7 @@
     </w:tblStylePr>
     <w:tblStylePr w:type="firstCol">
       <w:rPr>
+        <w:rFonts w:eastAsia="黑体"/>
         <w:color w:themeColor="background1" w:val="FFFFFF"/>
       </w:rPr>
       <w:tblPr/>
@@ -13192,6 +13733,7 @@
     </w:tblStylePr>
     <w:tblStylePr w:type="lastCol">
       <w:rPr>
+        <w:rFonts w:eastAsia="黑体"/>
         <w:color w:themeColor="background1" w:val="FFFFFF"/>
       </w:rPr>
       <w:tblPr/>
@@ -13221,11 +13763,13 @@
     </w:tblStylePr>
     <w:tblStylePr w:type="neCell">
       <w:rPr>
+        <w:rFonts w:eastAsia="黑体"/>
         <w:color w:themeColor="text1" w:val="000000"/>
       </w:rPr>
     </w:tblStylePr>
     <w:tblStylePr w:type="nwCell">
       <w:rPr>
+        <w:rFonts w:eastAsia="黑体"/>
         <w:color w:themeColor="text1" w:val="000000"/>
       </w:rPr>
     </w:tblStylePr>
@@ -13239,6 +13783,7 @@
       <w:spacing w:after="0" w:line="240" w:lineRule="auto"/>
     </w:pPr>
     <w:rPr>
+      <w:rFonts w:eastAsia="黑体"/>
       <w:color w:themeColor="text1" w:val="000000"/>
     </w:rPr>
     <w:tblPr>
@@ -13257,6 +13802,7 @@
     </w:tcPr>
     <w:tblStylePr w:type="firstRow">
       <w:rPr>
+        <w:rFonts w:eastAsia="黑体"/>
         <w:b/>
         <w:bCs/>
         <w:color w:themeColor="background1" w:val="FFFFFF"/>
@@ -13271,6 +13817,7 @@
     </w:tblStylePr>
     <w:tblStylePr w:type="lastRow">
       <w:rPr>
+        <w:rFonts w:eastAsia="黑体"/>
         <w:b/>
         <w:bCs/>
         <w:color w:themeColor="accent2" w:themeShade="CC" w:val="9E3A38"/>
@@ -13285,12 +13832,14 @@
     </w:tblStylePr>
     <w:tblStylePr w:type="firstCol">
       <w:rPr>
+        <w:rFonts w:eastAsia="黑体"/>
         <w:b/>
         <w:bCs/>
       </w:rPr>
     </w:tblStylePr>
     <w:tblStylePr w:type="lastCol">
       <w:rPr>
+        <w:rFonts w:eastAsia="黑体"/>
         <w:b/>
         <w:bCs/>
       </w:rPr>
@@ -13325,6 +13874,7 @@
       <w:spacing w:after="0" w:line="240" w:lineRule="auto"/>
     </w:pPr>
     <w:rPr>
+      <w:rFonts w:eastAsia="黑体"/>
       <w:color w:themeColor="text1" w:val="000000"/>
     </w:rPr>
     <w:tblPr>
@@ -13343,6 +13893,7 @@
     </w:tcPr>
     <w:tblStylePr w:type="firstRow">
       <w:rPr>
+        <w:rFonts w:eastAsia="黑体"/>
         <w:b/>
         <w:bCs/>
         <w:color w:themeColor="background1" w:val="FFFFFF"/>
@@ -13357,6 +13908,7 @@
     </w:tblStylePr>
     <w:tblStylePr w:type="lastRow">
       <w:rPr>
+        <w:rFonts w:eastAsia="黑体"/>
         <w:b/>
         <w:bCs/>
         <w:color w:themeColor="accent2" w:themeShade="CC" w:val="9E3A38"/>
@@ -13371,12 +13923,14 @@
     </w:tblStylePr>
     <w:tblStylePr w:type="firstCol">
       <w:rPr>
+        <w:rFonts w:eastAsia="黑体"/>
         <w:b/>
         <w:bCs/>
       </w:rPr>
     </w:tblStylePr>
     <w:tblStylePr w:type="lastCol">
       <w:rPr>
+        <w:rFonts w:eastAsia="黑体"/>
         <w:b/>
         <w:bCs/>
       </w:rPr>
@@ -13411,6 +13965,7 @@
       <w:spacing w:after="0" w:line="240" w:lineRule="auto"/>
     </w:pPr>
     <w:rPr>
+      <w:rFonts w:eastAsia="黑体"/>
       <w:color w:themeColor="text1" w:val="000000"/>
     </w:rPr>
     <w:tblPr>
@@ -13429,6 +13984,7 @@
     </w:tcPr>
     <w:tblStylePr w:type="firstRow">
       <w:rPr>
+        <w:rFonts w:eastAsia="黑体"/>
         <w:b/>
         <w:bCs/>
         <w:color w:themeColor="background1" w:val="FFFFFF"/>
@@ -13443,6 +13999,7 @@
     </w:tblStylePr>
     <w:tblStylePr w:type="lastRow">
       <w:rPr>
+        <w:rFonts w:eastAsia="黑体"/>
         <w:b/>
         <w:bCs/>
         <w:color w:themeColor="accent2" w:themeShade="CC" w:val="9E3A38"/>
@@ -13457,12 +14014,14 @@
     </w:tblStylePr>
     <w:tblStylePr w:type="firstCol">
       <w:rPr>
+        <w:rFonts w:eastAsia="黑体"/>
         <w:b/>
         <w:bCs/>
       </w:rPr>
     </w:tblStylePr>
     <w:tblStylePr w:type="lastCol">
       <w:rPr>
+        <w:rFonts w:eastAsia="黑体"/>
         <w:b/>
         <w:bCs/>
       </w:rPr>
@@ -13497,6 +14056,7 @@
       <w:spacing w:after="0" w:line="240" w:lineRule="auto"/>
     </w:pPr>
     <w:rPr>
+      <w:rFonts w:eastAsia="黑体"/>
       <w:color w:themeColor="text1" w:val="000000"/>
     </w:rPr>
     <w:tblPr>
@@ -13515,6 +14075,7 @@
     </w:tcPr>
     <w:tblStylePr w:type="firstRow">
       <w:rPr>
+        <w:rFonts w:eastAsia="黑体"/>
         <w:b/>
         <w:bCs/>
         <w:color w:themeColor="background1" w:val="FFFFFF"/>
@@ -13529,6 +14090,7 @@
     </w:tblStylePr>
     <w:tblStylePr w:type="lastRow">
       <w:rPr>
+        <w:rFonts w:eastAsia="黑体"/>
         <w:b/>
         <w:bCs/>
         <w:color w:themeColor="accent4" w:themeShade="CC" w:val="664E82"/>
@@ -13543,12 +14105,14 @@
     </w:tblStylePr>
     <w:tblStylePr w:type="firstCol">
       <w:rPr>
+        <w:rFonts w:eastAsia="黑体"/>
         <w:b/>
         <w:bCs/>
       </w:rPr>
     </w:tblStylePr>
     <w:tblStylePr w:type="lastCol">
       <w:rPr>
+        <w:rFonts w:eastAsia="黑体"/>
         <w:b/>
         <w:bCs/>
       </w:rPr>
@@ -13583,6 +14147,7 @@
       <w:spacing w:after="0" w:line="240" w:lineRule="auto"/>
     </w:pPr>
     <w:rPr>
+      <w:rFonts w:eastAsia="黑体"/>
       <w:color w:themeColor="text1" w:val="000000"/>
     </w:rPr>
     <w:tblPr>
@@ -13601,6 +14166,7 @@
     </w:tcPr>
     <w:tblStylePr w:type="firstRow">
       <w:rPr>
+        <w:rFonts w:eastAsia="黑体"/>
         <w:b/>
         <w:bCs/>
         <w:color w:themeColor="background1" w:val="FFFFFF"/>
@@ -13615,6 +14181,7 @@
     </w:tblStylePr>
     <w:tblStylePr w:type="lastRow">
       <w:rPr>
+        <w:rFonts w:eastAsia="黑体"/>
         <w:b/>
         <w:bCs/>
         <w:color w:themeColor="accent3" w:themeShade="CC" w:val="7E9C40"/>
@@ -13629,12 +14196,14 @@
     </w:tblStylePr>
     <w:tblStylePr w:type="firstCol">
       <w:rPr>
+        <w:rFonts w:eastAsia="黑体"/>
         <w:b/>
         <w:bCs/>
       </w:rPr>
     </w:tblStylePr>
     <w:tblStylePr w:type="lastCol">
       <w:rPr>
+        <w:rFonts w:eastAsia="黑体"/>
         <w:b/>
         <w:bCs/>
       </w:rPr>
@@ -13669,6 +14238,7 @@
       <w:spacing w:after="0" w:line="240" w:lineRule="auto"/>
     </w:pPr>
     <w:rPr>
+      <w:rFonts w:eastAsia="黑体"/>
       <w:color w:themeColor="text1" w:val="000000"/>
     </w:rPr>
     <w:tblPr>
@@ -13687,6 +14257,7 @@
     </w:tcPr>
     <w:tblStylePr w:type="firstRow">
       <w:rPr>
+        <w:rFonts w:eastAsia="黑体"/>
         <w:b/>
         <w:bCs/>
         <w:color w:themeColor="background1" w:val="FFFFFF"/>
@@ -13701,6 +14272,7 @@
     </w:tblStylePr>
     <w:tblStylePr w:type="lastRow">
       <w:rPr>
+        <w:rFonts w:eastAsia="黑体"/>
         <w:b/>
         <w:bCs/>
         <w:color w:themeColor="accent6" w:themeShade="CC" w:val="F2730A"/>
@@ -13715,12 +14287,14 @@
     </w:tblStylePr>
     <w:tblStylePr w:type="firstCol">
       <w:rPr>
+        <w:rFonts w:eastAsia="黑体"/>
         <w:b/>
         <w:bCs/>
       </w:rPr>
     </w:tblStylePr>
     <w:tblStylePr w:type="lastCol">
       <w:rPr>
+        <w:rFonts w:eastAsia="黑体"/>
         <w:b/>
         <w:bCs/>
       </w:rPr>
@@ -13755,6 +14329,7 @@
       <w:spacing w:after="0" w:line="240" w:lineRule="auto"/>
     </w:pPr>
     <w:rPr>
+      <w:rFonts w:eastAsia="黑体"/>
       <w:color w:themeColor="text1" w:val="000000"/>
     </w:rPr>
     <w:tblPr>
@@ -13773,6 +14348,7 @@
     </w:tcPr>
     <w:tblStylePr w:type="firstRow">
       <w:rPr>
+        <w:rFonts w:eastAsia="黑体"/>
         <w:b/>
         <w:bCs/>
         <w:color w:themeColor="background1" w:val="FFFFFF"/>
@@ -13787,6 +14363,7 @@
     </w:tblStylePr>
     <w:tblStylePr w:type="lastRow">
       <w:rPr>
+        <w:rFonts w:eastAsia="黑体"/>
         <w:b/>
         <w:bCs/>
         <w:color w:themeColor="accent5" w:themeShade="CC" w:val="348DA5"/>
@@ -13801,12 +14378,14 @@
     </w:tblStylePr>
     <w:tblStylePr w:type="firstCol">
       <w:rPr>
+        <w:rFonts w:eastAsia="黑体"/>
         <w:b/>
         <w:bCs/>
       </w:rPr>
     </w:tblStylePr>
     <w:tblStylePr w:type="lastCol">
       <w:rPr>
+        <w:rFonts w:eastAsia="黑体"/>
         <w:b/>
         <w:bCs/>
       </w:rPr>
@@ -13841,6 +14420,7 @@
       <w:spacing w:after="0" w:line="240" w:lineRule="auto"/>
     </w:pPr>
     <w:rPr>
+      <w:rFonts w:eastAsia="黑体"/>
       <w:color w:themeColor="text1" w:val="000000"/>
     </w:rPr>
     <w:tblPr>
@@ -13862,6 +14442,7 @@
     </w:tcPr>
     <w:tblStylePr w:type="firstRow">
       <w:rPr>
+        <w:rFonts w:eastAsia="黑体"/>
         <w:b/>
         <w:bCs/>
       </w:rPr>
@@ -13872,6 +14453,7 @@
     </w:tblStylePr>
     <w:tblStylePr w:type="lastRow">
       <w:rPr>
+        <w:rFonts w:eastAsia="黑体"/>
         <w:b/>
         <w:bCs/>
         <w:color w:themeColor="text1" w:val="000000"/>
@@ -13883,6 +14465,7 @@
     </w:tblStylePr>
     <w:tblStylePr w:type="firstCol">
       <w:rPr>
+        <w:rFonts w:eastAsia="黑体"/>
         <w:color w:themeColor="background1" w:val="FFFFFF"/>
       </w:rPr>
       <w:tblPr/>
@@ -13892,6 +14475,7 @@
     </w:tblStylePr>
     <w:tblStylePr w:type="lastCol">
       <w:rPr>
+        <w:rFonts w:eastAsia="黑体"/>
         <w:color w:themeColor="background1" w:val="FFFFFF"/>
       </w:rPr>
       <w:tblPr/>
@@ -13921,6 +14505,7 @@
       <w:spacing w:after="0" w:line="240" w:lineRule="auto"/>
     </w:pPr>
     <w:rPr>
+      <w:rFonts w:eastAsia="黑体"/>
       <w:color w:themeColor="text1" w:val="000000"/>
     </w:rPr>
     <w:tblPr>
@@ -13942,6 +14527,7 @@
     </w:tcPr>
     <w:tblStylePr w:type="firstRow">
       <w:rPr>
+        <w:rFonts w:eastAsia="黑体"/>
         <w:b/>
         <w:bCs/>
       </w:rPr>
@@ -13952,6 +14538,7 @@
     </w:tblStylePr>
     <w:tblStylePr w:type="lastRow">
       <w:rPr>
+        <w:rFonts w:eastAsia="黑体"/>
         <w:b/>
         <w:bCs/>
         <w:color w:themeColor="text1" w:val="000000"/>
@@ -13963,6 +14550,7 @@
     </w:tblStylePr>
     <w:tblStylePr w:type="firstCol">
       <w:rPr>
+        <w:rFonts w:eastAsia="黑体"/>
         <w:color w:themeColor="background1" w:val="FFFFFF"/>
       </w:rPr>
       <w:tblPr/>
@@ -13972,6 +14560,7 @@
     </w:tblStylePr>
     <w:tblStylePr w:type="lastCol">
       <w:rPr>
+        <w:rFonts w:eastAsia="黑体"/>
         <w:color w:themeColor="background1" w:val="FFFFFF"/>
       </w:rPr>
       <w:tblPr/>
@@ -14001,6 +14590,7 @@
       <w:spacing w:after="0" w:line="240" w:lineRule="auto"/>
     </w:pPr>
     <w:rPr>
+      <w:rFonts w:eastAsia="黑体"/>
       <w:color w:themeColor="text1" w:val="000000"/>
     </w:rPr>
     <w:tblPr>
@@ -14022,6 +14612,7 @@
     </w:tcPr>
     <w:tblStylePr w:type="firstRow">
       <w:rPr>
+        <w:rFonts w:eastAsia="黑体"/>
         <w:b/>
         <w:bCs/>
       </w:rPr>
@@ -14032,6 +14623,7 @@
     </w:tblStylePr>
     <w:tblStylePr w:type="lastRow">
       <w:rPr>
+        <w:rFonts w:eastAsia="黑体"/>
         <w:b/>
         <w:bCs/>
         <w:color w:themeColor="text1" w:val="000000"/>
@@ -14043,6 +14635,7 @@
     </w:tblStylePr>
     <w:tblStylePr w:type="firstCol">
       <w:rPr>
+        <w:rFonts w:eastAsia="黑体"/>
         <w:color w:themeColor="background1" w:val="FFFFFF"/>
       </w:rPr>
       <w:tblPr/>
@@ -14052,6 +14645,7 @@
     </w:tblStylePr>
     <w:tblStylePr w:type="lastCol">
       <w:rPr>
+        <w:rFonts w:eastAsia="黑体"/>
         <w:color w:themeColor="background1" w:val="FFFFFF"/>
       </w:rPr>
       <w:tblPr/>
@@ -14081,6 +14675,7 @@
       <w:spacing w:after="0" w:line="240" w:lineRule="auto"/>
     </w:pPr>
     <w:rPr>
+      <w:rFonts w:eastAsia="黑体"/>
       <w:color w:themeColor="text1" w:val="000000"/>
     </w:rPr>
     <w:tblPr>
@@ -14102,6 +14697,7 @@
     </w:tcPr>
     <w:tblStylePr w:type="firstRow">
       <w:rPr>
+        <w:rFonts w:eastAsia="黑体"/>
         <w:b/>
         <w:bCs/>
       </w:rPr>
@@ -14112,6 +14708,7 @@
     </w:tblStylePr>
     <w:tblStylePr w:type="lastRow">
       <w:rPr>
+        <w:rFonts w:eastAsia="黑体"/>
         <w:b/>
         <w:bCs/>
         <w:color w:themeColor="text1" w:val="000000"/>
@@ -14123,6 +14720,7 @@
     </w:tblStylePr>
     <w:tblStylePr w:type="firstCol">
       <w:rPr>
+        <w:rFonts w:eastAsia="黑体"/>
         <w:color w:themeColor="background1" w:val="FFFFFF"/>
       </w:rPr>
       <w:tblPr/>
@@ -14132,6 +14730,7 @@
     </w:tblStylePr>
     <w:tblStylePr w:type="lastCol">
       <w:rPr>
+        <w:rFonts w:eastAsia="黑体"/>
         <w:color w:themeColor="background1" w:val="FFFFFF"/>
       </w:rPr>
       <w:tblPr/>
@@ -14161,6 +14760,7 @@
       <w:spacing w:after="0" w:line="240" w:lineRule="auto"/>
     </w:pPr>
     <w:rPr>
+      <w:rFonts w:eastAsia="黑体"/>
       <w:color w:themeColor="text1" w:val="000000"/>
     </w:rPr>
     <w:tblPr>
@@ -14182,6 +14782,7 @@
     </w:tcPr>
     <w:tblStylePr w:type="firstRow">
       <w:rPr>
+        <w:rFonts w:eastAsia="黑体"/>
         <w:b/>
         <w:bCs/>
       </w:rPr>
@@ -14192,6 +14793,7 @@
     </w:tblStylePr>
     <w:tblStylePr w:type="lastRow">
       <w:rPr>
+        <w:rFonts w:eastAsia="黑体"/>
         <w:b/>
         <w:bCs/>
         <w:color w:themeColor="text1" w:val="000000"/>
@@ -14203,6 +14805,7 @@
     </w:tblStylePr>
     <w:tblStylePr w:type="firstCol">
       <w:rPr>
+        <w:rFonts w:eastAsia="黑体"/>
         <w:color w:themeColor="background1" w:val="FFFFFF"/>
       </w:rPr>
       <w:tblPr/>
@@ -14212,6 +14815,7 @@
     </w:tblStylePr>
     <w:tblStylePr w:type="lastCol">
       <w:rPr>
+        <w:rFonts w:eastAsia="黑体"/>
         <w:color w:themeColor="background1" w:val="FFFFFF"/>
       </w:rPr>
       <w:tblPr/>
@@ -14241,6 +14845,7 @@
       <w:spacing w:after="0" w:line="240" w:lineRule="auto"/>
     </w:pPr>
     <w:rPr>
+      <w:rFonts w:eastAsia="黑体"/>
       <w:color w:themeColor="text1" w:val="000000"/>
     </w:rPr>
     <w:tblPr>
@@ -14262,6 +14867,7 @@
     </w:tcPr>
     <w:tblStylePr w:type="firstRow">
       <w:rPr>
+        <w:rFonts w:eastAsia="黑体"/>
         <w:b/>
         <w:bCs/>
       </w:rPr>
@@ -14272,6 +14878,7 @@
     </w:tblStylePr>
     <w:tblStylePr w:type="lastRow">
       <w:rPr>
+        <w:rFonts w:eastAsia="黑体"/>
         <w:b/>
         <w:bCs/>
         <w:color w:themeColor="text1" w:val="000000"/>
@@ -14283,6 +14890,7 @@
     </w:tblStylePr>
     <w:tblStylePr w:type="firstCol">
       <w:rPr>
+        <w:rFonts w:eastAsia="黑体"/>
         <w:color w:themeColor="background1" w:val="FFFFFF"/>
       </w:rPr>
       <w:tblPr/>
@@ -14292,6 +14900,7 @@
     </w:tblStylePr>
     <w:tblStylePr w:type="lastCol">
       <w:rPr>
+        <w:rFonts w:eastAsia="黑体"/>
         <w:color w:themeColor="background1" w:val="FFFFFF"/>
       </w:rPr>
       <w:tblPr/>
@@ -14321,6 +14930,7 @@
       <w:spacing w:after="0" w:line="240" w:lineRule="auto"/>
     </w:pPr>
     <w:rPr>
+      <w:rFonts w:eastAsia="黑体"/>
       <w:color w:themeColor="text1" w:val="000000"/>
     </w:rPr>
     <w:tblPr>
@@ -14342,6 +14952,7 @@
     </w:tcPr>
     <w:tblStylePr w:type="firstRow">
       <w:rPr>
+        <w:rFonts w:eastAsia="黑体"/>
         <w:b/>
         <w:bCs/>
       </w:rPr>
@@ -14352,6 +14963,7 @@
     </w:tblStylePr>
     <w:tblStylePr w:type="lastRow">
       <w:rPr>
+        <w:rFonts w:eastAsia="黑体"/>
         <w:b/>
         <w:bCs/>
         <w:color w:themeColor="text1" w:val="000000"/>
@@ -14363,6 +14975,7 @@
     </w:tblStylePr>
     <w:tblStylePr w:type="firstCol">
       <w:rPr>
+        <w:rFonts w:eastAsia="黑体"/>
         <w:color w:themeColor="background1" w:val="FFFFFF"/>
       </w:rPr>
       <w:tblPr/>
@@ -14372,6 +14985,7 @@
     </w:tblStylePr>
     <w:tblStylePr w:type="lastCol">
       <w:rPr>
+        <w:rFonts w:eastAsia="黑体"/>
         <w:color w:themeColor="background1" w:val="FFFFFF"/>
       </w:rPr>
       <w:tblPr/>
@@ -14404,6 +15018,7 @@
     <w:name w:val="KeywordTok"/>
     <w:basedOn w:val="VerbatimChar"/>
     <w:rPr>
+      <w:rFonts w:eastAsia="黑体"/>
       <w:b/>
       <w:color w:val="007020"/>
     </w:rPr>
@@ -14412,6 +15027,7 @@
     <w:name w:val="DataTypeTok"/>
     <w:basedOn w:val="VerbatimChar"/>
     <w:rPr>
+      <w:rFonts w:eastAsia="黑体"/>
       <w:color w:val="902000"/>
     </w:rPr>
   </w:style>
@@ -14419,6 +15035,7 @@
     <w:name w:val="DecValTok"/>
     <w:basedOn w:val="VerbatimChar"/>
     <w:rPr>
+      <w:rFonts w:eastAsia="黑体"/>
       <w:color w:val="40a070"/>
     </w:rPr>
   </w:style>
@@ -14426,6 +15043,7 @@
     <w:name w:val="BaseNTok"/>
     <w:basedOn w:val="VerbatimChar"/>
     <w:rPr>
+      <w:rFonts w:eastAsia="黑体"/>
       <w:color w:val="40a070"/>
     </w:rPr>
   </w:style>
@@ -14433,6 +15051,7 @@
     <w:name w:val="FloatTok"/>
     <w:basedOn w:val="VerbatimChar"/>
     <w:rPr>
+      <w:rFonts w:eastAsia="黑体"/>
       <w:color w:val="40a070"/>
     </w:rPr>
   </w:style>
@@ -14440,6 +15059,7 @@
     <w:name w:val="ConstantTok"/>
     <w:basedOn w:val="VerbatimChar"/>
     <w:rPr>
+      <w:rFonts w:eastAsia="黑体"/>
       <w:color w:val="880000"/>
     </w:rPr>
   </w:style>
@@ -14447,6 +15067,7 @@
     <w:name w:val="CharTok"/>
     <w:basedOn w:val="VerbatimChar"/>
     <w:rPr>
+      <w:rFonts w:eastAsia="黑体"/>
       <w:color w:val="4070a0"/>
     </w:rPr>
   </w:style>
@@ -14454,6 +15075,7 @@
     <w:name w:val="SpecialCharTok"/>
     <w:basedOn w:val="VerbatimChar"/>
     <w:rPr>
+      <w:rFonts w:eastAsia="黑体"/>
       <w:color w:val="4070a0"/>
     </w:rPr>
   </w:style>
@@ -14461,6 +15083,7 @@
     <w:name w:val="StringTok"/>
     <w:basedOn w:val="VerbatimChar"/>
     <w:rPr>
+      <w:rFonts w:eastAsia="黑体"/>
       <w:color w:val="4070a0"/>
     </w:rPr>
   </w:style>
@@ -14468,6 +15091,7 @@
     <w:name w:val="VerbatimStringTok"/>
     <w:basedOn w:val="VerbatimChar"/>
     <w:rPr>
+      <w:rFonts w:eastAsia="黑体"/>
       <w:color w:val="4070a0"/>
     </w:rPr>
   </w:style>
@@ -14475,6 +15099,7 @@
     <w:name w:val="SpecialStringTok"/>
     <w:basedOn w:val="VerbatimChar"/>
     <w:rPr>
+      <w:rFonts w:eastAsia="黑体"/>
       <w:color w:val="bb6688"/>
     </w:rPr>
   </w:style>
@@ -14482,6 +15107,7 @@
     <w:name w:val="ImportTok"/>
     <w:basedOn w:val="VerbatimChar"/>
     <w:rPr>
+      <w:rFonts w:eastAsia="黑体"/>
       <w:b/>
       <w:color w:val="008000"/>
     </w:rPr>
@@ -14490,6 +15116,7 @@
     <w:name w:val="CommentTok"/>
     <w:basedOn w:val="VerbatimChar"/>
     <w:rPr>
+      <w:rFonts w:eastAsia="黑体"/>
       <w:i/>
       <w:color w:val="60a0b0"/>
     </w:rPr>
@@ -14498,6 +15125,7 @@
     <w:name w:val="DocumentationTok"/>
     <w:basedOn w:val="VerbatimChar"/>
     <w:rPr>
+      <w:rFonts w:eastAsia="黑体"/>
       <w:i/>
       <w:color w:val="ba2121"/>
     </w:rPr>
@@ -14506,6 +15134,7 @@
     <w:name w:val="AnnotationTok"/>
     <w:basedOn w:val="VerbatimChar"/>
     <w:rPr>
+      <w:rFonts w:eastAsia="黑体"/>
       <w:b/>
       <w:i/>
       <w:color w:val="60a0b0"/>
@@ -14515,6 +15144,7 @@
     <w:name w:val="CommentVarTok"/>
     <w:basedOn w:val="VerbatimChar"/>
     <w:rPr>
+      <w:rFonts w:eastAsia="黑体"/>
       <w:b/>
       <w:i/>
       <w:color w:val="60a0b0"/>
@@ -14524,6 +15154,7 @@
     <w:name w:val="OtherTok"/>
     <w:basedOn w:val="VerbatimChar"/>
     <w:rPr>
+      <w:rFonts w:eastAsia="黑体"/>
       <w:color w:val="007020"/>
     </w:rPr>
   </w:style>
@@ -14531,6 +15162,7 @@
     <w:name w:val="FunctionTok"/>
     <w:basedOn w:val="VerbatimChar"/>
     <w:rPr>
+      <w:rFonts w:eastAsia="黑体"/>
       <w:color w:val="06287e"/>
     </w:rPr>
   </w:style>
@@ -14538,6 +15170,7 @@
     <w:name w:val="VariableTok"/>
     <w:basedOn w:val="VerbatimChar"/>
     <w:rPr>
+      <w:rFonts w:eastAsia="黑体"/>
       <w:color w:val="19177c"/>
     </w:rPr>
   </w:style>
@@ -14545,6 +15178,7 @@
     <w:name w:val="ControlFlowTok"/>
     <w:basedOn w:val="VerbatimChar"/>
     <w:rPr>
+      <w:rFonts w:eastAsia="黑体"/>
       <w:b/>
       <w:color w:val="007020"/>
     </w:rPr>
@@ -14553,6 +15187,7 @@
     <w:name w:val="OperatorTok"/>
     <w:basedOn w:val="VerbatimChar"/>
     <w:rPr>
+      <w:rFonts w:eastAsia="黑体"/>
       <w:color w:val="666666"/>
     </w:rPr>
   </w:style>
@@ -14560,18 +15195,22 @@
     <w:name w:val="BuiltInTok"/>
     <w:basedOn w:val="VerbatimChar"/>
     <w:rPr>
+      <w:rFonts w:eastAsia="黑体"/>
       <w:color w:val="008000"/>
     </w:rPr>
   </w:style>
   <w:style w:type="character" w:customStyle="1" w:styleId="ExtensionTok">
     <w:name w:val="ExtensionTok"/>
     <w:basedOn w:val="VerbatimChar"/>
-    <w:rPr/>
+    <w:rPr>
+      <w:rFonts w:eastAsia="黑体"/>
+    </w:rPr>
   </w:style>
   <w:style w:type="character" w:customStyle="1" w:styleId="PreprocessorTok">
     <w:name w:val="PreprocessorTok"/>
     <w:basedOn w:val="VerbatimChar"/>
     <w:rPr>
+      <w:rFonts w:eastAsia="黑体"/>
       <w:color w:val="bc7a00"/>
     </w:rPr>
   </w:style>
@@ -14579,18 +15218,22 @@
     <w:name w:val="AttributeTok"/>
     <w:basedOn w:val="VerbatimChar"/>
     <w:rPr>
+      <w:rFonts w:eastAsia="黑体"/>
       <w:color w:val="7d9029"/>
     </w:rPr>
   </w:style>
   <w:style w:type="character" w:customStyle="1" w:styleId="RegionMarkerTok">
     <w:name w:val="RegionMarkerTok"/>
     <w:basedOn w:val="VerbatimChar"/>
-    <w:rPr/>
+    <w:rPr>
+      <w:rFonts w:eastAsia="黑体"/>
+    </w:rPr>
   </w:style>
   <w:style w:type="character" w:customStyle="1" w:styleId="InformationTok">
     <w:name w:val="InformationTok"/>
     <w:basedOn w:val="VerbatimChar"/>
     <w:rPr>
+      <w:rFonts w:eastAsia="黑体"/>
       <w:b/>
       <w:i/>
       <w:color w:val="60a0b0"/>
@@ -14600,6 +15243,7 @@
     <w:name w:val="WarningTok"/>
     <w:basedOn w:val="VerbatimChar"/>
     <w:rPr>
+      <w:rFonts w:eastAsia="黑体"/>
       <w:b/>
       <w:i/>
       <w:color w:val="60a0b0"/>
@@ -14609,6 +15253,7 @@
     <w:name w:val="AlertTok"/>
     <w:basedOn w:val="VerbatimChar"/>
     <w:rPr>
+      <w:rFonts w:eastAsia="黑体"/>
       <w:b/>
       <w:color w:val="ff0000"/>
     </w:rPr>
@@ -14617,6 +15262,7 @@
     <w:name w:val="ErrorTok"/>
     <w:basedOn w:val="VerbatimChar"/>
     <w:rPr>
+      <w:rFonts w:eastAsia="黑体"/>
       <w:b/>
       <w:color w:val="ff0000"/>
     </w:rPr>
@@ -14624,7 +15270,9 @@
   <w:style w:type="character" w:customStyle="1" w:styleId="NormalTok">
     <w:name w:val="NormalTok"/>
     <w:basedOn w:val="VerbatimChar"/>
-    <w:rPr/>
+    <w:rPr>
+      <w:rFonts w:eastAsia="黑体"/>
+    </w:rPr>
   </w:style>
 </w:styles>
 </file>
@@ -14673,12 +15321,12 @@
     <a:fontScheme name="Office">
       <a:majorFont>
         <a:latin typeface="Calibri"/>
-        <a:ea typeface=""/>
+        <a:ea typeface="黑体"/>
         <a:cs typeface=""/>
         <a:font script="Jpan" typeface="ＭＳ ゴシック"/>
         <a:font script="Hang" typeface="맑은 고딕"/>
-        <a:font script="Hans" typeface="宋体"/>
-        <a:font script="Hant" typeface="新細明體"/>
+        <a:font script="Hans" typeface="黑体"/>
+        <a:font script="Hant" typeface="黑体"/>
         <a:font script="Arab" typeface="Times New Roman"/>
         <a:font script="Hebr" typeface="Times New Roman"/>
         <a:font script="Thai" typeface="Angsana New"/>
@@ -14708,12 +15356,12 @@
       </a:majorFont>
       <a:minorFont>
         <a:latin typeface="Cambria"/>
-        <a:ea typeface=""/>
+        <a:ea typeface="黑体"/>
         <a:cs typeface=""/>
         <a:font script="Jpan" typeface="ＭＳ 明朝"/>
         <a:font script="Hang" typeface="맑은 고딕"/>
-        <a:font script="Hans" typeface="宋体"/>
-        <a:font script="Hant" typeface="新細明體"/>
+        <a:font script="Hans" typeface="黑体"/>
+        <a:font script="Hant" typeface="黑体"/>
         <a:font script="Arab" typeface="Arial"/>
         <a:font script="Hebr" typeface="Arial"/>
         <a:font script="Thai" typeface="Cordia New"/>

--- a/04-滤波电路/01-低通滤波/一阶低通滤波电路/一阶低通滤波电路.docx
+++ b/04-滤波电路/01-低通滤波/一阶低通滤波电路/一阶低通滤波电路.docx
@@ -2250,7 +2250,7 @@
           <w:color w:val="555555"/>
           <w:sz w:val="21"/>
         </w:rPr>
-        <w:t>材料收集者：杜文杰，WX手机：19519196569，QQ:3478827729</w:t>
+        <w:t>材料收集者：杜文杰，微信/手机：19519196569，QQ:3478827729</w:t>
       </w:r>
     </w:p>
     <w:sectPr>
